--- a/terraform/terraform notes.docx
+++ b/terraform/terraform notes.docx
@@ -70,6 +70,1541 @@
         </w:r>
       </w:hyperlink>
     </w:p>
+    <w:p>
+      <w:pPr>
+        <w:rPr>
+          <w:lang w:val="pl-PL"/>
+        </w:rPr>
+      </w:pPr>
+    </w:p>
+    <w:p>
+      <w:pPr>
+        <w:pStyle w:val="Heading1"/>
+      </w:pPr>
+      <w:r>
+        <w:t>Terraform setup</w:t>
+      </w:r>
+    </w:p>
+    <w:p>
+      <w:pPr>
+        <w:numPr>
+          <w:ilvl w:val="0"/>
+          <w:numId w:val="4"/>
+        </w:numPr>
+        <w:spacing w:after="0" w:line="240" w:lineRule="auto"/>
+      </w:pPr>
+      <w:r>
+        <w:rPr>
+          <w:lang w:val="pl-PL"/>
+        </w:rPr>
+        <w:t xml:space="preserve">Terraform installation and basic tutorial: </w:t>
+      </w:r>
+      <w:hyperlink r:id="rId8" w:history="1">
+        <w:r>
+          <w:rPr>
+            <w:rStyle w:val="Hyperlink"/>
+            <w:lang w:val="pl-PL"/>
+          </w:rPr>
+          <w:t>developer.hashicorp.com</w:t>
+        </w:r>
+      </w:hyperlink>
+    </w:p>
+    <w:p>
+      <w:pPr>
+        <w:numPr>
+          <w:ilvl w:val="0"/>
+          <w:numId w:val="4"/>
+        </w:numPr>
+        <w:spacing w:after="0" w:line="240" w:lineRule="auto"/>
+      </w:pPr>
+      <w:r>
+        <w:t xml:space="preserve">In order to </w:t>
+      </w:r>
+      <w:r>
+        <w:t xml:space="preserve">allow terraform to create service principals we need to create a service principal with the ‘owner’ role which will be used by the Terraform. </w:t>
+      </w:r>
+    </w:p>
+    <w:p>
+      <w:pPr>
+        <w:tabs>
+          <w:tab w:val="left" w:pos="420"/>
+        </w:tabs>
+        <w:ind w:left="420"/>
+      </w:pPr>
+    </w:p>
+    <w:p>
+      <w:pPr>
+        <w:tabs>
+          <w:tab w:val="left" w:pos="420"/>
+        </w:tabs>
+        <w:ind w:left="420"/>
+      </w:pPr>
+      <w:r>
+        <w:t xml:space="preserve">Creating such a service principal and assigning it to Terraform to use it is described here: </w:t>
+      </w:r>
+      <w:hyperlink r:id="rId9" w:history="1">
+        <w:r>
+          <w:rPr>
+            <w:rStyle w:val="Hyperlink"/>
+          </w:rPr>
+          <w:t>developer.hashicorp.com</w:t>
+        </w:r>
+      </w:hyperlink>
+      <w:r>
+        <w:t xml:space="preserve"> in the ‘Authenticate using the Azure CLI’ section.</w:t>
+      </w:r>
+    </w:p>
+    <w:p>
+      <w:pPr>
+        <w:tabs>
+          <w:tab w:val="left" w:pos="420"/>
+        </w:tabs>
+        <w:ind w:left="420"/>
+      </w:pPr>
+    </w:p>
+    <w:p>
+      <w:pPr>
+        <w:tabs>
+          <w:tab w:val="left" w:pos="420"/>
+        </w:tabs>
+        <w:ind w:left="420"/>
+      </w:pPr>
+      <w:r>
+        <w:t>But in that section we are creating a service principal with the ‘Contributor’ role and we need to change it into ‘Owner’</w:t>
+      </w:r>
+    </w:p>
+    <w:p>
+      <w:pPr>
+        <w:tabs>
+          <w:tab w:val="left" w:pos="420"/>
+        </w:tabs>
+        <w:ind w:left="420"/>
+      </w:pPr>
+    </w:p>
+    <w:p>
+      <w:pPr>
+        <w:tabs>
+          <w:tab w:val="left" w:pos="420"/>
+        </w:tabs>
+        <w:ind w:left="420"/>
+      </w:pPr>
+      <w:r>
+        <w:t>Also it is useful to add some name to the created service principal, for example ‘Terraform’. We can do this by using the ‘</w:t>
+      </w:r>
+      <w:r>
+        <w:t>az ad sp create-for-rbac</w:t>
+      </w:r>
+      <w:r>
+        <w:t>’ command with the ‘--name’ parameter.</w:t>
+      </w:r>
+    </w:p>
+    <w:p>
+      <w:pPr>
+        <w:tabs>
+          <w:tab w:val="left" w:pos="420"/>
+        </w:tabs>
+        <w:ind w:left="420"/>
+      </w:pPr>
+    </w:p>
+    <w:p>
+      <w:pPr>
+        <w:tabs>
+          <w:tab w:val="left" w:pos="420"/>
+        </w:tabs>
+        <w:ind w:left="420"/>
+      </w:pPr>
+      <w:r>
+        <w:t xml:space="preserve">Additionaly we need to assign Microsoft Entra ‘Application Administrator’ role to that service principal. It is described here how to do this: </w:t>
+      </w:r>
+      <w:hyperlink r:id="rId10" w:history="1">
+        <w:r>
+          <w:rPr>
+            <w:rStyle w:val="Hyperlink"/>
+          </w:rPr>
+          <w:t>docs.azure.cn</w:t>
+        </w:r>
+      </w:hyperlink>
+    </w:p>
+    <w:p>
+      <w:pPr>
+        <w:pStyle w:val="ListParagraph"/>
+        <w:numPr>
+          <w:ilvl w:val="0"/>
+          <w:numId w:val="5"/>
+        </w:numPr>
+        <w:tabs>
+          <w:tab w:val="left" w:pos="420"/>
+        </w:tabs>
+        <w:spacing w:after="0" w:line="240" w:lineRule="auto"/>
+        <w:rPr>
+          <w:rStyle w:val="Emphasis"/>
+          <w:i w:val="0"/>
+          <w:iCs w:val="0"/>
+        </w:rPr>
+      </w:pPr>
+    </w:p>
+    <w:p>
+      <w:pPr>
+        <w:pStyle w:val="Heading1"/>
+        <w:rPr>
+          <w:lang w:val="pl-PL"/>
+        </w:rPr>
+      </w:pPr>
+      <w:r>
+        <w:rPr>
+          <w:lang w:val="pl-PL"/>
+        </w:rPr>
+        <w:t>Commands</w:t>
+      </w:r>
+    </w:p>
+    <w:p>
+      <w:pPr>
+        <w:numPr>
+          <w:ilvl w:val="0"/>
+          <w:numId w:val="4"/>
+        </w:numPr>
+        <w:spacing w:after="0" w:line="240" w:lineRule="auto"/>
+      </w:pPr>
+      <w:r>
+        <w:rPr>
+          <w:lang w:val="pl-PL"/>
+        </w:rPr>
+        <w:t xml:space="preserve">Init Terraform in a folder (we need to do this before we run a Terraform file located in that folder): </w:t>
+      </w:r>
+    </w:p>
+    <w:p>
+      <w:pPr>
+        <w:numPr>
+          <w:ilvl w:val="1"/>
+          <w:numId w:val="4"/>
+        </w:numPr>
+        <w:spacing w:after="0" w:line="240" w:lineRule="auto"/>
+      </w:pPr>
+      <w:r>
+        <w:rPr>
+          <w:lang w:val="pl-PL"/>
+        </w:rPr>
+        <w:t>cd directory_name</w:t>
+      </w:r>
+    </w:p>
+    <w:p>
+      <w:pPr>
+        <w:numPr>
+          <w:ilvl w:val="1"/>
+          <w:numId w:val="4"/>
+        </w:numPr>
+        <w:spacing w:after="0" w:line="240" w:lineRule="auto"/>
+      </w:pPr>
+      <w:r>
+        <w:rPr>
+          <w:lang w:val="pl-PL"/>
+        </w:rPr>
+        <w:t>terraform init</w:t>
+      </w:r>
+    </w:p>
+    <w:p>
+      <w:pPr>
+        <w:numPr>
+          <w:ilvl w:val="0"/>
+          <w:numId w:val="4"/>
+        </w:numPr>
+        <w:tabs>
+          <w:tab w:val="left" w:pos="840"/>
+        </w:tabs>
+        <w:spacing w:after="0" w:line="240" w:lineRule="auto"/>
+      </w:pPr>
+      <w:r>
+        <w:rPr>
+          <w:lang w:val="pl-PL"/>
+        </w:rPr>
+        <w:t>Create and destroy resources defined in the Terraform file:</w:t>
+      </w:r>
+    </w:p>
+    <w:p>
+      <w:pPr>
+        <w:numPr>
+          <w:ilvl w:val="1"/>
+          <w:numId w:val="4"/>
+        </w:numPr>
+        <w:spacing w:after="0" w:line="240" w:lineRule="auto"/>
+      </w:pPr>
+      <w:r>
+        <w:rPr>
+          <w:lang w:val="pl-PL"/>
+        </w:rPr>
+        <w:lastRenderedPageBreak/>
+        <w:t>terraform apply # create or modify resources</w:t>
+      </w:r>
+    </w:p>
+    <w:p>
+      <w:pPr>
+        <w:numPr>
+          <w:ilvl w:val="1"/>
+          <w:numId w:val="4"/>
+        </w:numPr>
+        <w:spacing w:after="0" w:line="240" w:lineRule="auto"/>
+      </w:pPr>
+      <w:r>
+        <w:rPr>
+          <w:lang w:val="pl-PL"/>
+        </w:rPr>
+        <w:t>terraform destroy</w:t>
+      </w:r>
+      <w:r>
+        <w:rPr>
+          <w:lang w:val="pl-PL"/>
+        </w:rPr>
+        <w:t xml:space="preserve"> # destroy resources</w:t>
+      </w:r>
+    </w:p>
+    <w:p>
+      <w:pPr>
+        <w:numPr>
+          <w:ilvl w:val="0"/>
+          <w:numId w:val="4"/>
+        </w:numPr>
+        <w:tabs>
+          <w:tab w:val="left" w:pos="840"/>
+        </w:tabs>
+        <w:spacing w:after="0" w:line="240" w:lineRule="auto"/>
+      </w:pPr>
+      <w:r>
+        <w:rPr>
+          <w:lang w:val="pl-PL"/>
+        </w:rPr>
+        <w:t>Create and destroy resources defined in the Terraform file with execution plan:</w:t>
+      </w:r>
+    </w:p>
+    <w:p>
+      <w:pPr>
+        <w:numPr>
+          <w:ilvl w:val="1"/>
+          <w:numId w:val="4"/>
+        </w:numPr>
+        <w:spacing w:after="0" w:line="240" w:lineRule="auto"/>
+      </w:pPr>
+      <w:r>
+        <w:t>terraform plan -out main.tfplan</w:t>
+      </w:r>
+      <w:r>
+        <w:t xml:space="preserve"> # create execution plan</w:t>
+      </w:r>
+    </w:p>
+    <w:p>
+      <w:pPr>
+        <w:numPr>
+          <w:ilvl w:val="1"/>
+          <w:numId w:val="4"/>
+        </w:numPr>
+        <w:spacing w:after="0" w:line="240" w:lineRule="auto"/>
+      </w:pPr>
+      <w:r>
+        <w:rPr>
+          <w:lang w:val="pl-PL"/>
+        </w:rPr>
+        <w:t>terraform apply # create or modify resources</w:t>
+      </w:r>
+    </w:p>
+    <w:p>
+      <w:pPr>
+        <w:numPr>
+          <w:ilvl w:val="1"/>
+          <w:numId w:val="4"/>
+        </w:numPr>
+        <w:spacing w:after="0" w:line="240" w:lineRule="auto"/>
+      </w:pPr>
+      <w:r>
+        <w:t>terraform plan -destroy -out main.destroy.tfplan</w:t>
+      </w:r>
+      <w:r>
+        <w:t xml:space="preserve"> </w:t>
+      </w:r>
+      <w:r>
+        <w:tab/>
+        <w:t># create execution plan</w:t>
+      </w:r>
+    </w:p>
+    <w:p>
+      <w:pPr>
+        <w:pStyle w:val="ListParagraph"/>
+        <w:numPr>
+          <w:ilvl w:val="1"/>
+          <w:numId w:val="4"/>
+        </w:numPr>
+        <w:tabs>
+          <w:tab w:val="left" w:pos="420"/>
+        </w:tabs>
+        <w:spacing w:after="0" w:line="240" w:lineRule="auto"/>
+      </w:pPr>
+      <w:r>
+        <w:rPr>
+          <w:lang w:val="pl-PL"/>
+        </w:rPr>
+        <w:t>terraform apply main.destroy.tfplan</w:t>
+      </w:r>
+    </w:p>
+    <w:p>
+      <w:pPr>
+        <w:pStyle w:val="ListParagraph"/>
+        <w:numPr>
+          <w:ilvl w:val="0"/>
+          <w:numId w:val="4"/>
+        </w:numPr>
+        <w:spacing w:after="0" w:line="240" w:lineRule="auto"/>
+        <w:rPr>
+          <w:lang w:val="pl-PL"/>
+        </w:rPr>
+      </w:pPr>
+      <w:r>
+        <w:rPr>
+          <w:lang w:val="pl-PL"/>
+        </w:rPr>
+        <w:t>Get output value:</w:t>
+      </w:r>
+    </w:p>
+    <w:p>
+      <w:pPr>
+        <w:pStyle w:val="ListParagraph"/>
+        <w:numPr>
+          <w:ilvl w:val="1"/>
+          <w:numId w:val="4"/>
+        </w:numPr>
+        <w:spacing w:after="0" w:line="240" w:lineRule="auto"/>
+        <w:rPr>
+          <w:lang w:val="pl-PL"/>
+        </w:rPr>
+      </w:pPr>
+      <w:r>
+        <w:rPr>
+          <w:lang w:val="pl-PL"/>
+        </w:rPr>
+        <w:t>Terraform output -raw output_name</w:t>
+      </w:r>
+    </w:p>
+    <w:p>
+      <w:pPr>
+        <w:pStyle w:val="ListParagraph"/>
+        <w:numPr>
+          <w:ilvl w:val="0"/>
+          <w:numId w:val="4"/>
+        </w:numPr>
+        <w:spacing w:after="0" w:line="240" w:lineRule="auto"/>
+      </w:pPr>
+    </w:p>
+    <w:p>
+      <w:pPr>
+        <w:pStyle w:val="Heading1"/>
+        <w:rPr>
+          <w:lang w:val="pl-PL"/>
+        </w:rPr>
+      </w:pPr>
+      <w:r>
+        <w:rPr>
+          <w:lang w:val="pl-PL"/>
+        </w:rPr>
+        <w:t>Creating outputs</w:t>
+      </w:r>
+    </w:p>
+    <w:p>
+      <w:pPr>
+        <w:rPr>
+          <w:lang w:val="pl-PL"/>
+        </w:rPr>
+      </w:pPr>
+      <w:r>
+        <w:rPr>
+          <w:lang w:val="pl-PL"/>
+        </w:rPr>
+        <w:t>In terraform we can create outputs. In order to do that we need to write such a command in out .tf file:</w:t>
+      </w:r>
+    </w:p>
+    <w:p>
+      <w:pPr>
+        <w:rPr>
+          <w:lang w:val="pl-PL"/>
+        </w:rPr>
+      </w:pPr>
+    </w:p>
+    <w:p>
+      <w:pPr>
+        <w:rPr>
+          <w:lang w:val="pl-PL"/>
+        </w:rPr>
+      </w:pPr>
+      <w:r>
+        <w:rPr>
+          <w:lang w:val="pl-PL"/>
+        </w:rPr>
+        <w:t>output "output_name" {</w:t>
+      </w:r>
+    </w:p>
+    <w:p>
+      <w:pPr>
+        <w:rPr>
+          <w:lang w:val="pl-PL"/>
+        </w:rPr>
+      </w:pPr>
+      <w:r>
+        <w:rPr>
+          <w:lang w:val="pl-PL"/>
+        </w:rPr>
+        <w:t xml:space="preserve">  value = ‘output_value’</w:t>
+      </w:r>
+    </w:p>
+    <w:p>
+      <w:pPr>
+        <w:rPr>
+          <w:lang w:val="pl-PL"/>
+        </w:rPr>
+      </w:pPr>
+      <w:r>
+        <w:rPr>
+          <w:lang w:val="pl-PL"/>
+        </w:rPr>
+        <w:t>}</w:t>
+      </w:r>
+    </w:p>
+    <w:p>
+      <w:pPr>
+        <w:rPr>
+          <w:lang w:val="pl-PL"/>
+        </w:rPr>
+      </w:pPr>
+    </w:p>
+    <w:p>
+      <w:pPr>
+        <w:rPr>
+          <w:lang w:val="pl-PL"/>
+        </w:rPr>
+      </w:pPr>
+      <w:r>
+        <w:rPr>
+          <w:lang w:val="pl-PL"/>
+        </w:rPr>
+        <w:t>Further sections of this document explains how we can use outputs.</w:t>
+      </w:r>
+    </w:p>
+    <w:p>
+      <w:pPr>
+        <w:rPr>
+          <w:lang w:val="pl-PL"/>
+        </w:rPr>
+      </w:pPr>
+    </w:p>
+    <w:p>
+      <w:pPr>
+        <w:pStyle w:val="Heading1"/>
+        <w:rPr>
+          <w:lang w:val="pl-PL"/>
+        </w:rPr>
+      </w:pPr>
+      <w:r>
+        <w:rPr>
+          <w:lang w:val="pl-PL"/>
+        </w:rPr>
+        <w:t>Using outputs in modules</w:t>
+      </w:r>
+    </w:p>
+    <w:p>
+      <w:pPr>
+        <w:rPr>
+          <w:lang w:val="pl-PL"/>
+        </w:rPr>
+      </w:pPr>
+      <w:r>
+        <w:rPr>
+          <w:lang w:val="pl-PL"/>
+        </w:rPr>
+        <w:t>In Terraform I can create modules. Every module is a directory containing multiple .tf files. For example we might have a structure like this:</w:t>
+      </w:r>
+    </w:p>
+    <w:p>
+      <w:pPr>
+        <w:rPr>
+          <w:lang w:val="pl-PL"/>
+        </w:rPr>
+      </w:pPr>
+      <w:r>
+        <w:rPr>
+          <w:lang w:val="pl-PL"/>
+        </w:rPr>
+        <w:br/>
+        <w:t>terraform-modules/</w:t>
+      </w:r>
+    </w:p>
+    <w:p>
+      <w:pPr>
+        <w:rPr>
+          <w:lang w:val="pl-PL"/>
+        </w:rPr>
+      </w:pPr>
+      <w:r>
+        <w:rPr>
+          <w:rFonts w:ascii="MS Gothic" w:eastAsia="MS Gothic" w:hAnsi="MS Gothic" w:cs="MS Gothic" w:hint="eastAsia"/>
+          <w:lang w:val="pl-PL"/>
+        </w:rPr>
+        <w:t>├</w:t>
+      </w:r>
+      <w:r>
+        <w:rPr>
+          <w:rFonts w:ascii="Aptos" w:hAnsi="Aptos" w:cs="Aptos"/>
+          <w:lang w:val="pl-PL"/>
+        </w:rPr>
+        <w:t>──</w:t>
+      </w:r>
+      <w:r>
+        <w:rPr>
+          <w:lang w:val="pl-PL"/>
+        </w:rPr>
+        <w:t xml:space="preserve"> main.tf                 # Parent module</w:t>
+      </w:r>
+    </w:p>
+    <w:p>
+      <w:pPr>
+        <w:rPr>
+          <w:lang w:val="pl-PL"/>
+        </w:rPr>
+      </w:pPr>
+      <w:r>
+        <w:rPr>
+          <w:rFonts w:ascii="MS Gothic" w:eastAsia="MS Gothic" w:hAnsi="MS Gothic" w:cs="MS Gothic" w:hint="eastAsia"/>
+          <w:lang w:val="pl-PL"/>
+        </w:rPr>
+        <w:t>├</w:t>
+      </w:r>
+      <w:r>
+        <w:rPr>
+          <w:rFonts w:ascii="Aptos" w:hAnsi="Aptos" w:cs="Aptos"/>
+          <w:lang w:val="pl-PL"/>
+        </w:rPr>
+        <w:t>──</w:t>
+      </w:r>
+      <w:r>
+        <w:rPr>
+          <w:lang w:val="pl-PL"/>
+        </w:rPr>
+        <w:t xml:space="preserve"> variables.tf</w:t>
+      </w:r>
+    </w:p>
+    <w:p>
+      <w:pPr>
+        <w:rPr>
+          <w:lang w:val="pl-PL"/>
+        </w:rPr>
+      </w:pPr>
+      <w:r>
+        <w:rPr>
+          <w:rFonts w:ascii="MS Gothic" w:eastAsia="MS Gothic" w:hAnsi="MS Gothic" w:cs="MS Gothic" w:hint="eastAsia"/>
+          <w:lang w:val="pl-PL"/>
+        </w:rPr>
+        <w:t>├</w:t>
+      </w:r>
+      <w:r>
+        <w:rPr>
+          <w:rFonts w:ascii="Aptos" w:hAnsi="Aptos" w:cs="Aptos"/>
+          <w:lang w:val="pl-PL"/>
+        </w:rPr>
+        <w:t>──</w:t>
+      </w:r>
+      <w:r>
+        <w:rPr>
+          <w:lang w:val="pl-PL"/>
+        </w:rPr>
+        <w:t xml:space="preserve"> outputs.tf</w:t>
+      </w:r>
+    </w:p>
+    <w:p>
+      <w:pPr>
+        <w:rPr>
+          <w:lang w:val="pl-PL"/>
+        </w:rPr>
+      </w:pPr>
+      <w:r>
+        <w:rPr>
+          <w:lang w:val="pl-PL"/>
+        </w:rPr>
+        <w:t>└── modules/</w:t>
+      </w:r>
+    </w:p>
+    <w:p>
+      <w:pPr>
+        <w:rPr>
+          <w:lang w:val="pl-PL"/>
+        </w:rPr>
+      </w:pPr>
+      <w:r>
+        <w:rPr>
+          <w:lang w:val="pl-PL"/>
+        </w:rPr>
+        <w:lastRenderedPageBreak/>
+        <w:t xml:space="preserve">    └── s3_bucket/          # Child module</w:t>
+      </w:r>
+    </w:p>
+    <w:p>
+      <w:pPr>
+        <w:rPr>
+          <w:lang w:val="pl-PL"/>
+        </w:rPr>
+      </w:pPr>
+      <w:r>
+        <w:rPr>
+          <w:lang w:val="pl-PL"/>
+        </w:rPr>
+        <w:t xml:space="preserve">        </w:t>
+      </w:r>
+      <w:r>
+        <w:rPr>
+          <w:rFonts w:ascii="MS Gothic" w:eastAsia="MS Gothic" w:hAnsi="MS Gothic" w:cs="MS Gothic" w:hint="eastAsia"/>
+          <w:lang w:val="pl-PL"/>
+        </w:rPr>
+        <w:t>├</w:t>
+      </w:r>
+      <w:r>
+        <w:rPr>
+          <w:rFonts w:ascii="Aptos" w:hAnsi="Aptos" w:cs="Aptos"/>
+          <w:lang w:val="pl-PL"/>
+        </w:rPr>
+        <w:t>──</w:t>
+      </w:r>
+      <w:r>
+        <w:rPr>
+          <w:lang w:val="pl-PL"/>
+        </w:rPr>
+        <w:t xml:space="preserve"> main.tf</w:t>
+      </w:r>
+    </w:p>
+    <w:p>
+      <w:pPr>
+        <w:rPr>
+          <w:lang w:val="pl-PL"/>
+        </w:rPr>
+      </w:pPr>
+      <w:r>
+        <w:rPr>
+          <w:lang w:val="pl-PL"/>
+        </w:rPr>
+        <w:t xml:space="preserve">        </w:t>
+      </w:r>
+      <w:r>
+        <w:rPr>
+          <w:rFonts w:ascii="MS Gothic" w:eastAsia="MS Gothic" w:hAnsi="MS Gothic" w:cs="MS Gothic" w:hint="eastAsia"/>
+          <w:lang w:val="pl-PL"/>
+        </w:rPr>
+        <w:t>├</w:t>
+      </w:r>
+      <w:r>
+        <w:rPr>
+          <w:rFonts w:ascii="Aptos" w:hAnsi="Aptos" w:cs="Aptos"/>
+          <w:lang w:val="pl-PL"/>
+        </w:rPr>
+        <w:t>──</w:t>
+      </w:r>
+      <w:r>
+        <w:rPr>
+          <w:lang w:val="pl-PL"/>
+        </w:rPr>
+        <w:t xml:space="preserve"> variables.tf</w:t>
+      </w:r>
+    </w:p>
+    <w:p>
+      <w:pPr>
+        <w:rPr>
+          <w:lang w:val="pl-PL"/>
+        </w:rPr>
+      </w:pPr>
+      <w:r>
+        <w:rPr>
+          <w:lang w:val="pl-PL"/>
+        </w:rPr>
+        <w:t xml:space="preserve">        └── outputs.tf</w:t>
+      </w:r>
+    </w:p>
+    <w:p>
+      <w:pPr>
+        <w:rPr>
+          <w:lang w:val="pl-PL"/>
+        </w:rPr>
+      </w:pPr>
+    </w:p>
+    <w:p>
+      <w:pPr>
+        <w:rPr>
+          <w:lang w:val="pl-PL"/>
+        </w:rPr>
+      </w:pPr>
+      <w:r>
+        <w:rPr>
+          <w:lang w:val="pl-PL"/>
+        </w:rPr>
+        <w:t xml:space="preserve">So here we are creating a child module called ‘s3_bucket’. </w:t>
+      </w:r>
+    </w:p>
+    <w:p>
+      <w:pPr>
+        <w:rPr>
+          <w:lang w:val="pl-PL"/>
+        </w:rPr>
+      </w:pPr>
+    </w:p>
+    <w:p>
+      <w:pPr>
+        <w:rPr>
+          <w:lang w:val="pl-PL"/>
+        </w:rPr>
+      </w:pPr>
+      <w:r>
+        <w:rPr>
+          <w:lang w:val="pl-PL"/>
+        </w:rPr>
+        <w:t>This module can create output values. They are defined in the modules/s3_bucket/outputs.tf file. This file can look for example like that:</w:t>
+      </w:r>
+    </w:p>
+    <w:p>
+      <w:pPr>
+        <w:rPr>
+          <w:lang w:val="pl-PL"/>
+        </w:rPr>
+      </w:pPr>
+    </w:p>
+    <w:p>
+      <w:pPr>
+        <w:rPr>
+          <w:lang w:val="pl-PL"/>
+        </w:rPr>
+      </w:pPr>
+      <w:r>
+        <w:rPr>
+          <w:lang w:val="pl-PL"/>
+        </w:rPr>
+        <w:t>modules/s3_bucket/outputs.tf :</w:t>
+      </w:r>
+    </w:p>
+    <w:p>
+      <w:pPr>
+        <w:rPr>
+          <w:lang w:val="pl-PL"/>
+        </w:rPr>
+      </w:pPr>
+    </w:p>
+    <w:p>
+      <w:pPr>
+        <w:rPr>
+          <w:lang w:val="pl-PL"/>
+        </w:rPr>
+      </w:pPr>
+      <w:r>
+        <w:rPr>
+          <w:lang w:val="pl-PL"/>
+        </w:rPr>
+        <w:t>output "bucket_arn" {</w:t>
+      </w:r>
+    </w:p>
+    <w:p>
+      <w:pPr>
+        <w:rPr>
+          <w:lang w:val="pl-PL"/>
+        </w:rPr>
+      </w:pPr>
+      <w:r>
+        <w:rPr>
+          <w:lang w:val="pl-PL"/>
+        </w:rPr>
+        <w:t xml:space="preserve">  value = aws_s3_bucket.this.arn</w:t>
+      </w:r>
+    </w:p>
+    <w:p>
+      <w:pPr>
+        <w:rPr>
+          <w:lang w:val="pl-PL"/>
+        </w:rPr>
+      </w:pPr>
+      <w:r>
+        <w:rPr>
+          <w:lang w:val="pl-PL"/>
+        </w:rPr>
+        <w:t>}</w:t>
+      </w:r>
+    </w:p>
+    <w:p>
+      <w:pPr>
+        <w:rPr>
+          <w:lang w:val="pl-PL"/>
+        </w:rPr>
+      </w:pPr>
+    </w:p>
+    <w:p>
+      <w:pPr>
+        <w:rPr>
+          <w:lang w:val="pl-PL"/>
+        </w:rPr>
+      </w:pPr>
+      <w:r>
+        <w:rPr>
+          <w:lang w:val="pl-PL"/>
+        </w:rPr>
+        <w:t>In order to access this module’s output in the parent module we need to define that module at first in the main.tf file in the parent module:</w:t>
+      </w:r>
+    </w:p>
+    <w:p>
+      <w:pPr>
+        <w:rPr>
+          <w:lang w:val="pl-PL"/>
+        </w:rPr>
+      </w:pPr>
+    </w:p>
+    <w:p>
+      <w:pPr>
+        <w:rPr>
+          <w:lang w:val="pl-PL"/>
+        </w:rPr>
+      </w:pPr>
+      <w:r>
+        <w:rPr>
+          <w:lang w:val="pl-PL"/>
+        </w:rPr>
+        <w:t>Main.tf file:</w:t>
+      </w:r>
+    </w:p>
+    <w:p>
+      <w:pPr>
+        <w:rPr>
+          <w:lang w:val="pl-PL"/>
+        </w:rPr>
+      </w:pPr>
+    </w:p>
+    <w:p>
+      <w:pPr>
+        <w:rPr>
+          <w:lang w:val="pl-PL"/>
+        </w:rPr>
+      </w:pPr>
+      <w:r>
+        <w:rPr>
+          <w:lang w:val="pl-PL"/>
+        </w:rPr>
+        <w:t>module "my_s3_bucket" {</w:t>
+      </w:r>
+    </w:p>
+    <w:p>
+      <w:pPr>
+        <w:rPr>
+          <w:lang w:val="pl-PL"/>
+        </w:rPr>
+      </w:pPr>
+      <w:r>
+        <w:rPr>
+          <w:lang w:val="pl-PL"/>
+        </w:rPr>
+        <w:t xml:space="preserve">  source      = "./modules/s3_bucket"</w:t>
+      </w:r>
+    </w:p>
+    <w:p>
+      <w:pPr>
+        <w:rPr>
+          <w:lang w:val="pl-PL"/>
+        </w:rPr>
+      </w:pPr>
+      <w:r>
+        <w:rPr>
+          <w:lang w:val="pl-PL"/>
+        </w:rPr>
+        <w:t xml:space="preserve">  bucket_name = "my-unique-bucket-name-1234"</w:t>
+      </w:r>
+    </w:p>
+    <w:p>
+      <w:pPr>
+        <w:rPr>
+          <w:lang w:val="pl-PL"/>
+        </w:rPr>
+      </w:pPr>
+      <w:r>
+        <w:rPr>
+          <w:lang w:val="pl-PL"/>
+        </w:rPr>
+        <w:t xml:space="preserve">  environment = "dev"</w:t>
+      </w:r>
+    </w:p>
+    <w:p>
+      <w:pPr>
+        <w:rPr>
+          <w:lang w:val="pl-PL"/>
+        </w:rPr>
+      </w:pPr>
+      <w:r>
+        <w:rPr>
+          <w:lang w:val="pl-PL"/>
+        </w:rPr>
+        <w:t>}</w:t>
+      </w:r>
+    </w:p>
+    <w:p>
+      <w:pPr>
+        <w:rPr>
+          <w:lang w:val="pl-PL"/>
+        </w:rPr>
+      </w:pPr>
+    </w:p>
+    <w:p>
+      <w:pPr>
+        <w:rPr>
+          <w:lang w:val="pl-PL"/>
+        </w:rPr>
+      </w:pPr>
+      <w:r>
+        <w:rPr>
+          <w:lang w:val="pl-PL"/>
+        </w:rPr>
+        <w:t>So here we are creating a module called ‘my_s3_bucket’.</w:t>
+      </w:r>
+    </w:p>
+    <w:p>
+      <w:pPr>
+        <w:rPr>
+          <w:lang w:val="pl-PL"/>
+        </w:rPr>
+      </w:pPr>
+    </w:p>
+    <w:p>
+      <w:pPr>
+        <w:rPr>
+          <w:lang w:val="pl-PL"/>
+        </w:rPr>
+      </w:pPr>
+      <w:r>
+        <w:rPr>
+          <w:lang w:val="pl-PL"/>
+        </w:rPr>
+        <w:t>Now in the parent module we can use output from the child module by using command:</w:t>
+      </w:r>
+    </w:p>
+    <w:p>
+      <w:pPr>
+        <w:rPr>
+          <w:lang w:val="pl-PL"/>
+        </w:rPr>
+      </w:pPr>
+    </w:p>
+    <w:p>
+      <w:pPr>
+        <w:rPr>
+          <w:lang w:val="pl-PL"/>
+        </w:rPr>
+      </w:pPr>
+      <w:r>
+        <w:rPr>
+          <w:lang w:val="pl-PL"/>
+        </w:rPr>
+        <w:t>module.my_s3_bucket.bucket_arn.</w:t>
+      </w:r>
+    </w:p>
+    <w:p>
+      <w:pPr>
+        <w:rPr>
+          <w:lang w:val="pl-PL"/>
+        </w:rPr>
+      </w:pPr>
+    </w:p>
+    <w:p>
+      <w:pPr>
+        <w:rPr>
+          <w:lang w:val="pl-PL"/>
+        </w:rPr>
+      </w:pPr>
+      <w:r>
+        <w:rPr>
+          <w:lang w:val="pl-PL"/>
+        </w:rPr>
+        <w:t>We can use that output from the child module for example in output of the parent module. In that case we can create the output of the parent module in the file called output.tf:</w:t>
+      </w:r>
+    </w:p>
+    <w:p>
+      <w:pPr>
+        <w:rPr>
+          <w:lang w:val="pl-PL"/>
+        </w:rPr>
+      </w:pPr>
+    </w:p>
+    <w:p>
+      <w:pPr>
+        <w:rPr>
+          <w:lang w:val="pl-PL"/>
+        </w:rPr>
+      </w:pPr>
+      <w:r>
+        <w:rPr>
+          <w:lang w:val="pl-PL"/>
+        </w:rPr>
+        <w:t>Output.tf file:</w:t>
+      </w:r>
+    </w:p>
+    <w:p>
+      <w:pPr>
+        <w:rPr>
+          <w:lang w:val="pl-PL"/>
+        </w:rPr>
+      </w:pPr>
+    </w:p>
+    <w:p>
+      <w:pPr>
+        <w:rPr>
+          <w:lang w:val="pl-PL"/>
+        </w:rPr>
+      </w:pPr>
+      <w:r>
+        <w:rPr>
+          <w:lang w:val="pl-PL"/>
+        </w:rPr>
+        <w:t>output "s3_bucket_arn" {</w:t>
+      </w:r>
+    </w:p>
+    <w:p>
+      <w:pPr>
+        <w:rPr>
+          <w:lang w:val="pl-PL"/>
+        </w:rPr>
+      </w:pPr>
+      <w:r>
+        <w:rPr>
+          <w:lang w:val="pl-PL"/>
+        </w:rPr>
+        <w:t xml:space="preserve">  value = module.my_s3_bucket.bucket_arn</w:t>
+      </w:r>
+    </w:p>
+    <w:p>
+      <w:pPr>
+        <w:rPr>
+          <w:lang w:val="pl-PL"/>
+        </w:rPr>
+      </w:pPr>
+      <w:r>
+        <w:rPr>
+          <w:lang w:val="pl-PL"/>
+        </w:rPr>
+        <w:t>}</w:t>
+      </w:r>
+    </w:p>
+    <w:p>
+      <w:pPr>
+        <w:pStyle w:val="Heading1"/>
+        <w:rPr>
+          <w:lang w:val="pl-PL"/>
+        </w:rPr>
+      </w:pPr>
+      <w:r>
+        <w:rPr>
+          <w:lang w:val="pl-PL"/>
+        </w:rPr>
+        <w:t>Accessing outputs in terminal</w:t>
+      </w:r>
+    </w:p>
+    <w:p>
+      <w:pPr>
+        <w:rPr>
+          <w:lang w:val="pl-PL"/>
+        </w:rPr>
+      </w:pPr>
+      <w:r>
+        <w:rPr>
+          <w:lang w:val="pl-PL"/>
+        </w:rPr>
+        <w:t>I can access terraform outputs in terminal. At first we create output in the output.tf file:</w:t>
+      </w:r>
+    </w:p>
+    <w:p>
+      <w:pPr>
+        <w:rPr>
+          <w:lang w:val="pl-PL"/>
+        </w:rPr>
+      </w:pPr>
+    </w:p>
+    <w:p>
+      <w:pPr>
+        <w:rPr>
+          <w:lang w:val="pl-PL"/>
+        </w:rPr>
+      </w:pPr>
+      <w:r>
+        <w:rPr>
+          <w:lang w:val="pl-PL"/>
+        </w:rPr>
+        <w:t>output "output_name" {</w:t>
+      </w:r>
+    </w:p>
+    <w:p>
+      <w:pPr>
+        <w:rPr>
+          <w:lang w:val="pl-PL"/>
+        </w:rPr>
+      </w:pPr>
+      <w:r>
+        <w:rPr>
+          <w:lang w:val="pl-PL"/>
+        </w:rPr>
+        <w:t xml:space="preserve">  value = ‘output_value’</w:t>
+      </w:r>
+    </w:p>
+    <w:p>
+      <w:pPr>
+        <w:rPr>
+          <w:lang w:val="pl-PL"/>
+        </w:rPr>
+      </w:pPr>
+      <w:r>
+        <w:rPr>
+          <w:lang w:val="pl-PL"/>
+        </w:rPr>
+        <w:t>}</w:t>
+      </w:r>
+    </w:p>
+    <w:p>
+      <w:pPr>
+        <w:rPr>
+          <w:lang w:val="pl-PL"/>
+        </w:rPr>
+      </w:pPr>
+    </w:p>
+    <w:p>
+      <w:pPr>
+        <w:rPr>
+          <w:lang w:val="pl-PL"/>
+        </w:rPr>
+      </w:pPr>
+      <w:r>
+        <w:rPr>
+          <w:lang w:val="pl-PL"/>
+        </w:rPr>
+        <w:t>And we can access it in terminal by using command:</w:t>
+      </w:r>
+    </w:p>
+    <w:p>
+      <w:pPr>
+        <w:rPr>
+          <w:lang w:val="pl-PL"/>
+        </w:rPr>
+      </w:pPr>
+    </w:p>
+    <w:p>
+      <w:pPr>
+        <w:rPr>
+          <w:lang w:val="pl-PL"/>
+        </w:rPr>
+      </w:pPr>
+      <w:r>
+        <w:rPr>
+          <w:lang w:val="pl-PL"/>
+        </w:rPr>
+        <w:t>Terraform output -raw output_name</w:t>
+      </w:r>
+    </w:p>
+    <w:p>
+      <w:pPr>
+        <w:rPr>
+          <w:lang w:val="pl-PL"/>
+        </w:rPr>
+      </w:pPr>
+    </w:p>
+    <w:p>
+      <w:pPr>
+        <w:pStyle w:val="Heading1"/>
+        <w:rPr>
+          <w:lang w:val="pl-PL"/>
+        </w:rPr>
+      </w:pPr>
+      <w:r>
+        <w:rPr>
+          <w:lang w:val="pl-PL"/>
+        </w:rPr>
+        <w:t>Saving outputs in a file on local computer</w:t>
+      </w:r>
+    </w:p>
+    <w:p>
+      <w:pPr>
+        <w:rPr>
+          <w:lang w:val="pl-PL"/>
+        </w:rPr>
+      </w:pPr>
+      <w:r>
+        <w:rPr>
+          <w:lang w:val="pl-PL"/>
+        </w:rPr>
+        <w:t>In order to save an output in a file on local computer where we are runnin terraform commands we can use the following command:</w:t>
+      </w:r>
+    </w:p>
+    <w:p>
+      <w:pPr>
+        <w:rPr>
+          <w:lang w:val="pl-PL"/>
+        </w:rPr>
+      </w:pPr>
+    </w:p>
+    <w:p>
+      <w:pPr>
+        <w:rPr>
+          <w:lang w:val="pl-PL"/>
+        </w:rPr>
+      </w:pPr>
+      <w:r>
+        <w:rPr>
+          <w:lang w:val="pl-PL"/>
+        </w:rPr>
+        <w:t>#save all the outputs in the text file.</w:t>
+      </w:r>
+    </w:p>
+    <w:p>
+      <w:pPr>
+        <w:rPr>
+          <w:lang w:val="pl-PL"/>
+        </w:rPr>
+      </w:pPr>
+      <w:r>
+        <w:rPr>
+          <w:lang w:val="pl-PL"/>
+        </w:rPr>
+        <w:t>terraform output &gt; outputs.txt</w:t>
+      </w:r>
+    </w:p>
+    <w:p>
+      <w:pPr>
+        <w:rPr>
+          <w:lang w:val="pl-PL"/>
+        </w:rPr>
+      </w:pPr>
+    </w:p>
+    <w:p>
+      <w:pPr>
+        <w:rPr>
+          <w:lang w:val="pl-PL"/>
+        </w:rPr>
+      </w:pPr>
+      <w:r>
+        <w:rPr>
+          <w:lang w:val="pl-PL"/>
+        </w:rPr>
+        <w:t>Or to save in JSON:</w:t>
+      </w:r>
+    </w:p>
+    <w:p>
+      <w:pPr>
+        <w:rPr>
+          <w:lang w:val="pl-PL"/>
+        </w:rPr>
+      </w:pPr>
+    </w:p>
+    <w:p>
+      <w:pPr>
+        <w:rPr>
+          <w:lang w:val="pl-PL"/>
+        </w:rPr>
+      </w:pPr>
+      <w:r>
+        <w:rPr>
+          <w:lang w:val="pl-PL"/>
+        </w:rPr>
+        <w:t>terraform output -json &gt; outputs.json</w:t>
+      </w:r>
+    </w:p>
+    <w:p>
+      <w:pPr>
+        <w:rPr>
+          <w:lang w:val="pl-PL"/>
+        </w:rPr>
+      </w:pPr>
+    </w:p>
+    <w:p>
+      <w:pPr>
+        <w:rPr>
+          <w:lang w:val="pl-PL"/>
+        </w:rPr>
+      </w:pPr>
+      <w:r>
+        <w:rPr>
+          <w:lang w:val="pl-PL"/>
+        </w:rPr>
+        <w:t>Save only a specific output value:</w:t>
+      </w:r>
+    </w:p>
+    <w:p>
+      <w:pPr>
+        <w:rPr>
+          <w:lang w:val="pl-PL"/>
+        </w:rPr>
+      </w:pPr>
+    </w:p>
+    <w:p>
+      <w:pPr>
+        <w:rPr>
+          <w:lang w:val="pl-PL"/>
+        </w:rPr>
+      </w:pPr>
+      <w:r>
+        <w:rPr>
+          <w:lang w:val="pl-PL"/>
+        </w:rPr>
+        <w:t>terraform output -raw my_output_name &gt; my_output.txt</w:t>
+      </w:r>
+    </w:p>
+    <w:p>
+      <w:pPr>
+        <w:rPr>
+          <w:lang w:val="pl-PL"/>
+        </w:rPr>
+      </w:pPr>
+    </w:p>
+    <w:p>
+      <w:pPr>
+        <w:pStyle w:val="Heading1"/>
+        <w:rPr>
+          <w:lang w:val="pl-PL"/>
+        </w:rPr>
+      </w:pPr>
+      <w:r>
+        <w:rPr>
+          <w:lang w:val="pl-PL"/>
+        </w:rPr>
+        <w:t>Execute bash script on the VM created using Terraform</w:t>
+      </w:r>
+    </w:p>
+    <w:p>
+      <w:pPr>
+        <w:rPr>
+          <w:lang w:val="pl-PL"/>
+        </w:rPr>
+      </w:pPr>
+      <w:r>
+        <w:rPr>
+          <w:lang w:val="pl-PL"/>
+        </w:rPr>
+        <w:t>When we are creating a VM using Terraform we can also execute a bash script on that VM right after creating it also using Terraform.</w:t>
+      </w:r>
+    </w:p>
+    <w:p>
+      <w:pPr>
+        <w:rPr>
+          <w:lang w:val="pl-PL"/>
+        </w:rPr>
+      </w:pPr>
+    </w:p>
+    <w:p>
+      <w:pPr>
+        <w:rPr>
+          <w:lang w:val="pl-PL"/>
+        </w:rPr>
+      </w:pPr>
+      <w:r>
+        <w:rPr>
+          <w:lang w:val="pl-PL"/>
+        </w:rPr>
+        <w:t>We use for that the azurerm_virtual_machine_extension resource. In the settings block, commandToExecute value we are entering our bash script to execute.</w:t>
+      </w:r>
+    </w:p>
+    <w:p>
+      <w:pPr>
+        <w:rPr>
+          <w:lang w:val="pl-PL"/>
+        </w:rPr>
+      </w:pPr>
+    </w:p>
+    <w:p>
+      <w:pPr>
+        <w:rPr>
+          <w:lang w:val="pl-PL"/>
+        </w:rPr>
+      </w:pPr>
+      <w:r>
+        <w:rPr>
+          <w:lang w:val="pl-PL"/>
+        </w:rPr>
+        <w:t>If we want to pass a mulitline script we can create  a bash script file and use the following syntax:</w:t>
+      </w:r>
+    </w:p>
+    <w:p>
+      <w:pPr>
+        <w:rPr>
+          <w:lang w:val="pl-PL"/>
+        </w:rPr>
+      </w:pPr>
+    </w:p>
+    <w:p>
+      <w:r>
+        <w:lastRenderedPageBreak/>
+        <w:t>settings = &lt;&lt;SETTINGS</w:t>
+      </w:r>
+    </w:p>
+    <w:p>
+      <w:r>
+        <w:t xml:space="preserve">    {</w:t>
+      </w:r>
+    </w:p>
+    <w:p>
+      <w:r>
+        <w:t xml:space="preserve">        "script": "${filebase64("custom_script.sh")}"</w:t>
+      </w:r>
+    </w:p>
+    <w:p>
+      <w:r>
+        <w:t xml:space="preserve">    }</w:t>
+      </w:r>
+    </w:p>
+    <w:p>
+      <w:r>
+        <w:t>SETTINGS</w:t>
+      </w:r>
+    </w:p>
+    <w:p>
+      <w:pPr>
+        <w:rPr>
+          <w:lang w:val="pl-PL"/>
+        </w:rPr>
+      </w:pPr>
+    </w:p>
+    <w:p>
+      <w:pPr>
+        <w:rPr>
+          <w:lang w:val="pl-PL"/>
+        </w:rPr>
+      </w:pPr>
+      <w:r>
+        <w:rPr>
+          <w:lang w:val="pl-PL"/>
+        </w:rPr>
+        <w:t>Where custom_script.sh is a bash script saved in our Terraform folder.</w:t>
+      </w:r>
+    </w:p>
+    <w:p>
+      <w:pPr>
+        <w:pStyle w:val="Heading1"/>
+        <w:rPr>
+          <w:lang w:val="pl-PL"/>
+        </w:rPr>
+      </w:pPr>
+      <w:r>
+        <w:rPr>
+          <w:lang w:val="pl-PL"/>
+        </w:rPr>
+        <w:t>Modules and providers</w:t>
+      </w:r>
+    </w:p>
+    <w:p>
+      <w:pPr>
+        <w:rPr>
+          <w:lang w:val="pl-PL"/>
+        </w:rPr>
+      </w:pPr>
+      <w:r>
+        <w:rPr>
+          <w:lang w:val="pl-PL"/>
+        </w:rPr>
+        <w:t xml:space="preserve">Sometimes </w:t>
+      </w:r>
+      <w:r>
+        <w:rPr>
+          <w:lang w:val="pl-PL"/>
+        </w:rPr>
+        <w:t>in the module we need to specify providers even though we have those providers defined in the root module.</w:t>
+      </w:r>
+    </w:p>
+    <w:p/>
+    <w:p/>
     <w:p/>
     <w:sectPr>
       <w:pgSz w:w="12240" w:h="15840"/>
@@ -84,6 +1619,119 @@
 <file path=word/numbering.xml><?xml version="1.0" encoding="utf-8"?>
 <w:numbering xmlns:wpc="http://schemas.microsoft.com/office/word/2010/wordprocessingCanvas" xmlns:cx="http://schemas.microsoft.com/office/drawing/2014/chartex" xmlns:cx1="http://schemas.microsoft.com/office/drawing/2015/9/8/chartex" xmlns:cx2="http://schemas.microsoft.com/office/drawing/2015/10/21/chartex" xmlns:cx3="http://schemas.microsoft.com/office/drawing/2016/5/9/chartex" xmlns:cx4="http://schemas.microsoft.com/office/drawing/2016/5/10/chartex" xmlns:cx5="http://schemas.microsoft.com/office/drawing/2016/5/11/chartex" xmlns:cx6="http://schemas.microsoft.com/office/drawing/2016/5/12/chartex" xmlns:cx7="http://schemas.microsoft.com/office/drawing/2016/5/13/chartex" xmlns:cx8="http://schemas.microsoft.com/office/drawing/2016/5/14/chartex" xmlns:mc="http://schemas.openxmlformats.org/markup-compatibility/2006" xmlns:aink="http://schemas.microsoft.com/office/drawing/2016/ink" xmlns:am3d="http://schemas.microsoft.com/office/drawing/2017/model3d" xmlns:o="urn:schemas-microsoft-com:office:office" xmlns:oel="http://schemas.microsoft.com/office/2019/extlst" xmlns:r="http://schemas.openxmlformats.org/officeDocument/2006/relationships" xmlns:m="http://schemas.openxmlformats.org/officeDocument/2006/math" xmlns:v="urn:schemas-microsoft-com:vml" xmlns:wp14="http://schemas.microsoft.com/office/word/2010/wordprocessingDrawing" xmlns:wp="http://schemas.openxmlformats.org/drawingml/2006/wordprocessingDrawing" xmlns:w10="urn:schemas-microsoft-com:office:word" xmlns:w="http://schemas.openxmlformats.org/wordprocessingml/2006/main" xmlns:w14="http://schemas.microsoft.com/office/word/2010/wordml" xmlns:w15="http://schemas.microsoft.com/office/word/2012/wordml" xmlns:w16cex="http://schemas.microsoft.com/office/word/2018/wordml/cex" xmlns:w16cid="http://schemas.microsoft.com/office/word/2016/wordml/cid" xmlns:w16="http://schemas.microsoft.com/office/word/2018/wordml" xmlns:w16du="http://schemas.microsoft.com/office/word/2023/wordml/word16du" xmlns:w16sdtdh="http://schemas.microsoft.com/office/word/2020/wordml/sdtdatahash" xmlns:w16sdtfl="http://schemas.microsoft.com/office/word/2024/wordml/sdtformatlock" xmlns:w16se="http://schemas.microsoft.com/office/word/2015/wordml/symex" xmlns:wpg="http://schemas.microsoft.com/office/word/2010/wordprocessingGroup" xmlns:wpi="http://schemas.microsoft.com/office/word/2010/wordprocessingInk" xmlns:wne="http://schemas.microsoft.com/office/word/2006/wordml" xmlns:wps="http://schemas.microsoft.com/office/word/2010/wordprocessingShape" mc:Ignorable="w14 w15 w16se w16cid w16 w16cex w16sdtdh w16sdtfl w16du wp14">
   <w:abstractNum w:abstractNumId="0" w15:restartNumberingAfterBreak="0">
+    <w:nsid w:val="1EFA1537"/>
+    <w:multiLevelType w:val="hybridMultilevel"/>
+    <w:tmpl w:val="108887C6"/>
+    <w:lvl w:ilvl="0" w:tplc="04090001">
+      <w:start w:val="1"/>
+      <w:numFmt w:val="bullet"/>
+      <w:lvlText w:val=""/>
+      <w:lvlJc w:val="left"/>
+      <w:pPr>
+        <w:ind w:left="360" w:hanging="360"/>
+      </w:pPr>
+      <w:rPr>
+        <w:rFonts w:ascii="Symbol" w:hAnsi="Symbol" w:hint="default"/>
+      </w:rPr>
+    </w:lvl>
+    <w:lvl w:ilvl="1" w:tplc="04090003" w:tentative="1">
+      <w:start w:val="1"/>
+      <w:numFmt w:val="bullet"/>
+      <w:lvlText w:val="o"/>
+      <w:lvlJc w:val="left"/>
+      <w:pPr>
+        <w:ind w:left="1080" w:hanging="360"/>
+      </w:pPr>
+      <w:rPr>
+        <w:rFonts w:ascii="Courier New" w:hAnsi="Courier New" w:cs="Courier New" w:hint="default"/>
+      </w:rPr>
+    </w:lvl>
+    <w:lvl w:ilvl="2" w:tplc="04090005" w:tentative="1">
+      <w:start w:val="1"/>
+      <w:numFmt w:val="bullet"/>
+      <w:lvlText w:val=""/>
+      <w:lvlJc w:val="left"/>
+      <w:pPr>
+        <w:ind w:left="1800" w:hanging="360"/>
+      </w:pPr>
+      <w:rPr>
+        <w:rFonts w:ascii="Wingdings" w:hAnsi="Wingdings" w:hint="default"/>
+      </w:rPr>
+    </w:lvl>
+    <w:lvl w:ilvl="3" w:tplc="04090001" w:tentative="1">
+      <w:start w:val="1"/>
+      <w:numFmt w:val="bullet"/>
+      <w:lvlText w:val=""/>
+      <w:lvlJc w:val="left"/>
+      <w:pPr>
+        <w:ind w:left="2520" w:hanging="360"/>
+      </w:pPr>
+      <w:rPr>
+        <w:rFonts w:ascii="Symbol" w:hAnsi="Symbol" w:hint="default"/>
+      </w:rPr>
+    </w:lvl>
+    <w:lvl w:ilvl="4" w:tplc="04090003" w:tentative="1">
+      <w:start w:val="1"/>
+      <w:numFmt w:val="bullet"/>
+      <w:lvlText w:val="o"/>
+      <w:lvlJc w:val="left"/>
+      <w:pPr>
+        <w:ind w:left="3240" w:hanging="360"/>
+      </w:pPr>
+      <w:rPr>
+        <w:rFonts w:ascii="Courier New" w:hAnsi="Courier New" w:cs="Courier New" w:hint="default"/>
+      </w:rPr>
+    </w:lvl>
+    <w:lvl w:ilvl="5" w:tplc="04090005" w:tentative="1">
+      <w:start w:val="1"/>
+      <w:numFmt w:val="bullet"/>
+      <w:lvlText w:val=""/>
+      <w:lvlJc w:val="left"/>
+      <w:pPr>
+        <w:ind w:left="3960" w:hanging="360"/>
+      </w:pPr>
+      <w:rPr>
+        <w:rFonts w:ascii="Wingdings" w:hAnsi="Wingdings" w:hint="default"/>
+      </w:rPr>
+    </w:lvl>
+    <w:lvl w:ilvl="6" w:tplc="04090001" w:tentative="1">
+      <w:start w:val="1"/>
+      <w:numFmt w:val="bullet"/>
+      <w:lvlText w:val=""/>
+      <w:lvlJc w:val="left"/>
+      <w:pPr>
+        <w:ind w:left="4680" w:hanging="360"/>
+      </w:pPr>
+      <w:rPr>
+        <w:rFonts w:ascii="Symbol" w:hAnsi="Symbol" w:hint="default"/>
+      </w:rPr>
+    </w:lvl>
+    <w:lvl w:ilvl="7" w:tplc="04090003" w:tentative="1">
+      <w:start w:val="1"/>
+      <w:numFmt w:val="bullet"/>
+      <w:lvlText w:val="o"/>
+      <w:lvlJc w:val="left"/>
+      <w:pPr>
+        <w:ind w:left="5400" w:hanging="360"/>
+      </w:pPr>
+      <w:rPr>
+        <w:rFonts w:ascii="Courier New" w:hAnsi="Courier New" w:cs="Courier New" w:hint="default"/>
+      </w:rPr>
+    </w:lvl>
+    <w:lvl w:ilvl="8" w:tplc="04090005" w:tentative="1">
+      <w:start w:val="1"/>
+      <w:numFmt w:val="bullet"/>
+      <w:lvlText w:val=""/>
+      <w:lvlJc w:val="left"/>
+      <w:pPr>
+        <w:ind w:left="6120" w:hanging="360"/>
+      </w:pPr>
+      <w:rPr>
+        <w:rFonts w:ascii="Wingdings" w:hAnsi="Wingdings" w:hint="default"/>
+      </w:rPr>
+    </w:lvl>
+  </w:abstractNum>
+  <w:abstractNum w:abstractNumId="1" w15:restartNumberingAfterBreak="0">
     <w:nsid w:val="2D240C4D"/>
     <w:multiLevelType w:val="hybridMultilevel"/>
     <w:tmpl w:val="E9948B3A"/>
@@ -220,7 +1868,147 @@
       </w:rPr>
     </w:lvl>
   </w:abstractNum>
-  <w:abstractNum w:abstractNumId="1" w15:restartNumberingAfterBreak="0">
+  <w:abstractNum w:abstractNumId="2" w15:restartNumberingAfterBreak="0">
+    <w:nsid w:val="367AE1FC"/>
+    <w:multiLevelType w:val="multilevel"/>
+    <w:tmpl w:val="367AE1FC"/>
+    <w:lvl w:ilvl="0">
+      <w:start w:val="1"/>
+      <w:numFmt w:val="bullet"/>
+      <w:lvlText w:val=""/>
+      <w:lvlJc w:val="left"/>
+      <w:pPr>
+        <w:tabs>
+          <w:tab w:val="left" w:pos="420"/>
+        </w:tabs>
+        <w:ind w:left="420" w:hanging="420"/>
+      </w:pPr>
+      <w:rPr>
+        <w:rFonts w:ascii="Wingdings" w:hAnsi="Wingdings" w:hint="default"/>
+      </w:rPr>
+    </w:lvl>
+    <w:lvl w:ilvl="1">
+      <w:start w:val="1"/>
+      <w:numFmt w:val="bullet"/>
+      <w:lvlText w:val=""/>
+      <w:lvlJc w:val="left"/>
+      <w:pPr>
+        <w:tabs>
+          <w:tab w:val="left" w:pos="840"/>
+        </w:tabs>
+        <w:ind w:left="840" w:hanging="420"/>
+      </w:pPr>
+      <w:rPr>
+        <w:rFonts w:ascii="Wingdings" w:hAnsi="Wingdings" w:hint="default"/>
+      </w:rPr>
+    </w:lvl>
+    <w:lvl w:ilvl="2">
+      <w:start w:val="1"/>
+      <w:numFmt w:val="bullet"/>
+      <w:lvlText w:val=""/>
+      <w:lvlJc w:val="left"/>
+      <w:pPr>
+        <w:tabs>
+          <w:tab w:val="left" w:pos="1260"/>
+        </w:tabs>
+        <w:ind w:left="1260" w:hanging="420"/>
+      </w:pPr>
+      <w:rPr>
+        <w:rFonts w:ascii="Wingdings" w:hAnsi="Wingdings" w:hint="default"/>
+      </w:rPr>
+    </w:lvl>
+    <w:lvl w:ilvl="3">
+      <w:start w:val="1"/>
+      <w:numFmt w:val="bullet"/>
+      <w:lvlText w:val=""/>
+      <w:lvlJc w:val="left"/>
+      <w:pPr>
+        <w:tabs>
+          <w:tab w:val="left" w:pos="1680"/>
+        </w:tabs>
+        <w:ind w:left="1680" w:hanging="420"/>
+      </w:pPr>
+      <w:rPr>
+        <w:rFonts w:ascii="Wingdings" w:hAnsi="Wingdings" w:hint="default"/>
+      </w:rPr>
+    </w:lvl>
+    <w:lvl w:ilvl="4">
+      <w:start w:val="1"/>
+      <w:numFmt w:val="bullet"/>
+      <w:lvlText w:val=""/>
+      <w:lvlJc w:val="left"/>
+      <w:pPr>
+        <w:tabs>
+          <w:tab w:val="left" w:pos="2100"/>
+        </w:tabs>
+        <w:ind w:left="2100" w:hanging="420"/>
+      </w:pPr>
+      <w:rPr>
+        <w:rFonts w:ascii="Wingdings" w:hAnsi="Wingdings" w:hint="default"/>
+      </w:rPr>
+    </w:lvl>
+    <w:lvl w:ilvl="5">
+      <w:start w:val="1"/>
+      <w:numFmt w:val="bullet"/>
+      <w:lvlText w:val=""/>
+      <w:lvlJc w:val="left"/>
+      <w:pPr>
+        <w:tabs>
+          <w:tab w:val="left" w:pos="2520"/>
+        </w:tabs>
+        <w:ind w:left="2520" w:hanging="420"/>
+      </w:pPr>
+      <w:rPr>
+        <w:rFonts w:ascii="Wingdings" w:hAnsi="Wingdings" w:hint="default"/>
+      </w:rPr>
+    </w:lvl>
+    <w:lvl w:ilvl="6">
+      <w:start w:val="1"/>
+      <w:numFmt w:val="bullet"/>
+      <w:lvlText w:val=""/>
+      <w:lvlJc w:val="left"/>
+      <w:pPr>
+        <w:tabs>
+          <w:tab w:val="left" w:pos="2940"/>
+        </w:tabs>
+        <w:ind w:left="2940" w:hanging="420"/>
+      </w:pPr>
+      <w:rPr>
+        <w:rFonts w:ascii="Wingdings" w:hAnsi="Wingdings" w:hint="default"/>
+      </w:rPr>
+    </w:lvl>
+    <w:lvl w:ilvl="7">
+      <w:start w:val="1"/>
+      <w:numFmt w:val="bullet"/>
+      <w:lvlText w:val=""/>
+      <w:lvlJc w:val="left"/>
+      <w:pPr>
+        <w:tabs>
+          <w:tab w:val="left" w:pos="3360"/>
+        </w:tabs>
+        <w:ind w:left="3360" w:hanging="420"/>
+      </w:pPr>
+      <w:rPr>
+        <w:rFonts w:ascii="Wingdings" w:hAnsi="Wingdings" w:hint="default"/>
+      </w:rPr>
+    </w:lvl>
+    <w:lvl w:ilvl="8">
+      <w:start w:val="1"/>
+      <w:numFmt w:val="bullet"/>
+      <w:lvlText w:val=""/>
+      <w:lvlJc w:val="left"/>
+      <w:pPr>
+        <w:tabs>
+          <w:tab w:val="left" w:pos="3780"/>
+        </w:tabs>
+        <w:ind w:left="3780" w:hanging="420"/>
+      </w:pPr>
+      <w:rPr>
+        <w:rFonts w:ascii="Wingdings" w:hAnsi="Wingdings" w:hint="default"/>
+      </w:rPr>
+    </w:lvl>
+  </w:abstractNum>
+  <w:abstractNum w:abstractNumId="3" w15:restartNumberingAfterBreak="0">
     <w:nsid w:val="3CB06121"/>
     <w:multiLevelType w:val="hybridMultilevel"/>
     <w:tmpl w:val="811451FA"/>
@@ -357,7 +2145,7 @@
       </w:rPr>
     </w:lvl>
   </w:abstractNum>
-  <w:abstractNum w:abstractNumId="2" w15:restartNumberingAfterBreak="0">
+  <w:abstractNum w:abstractNumId="4" w15:restartNumberingAfterBreak="0">
     <w:nsid w:val="6D854568"/>
     <w:multiLevelType w:val="hybridMultilevel"/>
     <w:tmpl w:val="AFD85C9A"/>
@@ -498,13 +2286,19 @@
     </w:lvl>
   </w:abstractNum>
   <w:num w:numId="1" w16cid:durableId="1154493544">
+    <w:abstractNumId w:val="4"/>
+  </w:num>
+  <w:num w:numId="2" w16cid:durableId="663894252">
+    <w:abstractNumId w:val="1"/>
+  </w:num>
+  <w:num w:numId="3" w16cid:durableId="1757902910">
+    <w:abstractNumId w:val="3"/>
+  </w:num>
+  <w:num w:numId="4" w16cid:durableId="1012336193">
     <w:abstractNumId w:val="2"/>
   </w:num>
-  <w:num w:numId="2" w16cid:durableId="663894252">
+  <w:num w:numId="5" w16cid:durableId="1143695344">
     <w:abstractNumId w:val="0"/>
-  </w:num>
-  <w:num w:numId="3" w16cid:durableId="1757902910">
-    <w:abstractNumId w:val="1"/>
   </w:num>
 </w:numbering>
 </file>
@@ -617,7 +2411,7 @@
     <w:lsdException w:name="Hyperlink" w:semiHidden="1" w:unhideWhenUsed="1"/>
     <w:lsdException w:name="FollowedHyperlink" w:semiHidden="1" w:unhideWhenUsed="1"/>
     <w:lsdException w:name="Strong" w:uiPriority="22" w:qFormat="1"/>
-    <w:lsdException w:name="Emphasis" w:uiPriority="20" w:qFormat="1"/>
+    <w:lsdException w:name="Emphasis" w:uiPriority="0" w:qFormat="1"/>
     <w:lsdException w:name="Document Map" w:semiHidden="1" w:unhideWhenUsed="1"/>
     <w:lsdException w:name="Plain Text" w:semiHidden="1" w:unhideWhenUsed="1"/>
     <w:lsdException w:name="E-mail Signature" w:semiHidden="1" w:unhideWhenUsed="1"/>
@@ -1112,6 +2906,7 @@
   <w:style w:type="character" w:default="1" w:styleId="DefaultParagraphFont">
     <w:name w:val="Default Paragraph Font"/>
     <w:uiPriority w:val="1"/>
+    <w:semiHidden/>
     <w:unhideWhenUsed/>
   </w:style>
   <w:style w:type="table" w:default="1" w:styleId="TableNormal">
@@ -1448,6 +3243,16 @@
       <w:shd w:val="clear" w:color="auto" w:fill="E1DFDD"/>
     </w:rPr>
   </w:style>
+  <w:style w:type="character" w:styleId="Emphasis">
+    <w:name w:val="Emphasis"/>
+    <w:basedOn w:val="DefaultParagraphFont"/>
+    <w:qFormat/>
+    <w:rsid w:val="006A1E6B"/>
+    <w:rPr>
+      <w:i/>
+      <w:iCs/>
+    </w:rPr>
+  </w:style>
 </w:styles>
 </file>
 

--- a/terraform/terraform notes.docx
+++ b/terraform/terraform notes.docx
@@ -1494,94 +1494,211 @@
         <w:rPr>
           <w:lang w:val="pl-PL"/>
         </w:rPr>
-        <w:t>We use for that the azurerm_virtual_machine_extension resource. In the settings block, commandToExecute value we are entering our bash script to execute.</w:t>
-      </w:r>
-    </w:p>
-    <w:p>
-      <w:pPr>
-        <w:rPr>
-          <w:lang w:val="pl-PL"/>
-        </w:rPr>
-      </w:pPr>
-    </w:p>
-    <w:p>
-      <w:pPr>
-        <w:rPr>
-          <w:lang w:val="pl-PL"/>
-        </w:rPr>
-      </w:pPr>
-      <w:r>
-        <w:rPr>
-          <w:lang w:val="pl-PL"/>
-        </w:rPr>
-        <w:t>If we want to pass a mulitline script we can create  a bash script file and use the following syntax:</w:t>
-      </w:r>
-    </w:p>
-    <w:p>
-      <w:pPr>
-        <w:rPr>
-          <w:lang w:val="pl-PL"/>
-        </w:rPr>
-      </w:pPr>
-    </w:p>
-    <w:p>
-      <w:r>
+        <w:t xml:space="preserve">We use for that the azurerm_virtual_machine_extension resource. </w:t>
+      </w:r>
+      <w:r>
+        <w:rPr>
+          <w:lang w:val="pl-PL"/>
+        </w:rPr>
+        <w:t xml:space="preserve">It uses a virtual machines extension to run a bash script. More info about how to run a bash script using the virtual machine extension here: </w:t>
+      </w:r>
+      <w:hyperlink r:id="rId11" w:history="1">
+        <w:r>
+          <w:rPr>
+            <w:rStyle w:val="Hyperlink"/>
+            <w:lang w:val="pl-PL"/>
+          </w:rPr>
+          <w:t>learn.microsoft.com</w:t>
+        </w:r>
+      </w:hyperlink>
+      <w:r>
+        <w:rPr>
+          <w:lang w:val="pl-PL"/>
+        </w:rPr>
+        <w:t>.</w:t>
+      </w:r>
+    </w:p>
+    <w:p>
+      <w:pPr>
+        <w:rPr>
+          <w:lang w:val="pl-PL"/>
+        </w:rPr>
+      </w:pPr>
+    </w:p>
+    <w:p>
+      <w:pPr>
+        <w:rPr>
+          <w:lang w:val="pl-PL"/>
+        </w:rPr>
+      </w:pPr>
+      <w:r>
+        <w:rPr>
+          <w:lang w:val="pl-PL"/>
+        </w:rPr>
+        <w:t xml:space="preserve">We can use the templatefile function in order to insert variables into a bash script and then run that script on a VM using the </w:t>
+      </w:r>
+      <w:r>
+        <w:rPr>
+          <w:lang w:val="pl-PL"/>
+        </w:rPr>
+        <w:t>azurerm_virtual_machine_extension</w:t>
+      </w:r>
+      <w:r>
+        <w:rPr>
+          <w:lang w:val="pl-PL"/>
+        </w:rPr>
+        <w:t xml:space="preserve"> resource:</w:t>
+      </w:r>
+    </w:p>
+    <w:p>
+      <w:pPr>
+        <w:rPr>
+          <w:lang w:val="pl-PL"/>
+        </w:rPr>
+      </w:pPr>
+      <w:r>
+        <w:rPr>
+          <w:lang w:val="pl-PL"/>
+        </w:rPr>
         <w:lastRenderedPageBreak/>
-        <w:t>settings = &lt;&lt;SETTINGS</w:t>
-      </w:r>
-    </w:p>
-    <w:p>
-      <w:r>
-        <w:t xml:space="preserve">    {</w:t>
-      </w:r>
-    </w:p>
-    <w:p>
-      <w:r>
-        <w:t xml:space="preserve">        "script": "${filebase64("custom_script.sh")}"</w:t>
-      </w:r>
-    </w:p>
-    <w:p>
-      <w:r>
-        <w:t xml:space="preserve">    }</w:t>
-      </w:r>
-    </w:p>
-    <w:p>
-      <w:r>
-        <w:t>SETTINGS</w:t>
-      </w:r>
-    </w:p>
-    <w:p>
-      <w:pPr>
-        <w:rPr>
-          <w:lang w:val="pl-PL"/>
-        </w:rPr>
-      </w:pPr>
-    </w:p>
-    <w:p>
-      <w:pPr>
-        <w:rPr>
-          <w:lang w:val="pl-PL"/>
-        </w:rPr>
-      </w:pPr>
-      <w:r>
-        <w:rPr>
-          <w:lang w:val="pl-PL"/>
-        </w:rPr>
-        <w:t>Where custom_script.sh is a bash script saved in our Terraform folder.</w:t>
+        <w:drawing>
+          <wp:inline distT="0" distB="0" distL="0" distR="0" wp14:anchorId="6906EC10" wp14:editId="445D92D2">
+            <wp:extent cx="4059936" cy="2001340"/>
+            <wp:effectExtent l="0" t="0" r="0" b="0"/>
+            <wp:docPr id="323110050" name="Picture 1" descr="A screenshot of a computer program&#10;&#10;AI-generated content may be incorrect."/>
+            <wp:cNvGraphicFramePr>
+              <a:graphicFrameLocks xmlns:a="http://schemas.openxmlformats.org/drawingml/2006/main" noChangeAspect="1"/>
+            </wp:cNvGraphicFramePr>
+            <a:graphic xmlns:a="http://schemas.openxmlformats.org/drawingml/2006/main">
+              <a:graphicData uri="http://schemas.openxmlformats.org/drawingml/2006/picture">
+                <pic:pic xmlns:pic="http://schemas.openxmlformats.org/drawingml/2006/picture">
+                  <pic:nvPicPr>
+                    <pic:cNvPr id="323110050" name="Picture 1" descr="A screenshot of a computer program&#10;&#10;AI-generated content may be incorrect."/>
+                    <pic:cNvPicPr/>
+                  </pic:nvPicPr>
+                  <pic:blipFill>
+                    <a:blip r:embed="rId12"/>
+                    <a:stretch>
+                      <a:fillRect/>
+                    </a:stretch>
+                  </pic:blipFill>
+                  <pic:spPr>
+                    <a:xfrm>
+                      <a:off x="0" y="0"/>
+                      <a:ext cx="4068342" cy="2005484"/>
+                    </a:xfrm>
+                    <a:prstGeom prst="rect">
+                      <a:avLst/>
+                    </a:prstGeom>
+                  </pic:spPr>
+                </pic:pic>
+              </a:graphicData>
+            </a:graphic>
+          </wp:inline>
+        </w:drawing>
       </w:r>
     </w:p>
     <w:p>
       <w:pPr>
         <w:pStyle w:val="Heading1"/>
-        <w:rPr>
-          <w:lang w:val="pl-PL"/>
-        </w:rPr>
-      </w:pPr>
-      <w:r>
-        <w:rPr>
-          <w:lang w:val="pl-PL"/>
-        </w:rPr>
-        <w:t>Modules and providers</w:t>
+      </w:pPr>
+      <w:r>
+        <w:t>Configuration management</w:t>
+      </w:r>
+    </w:p>
+    <w:p>
+      <w:r>
+        <w:t>We can use Ansible for configuration management. For example it can configure VMs created by Terraform. It can interact with an operating system of that VM.</w:t>
+      </w:r>
+    </w:p>
+    <w:p>
+      <w:pPr>
+        <w:pStyle w:val="Heading1"/>
+      </w:pPr>
+      <w:r>
+        <w:t>State file</w:t>
+      </w:r>
+    </w:p>
+    <w:p>
+      <w:r>
+        <w:t>The state file describes what infrastructure we have created. Based on that file and our code Terraform will determine which resources need to be created or deleted.</w:t>
+      </w:r>
+    </w:p>
+    <w:p>
+      <w:pPr>
+        <w:pStyle w:val="Heading1"/>
+      </w:pPr>
+      <w:r>
+        <w:t>Terraform import</w:t>
+      </w:r>
+    </w:p>
+    <w:p>
+      <w:r>
+        <w:t>Get info about the existing infrastructure. It updated the state file but not configuration files (files with our code). We can use commands, like for example ‘terraform show’, to see the configuration for our current state file and then we can add it to our code files.</w:t>
+      </w:r>
+    </w:p>
+    <w:p>
+      <w:pPr>
+        <w:pStyle w:val="Heading1"/>
+      </w:pPr>
+      <w:r>
+        <w:t>Data block</w:t>
+      </w:r>
+    </w:p>
+    <w:p>
+      <w:r>
+        <w:t>It gets information about currently existing resources in cloud</w:t>
+      </w:r>
+      <w:r>
+        <w:t xml:space="preserve"> even if they have not been created by Terraform.</w:t>
+      </w:r>
+    </w:p>
+    <w:p>
+      <w:pPr>
+        <w:pStyle w:val="Heading1"/>
+      </w:pPr>
+      <w:r>
+        <w:t>Modules</w:t>
+      </w:r>
+    </w:p>
+    <w:p>
+      <w:pPr>
+        <w:pStyle w:val="Heading2"/>
+      </w:pPr>
+      <w:r>
+        <w:t>Public modules on Terraform website</w:t>
+      </w:r>
+    </w:p>
+    <w:p>
+      <w:r>
+        <w:t>There are available modules on the terraform website. They are prepared for creating specific resources. They can be used as an example how to create resources.</w:t>
+      </w:r>
+    </w:p>
+    <w:p>
+      <w:pPr>
+        <w:pStyle w:val="Heading2"/>
+        <w:rPr>
+          <w:lang w:val="pl-PL"/>
+        </w:rPr>
+      </w:pPr>
+      <w:r>
+        <w:rPr>
+          <w:lang w:val="pl-PL"/>
+        </w:rPr>
+        <w:lastRenderedPageBreak/>
+        <w:t>P</w:t>
+      </w:r>
+      <w:r>
+        <w:rPr>
+          <w:lang w:val="pl-PL"/>
+        </w:rPr>
+        <w:t>roviders</w:t>
+      </w:r>
+      <w:r>
+        <w:rPr>
+          <w:lang w:val="pl-PL"/>
+        </w:rPr>
+        <w:t xml:space="preserve"> in modules</w:t>
       </w:r>
     </w:p>
     <w:p>
@@ -1603,9 +1720,283 @@
         <w:t>in the module we need to specify providers even though we have those providers defined in the root module.</w:t>
       </w:r>
     </w:p>
-    <w:p/>
-    <w:p/>
-    <w:p/>
+    <w:p>
+      <w:pPr>
+        <w:pStyle w:val="Heading1"/>
+      </w:pPr>
+      <w:r>
+        <w:t>Terraform console</w:t>
+      </w:r>
+    </w:p>
+    <w:p>
+      <w:r>
+        <w:t>We can use the ‘terraform console’ command which will create a consol</w:t>
+      </w:r>
+      <w:r>
+        <w:t>e</w:t>
+      </w:r>
+      <w:r>
+        <w:t xml:space="preserve"> where we can test terraform commands, like different terraform functions.</w:t>
+      </w:r>
+    </w:p>
+    <w:p>
+      <w:pPr>
+        <w:pStyle w:val="Heading1"/>
+      </w:pPr>
+      <w:r>
+        <w:t>Drift</w:t>
+      </w:r>
+    </w:p>
+    <w:p>
+      <w:r>
+        <w:t>Drift is a situation when resources in cloud are different then those defined in Terraform configuration files. That when some resources have been created manually or by a different tool than Terraform. There are some tools in Terraform helping with that.</w:t>
+      </w:r>
+    </w:p>
+    <w:p>
+      <w:pPr>
+        <w:pStyle w:val="Heading1"/>
+      </w:pPr>
+      <w:r>
+        <w:t>Testing</w:t>
+      </w:r>
+    </w:p>
+    <w:p>
+      <w:r>
+        <w:t xml:space="preserve">There </w:t>
+      </w:r>
+      <w:r>
+        <w:t>are</w:t>
+      </w:r>
+      <w:r>
+        <w:t xml:space="preserve"> tool</w:t>
+      </w:r>
+      <w:r>
+        <w:t>s helping with testing if our code is correct. Not only if that code will work without errors but if it is gonna work as excpected</w:t>
+      </w:r>
+      <w:r>
+        <w:t xml:space="preserve"> and we are not violating any </w:t>
+      </w:r>
+      <w:r>
+        <w:t xml:space="preserve">common </w:t>
+      </w:r>
+      <w:r>
+        <w:t>rules.</w:t>
+      </w:r>
+    </w:p>
+    <w:p>
+      <w:pPr>
+        <w:pStyle w:val="Heading2"/>
+      </w:pPr>
+      <w:r>
+        <w:t>TFLint</w:t>
+      </w:r>
+    </w:p>
+    <w:p>
+      <w:r>
+        <w:t>The TFLint is a tool for testing if Terraform code is correct. It knows what are the available values for different arguments and can detect errors, for example if we use the ‘banana’ as argument for VM size it will know it is not acceptable value.</w:t>
+      </w:r>
+    </w:p>
+    <w:p>
+      <w:pPr>
+        <w:pStyle w:val="Heading2"/>
+      </w:pPr>
+      <w:r>
+        <w:t>Checkov</w:t>
+      </w:r>
+    </w:p>
+    <w:p>
+      <w:r>
+        <w:t>The checkov is a tool for checking if we are exposing confidential data in our code</w:t>
+      </w:r>
+      <w:r>
+        <w:t xml:space="preserve"> or if we are following the recommended best practices for our code, like do we have all the recommended settings.</w:t>
+      </w:r>
+    </w:p>
+    <w:p>
+      <w:r>
+        <w:t>It also allows us to define our own rules (policies) which should be followed when writing a code and it can automatically validate them.</w:t>
+      </w:r>
+    </w:p>
+    <w:p>
+      <w:r>
+        <w:t>Another similar tools:</w:t>
+      </w:r>
+    </w:p>
+    <w:p>
+      <w:pPr>
+        <w:pStyle w:val="ListParagraph"/>
+        <w:numPr>
+          <w:ilvl w:val="0"/>
+          <w:numId w:val="5"/>
+        </w:numPr>
+      </w:pPr>
+      <w:r>
+        <w:t>Terrascan</w:t>
+      </w:r>
+    </w:p>
+    <w:p>
+      <w:pPr>
+        <w:pStyle w:val="ListParagraph"/>
+        <w:numPr>
+          <w:ilvl w:val="0"/>
+          <w:numId w:val="5"/>
+        </w:numPr>
+      </w:pPr>
+      <w:r>
+        <w:t>Trivy</w:t>
+      </w:r>
+    </w:p>
+    <w:p>
+      <w:pPr>
+        <w:pStyle w:val="ListParagraph"/>
+        <w:numPr>
+          <w:ilvl w:val="0"/>
+          <w:numId w:val="5"/>
+        </w:numPr>
+      </w:pPr>
+      <w:r>
+        <w:t>Sentinel</w:t>
+      </w:r>
+    </w:p>
+    <w:p>
+      <w:pPr>
+        <w:pStyle w:val="ListParagraph"/>
+        <w:numPr>
+          <w:ilvl w:val="0"/>
+          <w:numId w:val="5"/>
+        </w:numPr>
+      </w:pPr>
+      <w:r>
+        <w:lastRenderedPageBreak/>
+        <w:t>Snyk</w:t>
+      </w:r>
+    </w:p>
+    <w:p>
+      <w:pPr>
+        <w:pStyle w:val="ListParagraph"/>
+        <w:numPr>
+          <w:ilvl w:val="0"/>
+          <w:numId w:val="5"/>
+        </w:numPr>
+      </w:pPr>
+      <w:r>
+        <w:t>Mondoo</w:t>
+      </w:r>
+    </w:p>
+    <w:p>
+      <w:pPr>
+        <w:pStyle w:val="ListParagraph"/>
+        <w:numPr>
+          <w:ilvl w:val="0"/>
+          <w:numId w:val="5"/>
+        </w:numPr>
+      </w:pPr>
+      <w:r>
+        <w:t>Terratest</w:t>
+      </w:r>
+    </w:p>
+    <w:p>
+      <w:pPr>
+        <w:pStyle w:val="Heading2"/>
+      </w:pPr>
+      <w:r>
+        <w:t>Terraform tools</w:t>
+      </w:r>
+    </w:p>
+    <w:p>
+      <w:pPr>
+        <w:pStyle w:val="Heading3"/>
+      </w:pPr>
+      <w:r>
+        <w:t>Check block</w:t>
+      </w:r>
+    </w:p>
+    <w:p>
+      <w:r>
+        <w:t>Check blocks are used to check if resources have been created correctly. They use the data block to get information about the created resources.</w:t>
+      </w:r>
+    </w:p>
+    <w:p>
+      <w:pPr>
+        <w:pStyle w:val="Heading3"/>
+      </w:pPr>
+      <w:r>
+        <w:t>Lifecycle block</w:t>
+      </w:r>
+    </w:p>
+    <w:p>
+      <w:r>
+        <w:t>Lifecycle blocks can be used to check if all requirements are met before creating resources, and like check blocks they can check if resources have been created properly.</w:t>
+      </w:r>
+    </w:p>
+    <w:p>
+      <w:pPr>
+        <w:pStyle w:val="Heading3"/>
+      </w:pPr>
+      <w:r>
+        <w:t>Assert block</w:t>
+      </w:r>
+    </w:p>
+    <w:p>
+      <w:r>
+        <w:t>Assert block can be used for testing our code.</w:t>
+      </w:r>
+    </w:p>
+    <w:p>
+      <w:pPr>
+        <w:pStyle w:val="Heading3"/>
+      </w:pPr>
+      <w:r>
+        <w:t>Mocking</w:t>
+      </w:r>
+    </w:p>
+    <w:p>
+      <w:r>
+        <w:t>There is the mocking option in Terraform for testing our code.</w:t>
+      </w:r>
+    </w:p>
+    <w:p>
+      <w:pPr>
+        <w:pStyle w:val="Heading3"/>
+      </w:pPr>
+      <w:r>
+        <w:t>Variables v</w:t>
+      </w:r>
+      <w:r>
+        <w:t>alidation</w:t>
+      </w:r>
+    </w:p>
+    <w:p>
+      <w:r>
+        <w:t>We can use the validation argument in a variable in order to validate if the entered values for that variable is correct.</w:t>
+      </w:r>
+    </w:p>
+    <w:p>
+      <w:pPr>
+        <w:pStyle w:val="Heading3"/>
+      </w:pPr>
+      <w:r>
+        <w:t>Terraform test cli</w:t>
+      </w:r>
+    </w:p>
+    <w:p>
+      <w:r>
+        <w:t>There is the Terraform test cli tool which can be used for testing as well.</w:t>
+      </w:r>
+    </w:p>
+    <w:p>
+      <w:pPr>
+        <w:pStyle w:val="Heading1"/>
+      </w:pPr>
+      <w:r>
+        <w:t>Terraform docs</w:t>
+      </w:r>
+    </w:p>
+    <w:p>
+      <w:r>
+        <w:t>It is a tool which we can use for documenting our Terraform code.</w:t>
+      </w:r>
+    </w:p>
     <w:sectPr>
       <w:pgSz w:w="12240" w:h="15840"/>
       <w:pgMar w:top="1440" w:right="1440" w:bottom="1440" w:left="1440" w:header="720" w:footer="720" w:gutter="0"/>
@@ -1619,9 +2010,122 @@
 <file path=word/numbering.xml><?xml version="1.0" encoding="utf-8"?>
 <w:numbering xmlns:wpc="http://schemas.microsoft.com/office/word/2010/wordprocessingCanvas" xmlns:cx="http://schemas.microsoft.com/office/drawing/2014/chartex" xmlns:cx1="http://schemas.microsoft.com/office/drawing/2015/9/8/chartex" xmlns:cx2="http://schemas.microsoft.com/office/drawing/2015/10/21/chartex" xmlns:cx3="http://schemas.microsoft.com/office/drawing/2016/5/9/chartex" xmlns:cx4="http://schemas.microsoft.com/office/drawing/2016/5/10/chartex" xmlns:cx5="http://schemas.microsoft.com/office/drawing/2016/5/11/chartex" xmlns:cx6="http://schemas.microsoft.com/office/drawing/2016/5/12/chartex" xmlns:cx7="http://schemas.microsoft.com/office/drawing/2016/5/13/chartex" xmlns:cx8="http://schemas.microsoft.com/office/drawing/2016/5/14/chartex" xmlns:mc="http://schemas.openxmlformats.org/markup-compatibility/2006" xmlns:aink="http://schemas.microsoft.com/office/drawing/2016/ink" xmlns:am3d="http://schemas.microsoft.com/office/drawing/2017/model3d" xmlns:o="urn:schemas-microsoft-com:office:office" xmlns:oel="http://schemas.microsoft.com/office/2019/extlst" xmlns:r="http://schemas.openxmlformats.org/officeDocument/2006/relationships" xmlns:m="http://schemas.openxmlformats.org/officeDocument/2006/math" xmlns:v="urn:schemas-microsoft-com:vml" xmlns:wp14="http://schemas.microsoft.com/office/word/2010/wordprocessingDrawing" xmlns:wp="http://schemas.openxmlformats.org/drawingml/2006/wordprocessingDrawing" xmlns:w10="urn:schemas-microsoft-com:office:word" xmlns:w="http://schemas.openxmlformats.org/wordprocessingml/2006/main" xmlns:w14="http://schemas.microsoft.com/office/word/2010/wordml" xmlns:w15="http://schemas.microsoft.com/office/word/2012/wordml" xmlns:w16cex="http://schemas.microsoft.com/office/word/2018/wordml/cex" xmlns:w16cid="http://schemas.microsoft.com/office/word/2016/wordml/cid" xmlns:w16="http://schemas.microsoft.com/office/word/2018/wordml" xmlns:w16du="http://schemas.microsoft.com/office/word/2023/wordml/word16du" xmlns:w16sdtdh="http://schemas.microsoft.com/office/word/2020/wordml/sdtdatahash" xmlns:w16sdtfl="http://schemas.microsoft.com/office/word/2024/wordml/sdtformatlock" xmlns:w16se="http://schemas.microsoft.com/office/word/2015/wordml/symex" xmlns:wpg="http://schemas.microsoft.com/office/word/2010/wordprocessingGroup" xmlns:wpi="http://schemas.microsoft.com/office/word/2010/wordprocessingInk" xmlns:wne="http://schemas.microsoft.com/office/word/2006/wordml" xmlns:wps="http://schemas.microsoft.com/office/word/2010/wordprocessingShape" mc:Ignorable="w14 w15 w16se w16cid w16 w16cex w16sdtdh w16sdtfl w16du wp14">
   <w:abstractNum w:abstractNumId="0" w15:restartNumberingAfterBreak="0">
+    <w:nsid w:val="13EC7976"/>
+    <w:multiLevelType w:val="hybridMultilevel"/>
+    <w:tmpl w:val="F2184AFC"/>
+    <w:lvl w:ilvl="0" w:tplc="04090001">
+      <w:start w:val="1"/>
+      <w:numFmt w:val="bullet"/>
+      <w:lvlText w:val=""/>
+      <w:lvlJc w:val="left"/>
+      <w:pPr>
+        <w:ind w:left="720" w:hanging="360"/>
+      </w:pPr>
+      <w:rPr>
+        <w:rFonts w:ascii="Symbol" w:hAnsi="Symbol" w:hint="default"/>
+      </w:rPr>
+    </w:lvl>
+    <w:lvl w:ilvl="1" w:tplc="04090003" w:tentative="1">
+      <w:start w:val="1"/>
+      <w:numFmt w:val="bullet"/>
+      <w:lvlText w:val="o"/>
+      <w:lvlJc w:val="left"/>
+      <w:pPr>
+        <w:ind w:left="1440" w:hanging="360"/>
+      </w:pPr>
+      <w:rPr>
+        <w:rFonts w:ascii="Courier New" w:hAnsi="Courier New" w:cs="Courier New" w:hint="default"/>
+      </w:rPr>
+    </w:lvl>
+    <w:lvl w:ilvl="2" w:tplc="04090005" w:tentative="1">
+      <w:start w:val="1"/>
+      <w:numFmt w:val="bullet"/>
+      <w:lvlText w:val=""/>
+      <w:lvlJc w:val="left"/>
+      <w:pPr>
+        <w:ind w:left="2160" w:hanging="360"/>
+      </w:pPr>
+      <w:rPr>
+        <w:rFonts w:ascii="Wingdings" w:hAnsi="Wingdings" w:hint="default"/>
+      </w:rPr>
+    </w:lvl>
+    <w:lvl w:ilvl="3" w:tplc="04090001" w:tentative="1">
+      <w:start w:val="1"/>
+      <w:numFmt w:val="bullet"/>
+      <w:lvlText w:val=""/>
+      <w:lvlJc w:val="left"/>
+      <w:pPr>
+        <w:ind w:left="2880" w:hanging="360"/>
+      </w:pPr>
+      <w:rPr>
+        <w:rFonts w:ascii="Symbol" w:hAnsi="Symbol" w:hint="default"/>
+      </w:rPr>
+    </w:lvl>
+    <w:lvl w:ilvl="4" w:tplc="04090003" w:tentative="1">
+      <w:start w:val="1"/>
+      <w:numFmt w:val="bullet"/>
+      <w:lvlText w:val="o"/>
+      <w:lvlJc w:val="left"/>
+      <w:pPr>
+        <w:ind w:left="3600" w:hanging="360"/>
+      </w:pPr>
+      <w:rPr>
+        <w:rFonts w:ascii="Courier New" w:hAnsi="Courier New" w:cs="Courier New" w:hint="default"/>
+      </w:rPr>
+    </w:lvl>
+    <w:lvl w:ilvl="5" w:tplc="04090005" w:tentative="1">
+      <w:start w:val="1"/>
+      <w:numFmt w:val="bullet"/>
+      <w:lvlText w:val=""/>
+      <w:lvlJc w:val="left"/>
+      <w:pPr>
+        <w:ind w:left="4320" w:hanging="360"/>
+      </w:pPr>
+      <w:rPr>
+        <w:rFonts w:ascii="Wingdings" w:hAnsi="Wingdings" w:hint="default"/>
+      </w:rPr>
+    </w:lvl>
+    <w:lvl w:ilvl="6" w:tplc="04090001" w:tentative="1">
+      <w:start w:val="1"/>
+      <w:numFmt w:val="bullet"/>
+      <w:lvlText w:val=""/>
+      <w:lvlJc w:val="left"/>
+      <w:pPr>
+        <w:ind w:left="5040" w:hanging="360"/>
+      </w:pPr>
+      <w:rPr>
+        <w:rFonts w:ascii="Symbol" w:hAnsi="Symbol" w:hint="default"/>
+      </w:rPr>
+    </w:lvl>
+    <w:lvl w:ilvl="7" w:tplc="04090003" w:tentative="1">
+      <w:start w:val="1"/>
+      <w:numFmt w:val="bullet"/>
+      <w:lvlText w:val="o"/>
+      <w:lvlJc w:val="left"/>
+      <w:pPr>
+        <w:ind w:left="5760" w:hanging="360"/>
+      </w:pPr>
+      <w:rPr>
+        <w:rFonts w:ascii="Courier New" w:hAnsi="Courier New" w:cs="Courier New" w:hint="default"/>
+      </w:rPr>
+    </w:lvl>
+    <w:lvl w:ilvl="8" w:tplc="04090005" w:tentative="1">
+      <w:start w:val="1"/>
+      <w:numFmt w:val="bullet"/>
+      <w:lvlText w:val=""/>
+      <w:lvlJc w:val="left"/>
+      <w:pPr>
+        <w:ind w:left="6480" w:hanging="360"/>
+      </w:pPr>
+      <w:rPr>
+        <w:rFonts w:ascii="Wingdings" w:hAnsi="Wingdings" w:hint="default"/>
+      </w:rPr>
+    </w:lvl>
+  </w:abstractNum>
+  <w:abstractNum w:abstractNumId="1" w15:restartNumberingAfterBreak="0">
     <w:nsid w:val="1EFA1537"/>
     <w:multiLevelType w:val="hybridMultilevel"/>
-    <w:tmpl w:val="108887C6"/>
+    <w:tmpl w:val="DC041C3A"/>
     <w:lvl w:ilvl="0" w:tplc="04090001">
       <w:start w:val="1"/>
       <w:numFmt w:val="bullet"/>
@@ -1731,7 +2235,7 @@
       </w:rPr>
     </w:lvl>
   </w:abstractNum>
-  <w:abstractNum w:abstractNumId="1" w15:restartNumberingAfterBreak="0">
+  <w:abstractNum w:abstractNumId="2" w15:restartNumberingAfterBreak="0">
     <w:nsid w:val="2D240C4D"/>
     <w:multiLevelType w:val="hybridMultilevel"/>
     <w:tmpl w:val="E9948B3A"/>
@@ -1868,7 +2372,7 @@
       </w:rPr>
     </w:lvl>
   </w:abstractNum>
-  <w:abstractNum w:abstractNumId="2" w15:restartNumberingAfterBreak="0">
+  <w:abstractNum w:abstractNumId="3" w15:restartNumberingAfterBreak="0">
     <w:nsid w:val="367AE1FC"/>
     <w:multiLevelType w:val="multilevel"/>
     <w:tmpl w:val="367AE1FC"/>
@@ -2008,7 +2512,7 @@
       </w:rPr>
     </w:lvl>
   </w:abstractNum>
-  <w:abstractNum w:abstractNumId="3" w15:restartNumberingAfterBreak="0">
+  <w:abstractNum w:abstractNumId="4" w15:restartNumberingAfterBreak="0">
     <w:nsid w:val="3CB06121"/>
     <w:multiLevelType w:val="hybridMultilevel"/>
     <w:tmpl w:val="811451FA"/>
@@ -2145,7 +2649,7 @@
       </w:rPr>
     </w:lvl>
   </w:abstractNum>
-  <w:abstractNum w:abstractNumId="4" w15:restartNumberingAfterBreak="0">
+  <w:abstractNum w:abstractNumId="5" w15:restartNumberingAfterBreak="0">
     <w:nsid w:val="6D854568"/>
     <w:multiLevelType w:val="hybridMultilevel"/>
     <w:tmpl w:val="AFD85C9A"/>
@@ -2286,18 +2790,21 @@
     </w:lvl>
   </w:abstractNum>
   <w:num w:numId="1" w16cid:durableId="1154493544">
+    <w:abstractNumId w:val="5"/>
+  </w:num>
+  <w:num w:numId="2" w16cid:durableId="663894252">
+    <w:abstractNumId w:val="2"/>
+  </w:num>
+  <w:num w:numId="3" w16cid:durableId="1757902910">
     <w:abstractNumId w:val="4"/>
   </w:num>
-  <w:num w:numId="2" w16cid:durableId="663894252">
+  <w:num w:numId="4" w16cid:durableId="1012336193">
+    <w:abstractNumId w:val="3"/>
+  </w:num>
+  <w:num w:numId="5" w16cid:durableId="1143695344">
     <w:abstractNumId w:val="1"/>
   </w:num>
-  <w:num w:numId="3" w16cid:durableId="1757902910">
-    <w:abstractNumId w:val="3"/>
-  </w:num>
-  <w:num w:numId="4" w16cid:durableId="1012336193">
-    <w:abstractNumId w:val="2"/>
-  </w:num>
-  <w:num w:numId="5" w16cid:durableId="1143695344">
+  <w:num w:numId="6" w16cid:durableId="463353429">
     <w:abstractNumId w:val="0"/>
   </w:num>
 </w:numbering>
@@ -2703,6 +3210,7 @@
   <w:style w:type="paragraph" w:default="1" w:styleId="Normal">
     <w:name w:val="Normal"/>
     <w:qFormat/>
+    <w:rsid w:val="00DC6A3D"/>
   </w:style>
   <w:style w:type="paragraph" w:styleId="Heading1">
     <w:name w:val="heading 1"/>
@@ -2731,7 +3239,6 @@
     <w:next w:val="Normal"/>
     <w:link w:val="Heading2Char"/>
     <w:uiPriority w:val="9"/>
-    <w:semiHidden/>
     <w:unhideWhenUsed/>
     <w:qFormat/>
     <w:rsid w:val="00121320"/>
@@ -2754,7 +3261,6 @@
     <w:next w:val="Normal"/>
     <w:link w:val="Heading3Char"/>
     <w:uiPriority w:val="9"/>
-    <w:semiHidden/>
     <w:unhideWhenUsed/>
     <w:qFormat/>
     <w:rsid w:val="00121320"/>
@@ -2948,7 +3454,6 @@
     <w:basedOn w:val="DefaultParagraphFont"/>
     <w:link w:val="Heading2"/>
     <w:uiPriority w:val="9"/>
-    <w:semiHidden/>
     <w:rsid w:val="00121320"/>
     <w:rPr>
       <w:rFonts w:asciiTheme="majorHAnsi" w:eastAsiaTheme="majorEastAsia" w:hAnsiTheme="majorHAnsi" w:cstheme="majorBidi"/>
@@ -2962,7 +3467,6 @@
     <w:basedOn w:val="DefaultParagraphFont"/>
     <w:link w:val="Heading3"/>
     <w:uiPriority w:val="9"/>
-    <w:semiHidden/>
     <w:rsid w:val="00121320"/>
     <w:rPr>
       <w:rFonts w:eastAsiaTheme="majorEastAsia" w:cstheme="majorBidi"/>

--- a/terraform/terraform notes.docx
+++ b/terraform/terraform notes.docx
@@ -1558,6 +1558,7 @@
       </w:pPr>
       <w:r>
         <w:rPr>
+          <w:noProof/>
           <w:lang w:val="pl-PL"/>
         </w:rPr>
         <w:lastRenderedPageBreak/>
@@ -1600,6 +1601,36 @@
     </w:p>
     <w:p>
       <w:pPr>
+        <w:pStyle w:val="Heading2"/>
+        <w:rPr>
+          <w:lang w:val="pl-PL"/>
+        </w:rPr>
+      </w:pPr>
+      <w:r>
+        <w:rPr>
+          <w:lang w:val="pl-PL"/>
+        </w:rPr>
+        <w:t>Troubleshooting</w:t>
+      </w:r>
+    </w:p>
+    <w:p>
+      <w:r>
+        <w:t xml:space="preserve">Logs from executing a bash script on VM can be found on that VM in the /var/lib/waagent/custom-script/download/0 folder. There are the 'stdout' and 'stderr' files with logs. More info about that here: </w:t>
+      </w:r>
+      <w:hyperlink r:id="rId13" w:history="1">
+        <w:r>
+          <w:rPr>
+            <w:rStyle w:val="Hyperlink"/>
+          </w:rPr>
+          <w:t>learn.microsoft.com</w:t>
+        </w:r>
+      </w:hyperlink>
+      <w:r>
+        <w:t>.</w:t>
+      </w:r>
+    </w:p>
+    <w:p>
+      <w:pPr>
         <w:pStyle w:val="Heading1"/>
       </w:pPr>
       <w:r>
@@ -1658,6 +1689,7 @@
         <w:pStyle w:val="Heading1"/>
       </w:pPr>
       <w:r>
+        <w:lastRenderedPageBreak/>
         <w:t>Modules</w:t>
       </w:r>
     </w:p>
@@ -1685,135 +1717,123 @@
         <w:rPr>
           <w:lang w:val="pl-PL"/>
         </w:rPr>
+        <w:t>Providers in modules</w:t>
+      </w:r>
+    </w:p>
+    <w:p>
+      <w:pPr>
+        <w:rPr>
+          <w:lang w:val="pl-PL"/>
+        </w:rPr>
+      </w:pPr>
+      <w:r>
+        <w:rPr>
+          <w:lang w:val="pl-PL"/>
+        </w:rPr>
+        <w:t xml:space="preserve">Sometimes </w:t>
+      </w:r>
+      <w:r>
+        <w:rPr>
+          <w:lang w:val="pl-PL"/>
+        </w:rPr>
+        <w:t>in the module we need to specify providers even though we have those providers defined in the root module.</w:t>
+      </w:r>
+    </w:p>
+    <w:p>
+      <w:pPr>
+        <w:pStyle w:val="Heading1"/>
+      </w:pPr>
+      <w:r>
+        <w:t>Terraform console</w:t>
+      </w:r>
+    </w:p>
+    <w:p>
+      <w:r>
+        <w:t>We can use the ‘terraform console’ command which will create a consol</w:t>
+      </w:r>
+      <w:r>
+        <w:t>e</w:t>
+      </w:r>
+      <w:r>
+        <w:t xml:space="preserve"> where we can test terraform commands, like different terraform functions.</w:t>
+      </w:r>
+    </w:p>
+    <w:p>
+      <w:pPr>
+        <w:pStyle w:val="Heading1"/>
+      </w:pPr>
+      <w:r>
+        <w:t>Drift</w:t>
+      </w:r>
+    </w:p>
+    <w:p>
+      <w:r>
+        <w:t>Drift is a situation when resources in cloud are different then those defined in Terraform configuration files. That when some resources have been created manually or by a different tool than Terraform. There are some tools in Terraform helping with that.</w:t>
+      </w:r>
+    </w:p>
+    <w:p>
+      <w:pPr>
+        <w:pStyle w:val="Heading1"/>
+      </w:pPr>
+      <w:r>
+        <w:t>Testing</w:t>
+      </w:r>
+    </w:p>
+    <w:p>
+      <w:r>
+        <w:t xml:space="preserve">There </w:t>
+      </w:r>
+      <w:r>
+        <w:t>are</w:t>
+      </w:r>
+      <w:r>
+        <w:t xml:space="preserve"> tool</w:t>
+      </w:r>
+      <w:r>
+        <w:t>s helping with testing if our code is correct. Not only if that code will work without errors but if it is gonna work as excpected</w:t>
+      </w:r>
+      <w:r>
+        <w:t xml:space="preserve"> and we are not violating any </w:t>
+      </w:r>
+      <w:r>
+        <w:t xml:space="preserve">common </w:t>
+      </w:r>
+      <w:r>
+        <w:t>rules.</w:t>
+      </w:r>
+    </w:p>
+    <w:p>
+      <w:pPr>
+        <w:pStyle w:val="Heading2"/>
+      </w:pPr>
+      <w:r>
+        <w:t>TFLint</w:t>
+      </w:r>
+    </w:p>
+    <w:p>
+      <w:r>
+        <w:t>The TFLint is a tool for testing if Terraform code is correct. It knows what are the available values for different arguments and can detect errors, for example if we use the ‘banana’ as argument for VM size it will know it is not acceptable value.</w:t>
+      </w:r>
+    </w:p>
+    <w:p>
+      <w:pPr>
+        <w:pStyle w:val="Heading2"/>
+      </w:pPr>
+      <w:r>
+        <w:t>Checkov</w:t>
+      </w:r>
+    </w:p>
+    <w:p>
+      <w:r>
+        <w:t>The checkov is a tool for checking if we are exposing confidential data in our code</w:t>
+      </w:r>
+      <w:r>
+        <w:t xml:space="preserve"> or if we are following the recommended best practices for our code, like do we have all the recommended settings.</w:t>
+      </w:r>
+    </w:p>
+    <w:p>
+      <w:r>
         <w:lastRenderedPageBreak/>
-        <w:t>P</w:t>
-      </w:r>
-      <w:r>
-        <w:rPr>
-          <w:lang w:val="pl-PL"/>
-        </w:rPr>
-        <w:t>roviders</w:t>
-      </w:r>
-      <w:r>
-        <w:rPr>
-          <w:lang w:val="pl-PL"/>
-        </w:rPr>
-        <w:t xml:space="preserve"> in modules</w:t>
-      </w:r>
-    </w:p>
-    <w:p>
-      <w:pPr>
-        <w:rPr>
-          <w:lang w:val="pl-PL"/>
-        </w:rPr>
-      </w:pPr>
-      <w:r>
-        <w:rPr>
-          <w:lang w:val="pl-PL"/>
-        </w:rPr>
-        <w:t xml:space="preserve">Sometimes </w:t>
-      </w:r>
-      <w:r>
-        <w:rPr>
-          <w:lang w:val="pl-PL"/>
-        </w:rPr>
-        <w:t>in the module we need to specify providers even though we have those providers defined in the root module.</w:t>
-      </w:r>
-    </w:p>
-    <w:p>
-      <w:pPr>
-        <w:pStyle w:val="Heading1"/>
-      </w:pPr>
-      <w:r>
-        <w:t>Terraform console</w:t>
-      </w:r>
-    </w:p>
-    <w:p>
-      <w:r>
-        <w:t>We can use the ‘terraform console’ command which will create a consol</w:t>
-      </w:r>
-      <w:r>
-        <w:t>e</w:t>
-      </w:r>
-      <w:r>
-        <w:t xml:space="preserve"> where we can test terraform commands, like different terraform functions.</w:t>
-      </w:r>
-    </w:p>
-    <w:p>
-      <w:pPr>
-        <w:pStyle w:val="Heading1"/>
-      </w:pPr>
-      <w:r>
-        <w:t>Drift</w:t>
-      </w:r>
-    </w:p>
-    <w:p>
-      <w:r>
-        <w:t>Drift is a situation when resources in cloud are different then those defined in Terraform configuration files. That when some resources have been created manually or by a different tool than Terraform. There are some tools in Terraform helping with that.</w:t>
-      </w:r>
-    </w:p>
-    <w:p>
-      <w:pPr>
-        <w:pStyle w:val="Heading1"/>
-      </w:pPr>
-      <w:r>
-        <w:t>Testing</w:t>
-      </w:r>
-    </w:p>
-    <w:p>
-      <w:r>
-        <w:t xml:space="preserve">There </w:t>
-      </w:r>
-      <w:r>
-        <w:t>are</w:t>
-      </w:r>
-      <w:r>
-        <w:t xml:space="preserve"> tool</w:t>
-      </w:r>
-      <w:r>
-        <w:t>s helping with testing if our code is correct. Not only if that code will work without errors but if it is gonna work as excpected</w:t>
-      </w:r>
-      <w:r>
-        <w:t xml:space="preserve"> and we are not violating any </w:t>
-      </w:r>
-      <w:r>
-        <w:t xml:space="preserve">common </w:t>
-      </w:r>
-      <w:r>
-        <w:t>rules.</w:t>
-      </w:r>
-    </w:p>
-    <w:p>
-      <w:pPr>
-        <w:pStyle w:val="Heading2"/>
-      </w:pPr>
-      <w:r>
-        <w:t>TFLint</w:t>
-      </w:r>
-    </w:p>
-    <w:p>
-      <w:r>
-        <w:t>The TFLint is a tool for testing if Terraform code is correct. It knows what are the available values for different arguments and can detect errors, for example if we use the ‘banana’ as argument for VM size it will know it is not acceptable value.</w:t>
-      </w:r>
-    </w:p>
-    <w:p>
-      <w:pPr>
-        <w:pStyle w:val="Heading2"/>
-      </w:pPr>
-      <w:r>
-        <w:t>Checkov</w:t>
-      </w:r>
-    </w:p>
-    <w:p>
-      <w:r>
-        <w:t>The checkov is a tool for checking if we are exposing confidential data in our code</w:t>
-      </w:r>
-      <w:r>
-        <w:t xml:space="preserve"> or if we are following the recommended best practices for our code, like do we have all the recommended settings.</w:t>
-      </w:r>
-    </w:p>
-    <w:p>
-      <w:r>
         <w:t>It also allows us to define our own rules (policies) which should be followed when writing a code and it can automatically validate them.</w:t>
       </w:r>
     </w:p>
@@ -1867,7 +1887,6 @@
         </w:numPr>
       </w:pPr>
       <w:r>
-        <w:lastRenderedPageBreak/>
         <w:t>Snyk</w:t>
       </w:r>
     </w:p>
@@ -1960,10 +1979,7 @@
         <w:pStyle w:val="Heading3"/>
       </w:pPr>
       <w:r>
-        <w:t>Variables v</w:t>
-      </w:r>
-      <w:r>
-        <w:t>alidation</w:t>
+        <w:t>Variables validation</w:t>
       </w:r>
     </w:p>
     <w:p>
@@ -3412,7 +3428,6 @@
   <w:style w:type="character" w:default="1" w:styleId="DefaultParagraphFont">
     <w:name w:val="Default Paragraph Font"/>
     <w:uiPriority w:val="1"/>
-    <w:semiHidden/>
     <w:unhideWhenUsed/>
   </w:style>
   <w:style w:type="table" w:default="1" w:styleId="TableNormal">

--- a/terraform/terraform notes.docx
+++ b/terraform/terraform notes.docx
@@ -111,21 +111,19 @@
     </w:p>
     <w:p>
       <w:pPr>
+        <w:pStyle w:val="ListParagraph"/>
         <w:numPr>
           <w:ilvl w:val="0"/>
           <w:numId w:val="4"/>
         </w:numPr>
-        <w:spacing w:after="0" w:line="240" w:lineRule="auto"/>
-      </w:pPr>
-      <w:r>
-        <w:t xml:space="preserve">In order to </w:t>
-      </w:r>
-      <w:r>
-        <w:t xml:space="preserve">allow terraform to create service principals we need to create a service principal with the ‘owner’ role which will be used by the Terraform. </w:t>
-      </w:r>
-    </w:p>
-    <w:p>
-      <w:pPr>
+      </w:pPr>
+      <w:r>
+        <w:t xml:space="preserve">When Terraform is creating Azure resources it is authenticating using a Service Principal. In order to allow Terraform to create other Service Principals, we need to create a Service Principal with proper permissions which will be used by Terraform for authentication. </w:t>
+      </w:r>
+    </w:p>
+    <w:p>
+      <w:pPr>
+        <w:pStyle w:val="ListParagraph"/>
         <w:tabs>
           <w:tab w:val="left" w:pos="420"/>
         </w:tabs>
@@ -134,96 +132,42 @@
     </w:p>
     <w:p>
       <w:pPr>
-        <w:tabs>
-          <w:tab w:val="left" w:pos="420"/>
-        </w:tabs>
+        <w:pStyle w:val="ListParagraph"/>
         <w:ind w:left="420"/>
       </w:pPr>
       <w:r>
-        <w:t xml:space="preserve">Creating such a service principal and assigning it to Terraform to use it is described here: </w:t>
-      </w:r>
-      <w:hyperlink r:id="rId9" w:history="1">
-        <w:r>
-          <w:rPr>
-            <w:rStyle w:val="Hyperlink"/>
-          </w:rPr>
-          <w:t>developer.hashicorp.com</w:t>
-        </w:r>
-      </w:hyperlink>
-      <w:r>
-        <w:t xml:space="preserve"> in the ‘Authenticate using the Azure CLI’ section.</w:t>
-      </w:r>
-    </w:p>
-    <w:p>
-      <w:pPr>
-        <w:tabs>
-          <w:tab w:val="left" w:pos="420"/>
-        </w:tabs>
+        <w:t>In the ‘Authenticate using the Azure CLI &gt; Create a Service Principal’ section in the instruction on developer.hashicorp.com we are creating a service principal with the ‘Contributor’ Azure role and we need to change it into ‘Owner’.</w:t>
+      </w:r>
+    </w:p>
+    <w:p>
+      <w:pPr>
+        <w:pStyle w:val="ListParagraph"/>
         <w:ind w:left="420"/>
       </w:pPr>
     </w:p>
     <w:p>
       <w:pPr>
-        <w:tabs>
-          <w:tab w:val="left" w:pos="420"/>
-        </w:tabs>
+        <w:pStyle w:val="ListParagraph"/>
         <w:ind w:left="420"/>
       </w:pPr>
       <w:r>
-        <w:t>But in that section we are creating a service principal with the ‘Contributor’ role and we need to change it into ‘Owner’</w:t>
-      </w:r>
-    </w:p>
-    <w:p>
-      <w:pPr>
-        <w:tabs>
-          <w:tab w:val="left" w:pos="420"/>
-        </w:tabs>
+        <w:t>Also it is useful to add some name to the created service principal, for example ‘Terraform’. We can do this by using the ‘az ad sp create-for-rbac’ command with the ‘--name’ parameter.</w:t>
+      </w:r>
+    </w:p>
+    <w:p>
+      <w:pPr>
+        <w:pStyle w:val="ListParagraph"/>
         <w:ind w:left="420"/>
       </w:pPr>
     </w:p>
     <w:p>
       <w:pPr>
-        <w:tabs>
-          <w:tab w:val="left" w:pos="420"/>
-        </w:tabs>
+        <w:pStyle w:val="ListParagraph"/>
         <w:ind w:left="420"/>
       </w:pPr>
       <w:r>
-        <w:t>Also it is useful to add some name to the created service principal, for example ‘Terraform’. We can do this by using the ‘</w:t>
-      </w:r>
-      <w:r>
-        <w:t>az ad sp create-for-rbac</w:t>
-      </w:r>
-      <w:r>
-        <w:t>’ command with the ‘--name’ parameter.</w:t>
-      </w:r>
-    </w:p>
-    <w:p>
-      <w:pPr>
-        <w:tabs>
-          <w:tab w:val="left" w:pos="420"/>
-        </w:tabs>
-        <w:ind w:left="420"/>
-      </w:pPr>
-    </w:p>
-    <w:p>
-      <w:pPr>
-        <w:tabs>
-          <w:tab w:val="left" w:pos="420"/>
-        </w:tabs>
-        <w:ind w:left="420"/>
-      </w:pPr>
-      <w:r>
-        <w:t xml:space="preserve">Additionaly we need to assign Microsoft Entra ‘Application Administrator’ role to that service principal. It is described here how to do this: </w:t>
-      </w:r>
-      <w:hyperlink r:id="rId10" w:history="1">
-        <w:r>
-          <w:rPr>
-            <w:rStyle w:val="Hyperlink"/>
-          </w:rPr>
-          <w:t>docs.azure.cn</w:t>
-        </w:r>
-      </w:hyperlink>
+        <w:t>Additionaly we need to assign the ‘Application Administrator’ Entra role to that service principal. It is described here how to do this: [docs.azure.cn](https://docs.azure.cn/en-us/entra/identity/role-based-access-control/manage-roles-portal?tabs=admin-center)</w:t>
+      </w:r>
     </w:p>
     <w:p>
       <w:pPr>
@@ -332,7 +276,6 @@
         <w:rPr>
           <w:lang w:val="pl-PL"/>
         </w:rPr>
-        <w:lastRenderedPageBreak/>
         <w:t>terraform apply # create or modify resources</w:t>
       </w:r>
     </w:p>
@@ -384,6 +327,7 @@
         <w:spacing w:after="0" w:line="240" w:lineRule="auto"/>
       </w:pPr>
       <w:r>
+        <w:lastRenderedPageBreak/>
         <w:t>terraform plan -out main.tfplan</w:t>
       </w:r>
       <w:r>
@@ -736,20 +680,53 @@
         <w:rPr>
           <w:lang w:val="pl-PL"/>
         </w:rPr>
+        <w:t xml:space="preserve">    └── s3_bucket/          # Child module</w:t>
+      </w:r>
+    </w:p>
+    <w:p>
+      <w:pPr>
+        <w:rPr>
+          <w:lang w:val="pl-PL"/>
+        </w:rPr>
+      </w:pPr>
+      <w:r>
+        <w:rPr>
+          <w:lang w:val="pl-PL"/>
+        </w:rPr>
+        <w:t xml:space="preserve">        </w:t>
+      </w:r>
+      <w:r>
+        <w:rPr>
+          <w:rFonts w:ascii="MS Gothic" w:eastAsia="MS Gothic" w:hAnsi="MS Gothic" w:cs="MS Gothic" w:hint="eastAsia"/>
+          <w:lang w:val="pl-PL"/>
+        </w:rPr>
+        <w:t>├</w:t>
+      </w:r>
+      <w:r>
+        <w:rPr>
+          <w:rFonts w:ascii="Aptos" w:hAnsi="Aptos" w:cs="Aptos"/>
+          <w:lang w:val="pl-PL"/>
+        </w:rPr>
+        <w:t>──</w:t>
+      </w:r>
+      <w:r>
+        <w:rPr>
+          <w:lang w:val="pl-PL"/>
+        </w:rPr>
+        <w:t xml:space="preserve"> main.tf</w:t>
+      </w:r>
+    </w:p>
+    <w:p>
+      <w:pPr>
+        <w:rPr>
+          <w:lang w:val="pl-PL"/>
+        </w:rPr>
+      </w:pPr>
+      <w:r>
+        <w:rPr>
+          <w:lang w:val="pl-PL"/>
+        </w:rPr>
         <w:lastRenderedPageBreak/>
-        <w:t xml:space="preserve">    └── s3_bucket/          # Child module</w:t>
-      </w:r>
-    </w:p>
-    <w:p>
-      <w:pPr>
-        <w:rPr>
-          <w:lang w:val="pl-PL"/>
-        </w:rPr>
-      </w:pPr>
-      <w:r>
-        <w:rPr>
-          <w:lang w:val="pl-PL"/>
-        </w:rPr>
         <w:t xml:space="preserve">        </w:t>
       </w:r>
       <w:r>
@@ -770,39 +747,6 @@
         <w:rPr>
           <w:lang w:val="pl-PL"/>
         </w:rPr>
-        <w:t xml:space="preserve"> main.tf</w:t>
-      </w:r>
-    </w:p>
-    <w:p>
-      <w:pPr>
-        <w:rPr>
-          <w:lang w:val="pl-PL"/>
-        </w:rPr>
-      </w:pPr>
-      <w:r>
-        <w:rPr>
-          <w:lang w:val="pl-PL"/>
-        </w:rPr>
-        <w:t xml:space="preserve">        </w:t>
-      </w:r>
-      <w:r>
-        <w:rPr>
-          <w:rFonts w:ascii="MS Gothic" w:eastAsia="MS Gothic" w:hAnsi="MS Gothic" w:cs="MS Gothic" w:hint="eastAsia"/>
-          <w:lang w:val="pl-PL"/>
-        </w:rPr>
-        <w:t>├</w:t>
-      </w:r>
-      <w:r>
-        <w:rPr>
-          <w:rFonts w:ascii="Aptos" w:hAnsi="Aptos" w:cs="Aptos"/>
-          <w:lang w:val="pl-PL"/>
-        </w:rPr>
-        <w:t>──</w:t>
-      </w:r>
-      <w:r>
-        <w:rPr>
-          <w:lang w:val="pl-PL"/>
-        </w:rPr>
         <w:t xml:space="preserve"> variables.tf</w:t>
       </w:r>
     </w:p>
@@ -1314,6 +1258,7 @@
         <w:rPr>
           <w:lang w:val="pl-PL"/>
         </w:rPr>
+        <w:lastRenderedPageBreak/>
         <w:t>Saving outputs in a file on local computer</w:t>
       </w:r>
     </w:p>
@@ -1502,7 +1447,7 @@
         </w:rPr>
         <w:t xml:space="preserve">It uses a virtual machines extension to run a bash script. More info about how to run a bash script using the virtual machine extension here: </w:t>
       </w:r>
-      <w:hyperlink r:id="rId11" w:history="1">
+      <w:hyperlink r:id="rId9" w:history="1">
         <w:r>
           <w:rPr>
             <w:rStyle w:val="Hyperlink"/>
@@ -1578,7 +1523,7 @@
                     <pic:cNvPicPr/>
                   </pic:nvPicPr>
                   <pic:blipFill>
-                    <a:blip r:embed="rId12"/>
+                    <a:blip r:embed="rId10"/>
                     <a:stretch>
                       <a:fillRect/>
                     </a:stretch>
@@ -1617,7 +1562,7 @@
       <w:r>
         <w:t xml:space="preserve">Logs from executing a bash script on VM can be found on that VM in the /var/lib/waagent/custom-script/download/0 folder. There are the 'stdout' and 'stderr' files with logs. More info about that here: </w:t>
       </w:r>
-      <w:hyperlink r:id="rId13" w:history="1">
+      <w:hyperlink r:id="rId11" w:history="1">
         <w:r>
           <w:rPr>
             <w:rStyle w:val="Hyperlink"/>
@@ -2391,11 +2336,11 @@
   <w:abstractNum w:abstractNumId="3" w15:restartNumberingAfterBreak="0">
     <w:nsid w:val="367AE1FC"/>
     <w:multiLevelType w:val="multilevel"/>
-    <w:tmpl w:val="367AE1FC"/>
+    <w:tmpl w:val="BFCC7FCE"/>
     <w:lvl w:ilvl="0">
       <w:start w:val="1"/>
       <w:numFmt w:val="bullet"/>
-      <w:lvlText w:val=""/>
+      <w:lvlText w:val=""/>
       <w:lvlJc w:val="left"/>
       <w:pPr>
         <w:tabs>
@@ -2404,7 +2349,7 @@
         <w:ind w:left="420" w:hanging="420"/>
       </w:pPr>
       <w:rPr>
-        <w:rFonts w:ascii="Wingdings" w:hAnsi="Wingdings" w:hint="default"/>
+        <w:rFonts w:ascii="Symbol" w:hAnsi="Symbol" w:hint="default"/>
       </w:rPr>
     </w:lvl>
     <w:lvl w:ilvl="1">

--- a/terraform/terraform notes.docx
+++ b/terraform/terraform notes.docx
@@ -1555,7 +1555,7 @@
         <w:rPr>
           <w:lang w:val="pl-PL"/>
         </w:rPr>
-        <w:t>Troubleshooting</w:t>
+        <w:t>Debugging</w:t>
       </w:r>
     </w:p>
     <w:p>
@@ -3373,6 +3373,7 @@
   <w:style w:type="character" w:default="1" w:styleId="DefaultParagraphFont">
     <w:name w:val="Default Paragraph Font"/>
     <w:uiPriority w:val="1"/>
+    <w:semiHidden/>
     <w:unhideWhenUsed/>
   </w:style>
   <w:style w:type="table" w:default="1" w:styleId="TableNormal">

--- a/terraform/terraform notes.docx
+++ b/terraform/terraform notes.docx
@@ -429,6 +429,50 @@
       <w:pPr>
         <w:pStyle w:val="ListParagraph"/>
         <w:numPr>
+          <w:ilvl w:val="1"/>
+          <w:numId w:val="4"/>
+        </w:numPr>
+        <w:spacing w:after="0" w:line="240" w:lineRule="auto"/>
+        <w:rPr>
+          <w:lang w:val="pl-PL"/>
+        </w:rPr>
+      </w:pPr>
+      <w:r>
+        <w:rPr>
+          <w:lang w:val="pl-PL"/>
+        </w:rPr>
+        <w:t>Terraform output</w:t>
+      </w:r>
+    </w:p>
+    <w:p>
+      <w:pPr>
+        <w:pStyle w:val="ListParagraph"/>
+        <w:numPr>
+          <w:ilvl w:val="1"/>
+          <w:numId w:val="4"/>
+        </w:numPr>
+        <w:spacing w:after="0" w:line="240" w:lineRule="auto"/>
+        <w:rPr>
+          <w:lang w:val="pl-PL"/>
+        </w:rPr>
+      </w:pPr>
+      <w:r>
+        <w:rPr>
+          <w:lang w:val="pl-PL"/>
+        </w:rPr>
+        <w:t>Terraform output</w:t>
+      </w:r>
+      <w:r>
+        <w:rPr>
+          <w:lang w:val="pl-PL"/>
+        </w:rPr>
+        <w:t xml:space="preserve"> -json</w:t>
+      </w:r>
+    </w:p>
+    <w:p>
+      <w:pPr>
+        <w:pStyle w:val="ListParagraph"/>
+        <w:numPr>
           <w:ilvl w:val="0"/>
           <w:numId w:val="4"/>
         </w:numPr>
@@ -446,6 +490,118 @@
         <w:rPr>
           <w:lang w:val="pl-PL"/>
         </w:rPr>
+        <w:t>Creating resources</w:t>
+      </w:r>
+    </w:p>
+    <w:p>
+      <w:pPr>
+        <w:rPr>
+          <w:lang w:val="pl-PL"/>
+        </w:rPr>
+      </w:pPr>
+      <w:r>
+        <w:rPr>
+          <w:lang w:val="pl-PL"/>
+        </w:rPr>
+        <w:t>We need to prepare a set of .tf files in a repository. In those files we specify what resources we want to create. We can create multiple files creating different resources.</w:t>
+      </w:r>
+    </w:p>
+    <w:p>
+      <w:pPr>
+        <w:rPr>
+          <w:lang w:val="pl-PL"/>
+        </w:rPr>
+      </w:pPr>
+      <w:r>
+        <w:rPr>
+          <w:lang w:val="pl-PL"/>
+        </w:rPr>
+        <w:t>Then we need to create a plan about what resources will be built. For that we need to run:</w:t>
+      </w:r>
+    </w:p>
+    <w:p>
+      <w:pPr>
+        <w:pStyle w:val="ListParagraph"/>
+        <w:numPr>
+          <w:ilvl w:val="0"/>
+          <w:numId w:val="5"/>
+        </w:numPr>
+        <w:rPr>
+          <w:lang w:val="pl-PL"/>
+        </w:rPr>
+      </w:pPr>
+      <w:r>
+        <w:t>terraform plan -out main.tfplan</w:t>
+      </w:r>
+    </w:p>
+    <w:p>
+      <w:pPr>
+        <w:rPr>
+          <w:lang w:val="pl-PL"/>
+        </w:rPr>
+      </w:pPr>
+      <w:r>
+        <w:rPr>
+          <w:lang w:val="pl-PL"/>
+        </w:rPr>
+        <w:t>That will create a plan and save it in the main.tfplan file.</w:t>
+      </w:r>
+    </w:p>
+    <w:p>
+      <w:pPr>
+        <w:rPr>
+          <w:lang w:val="pl-PL"/>
+        </w:rPr>
+      </w:pPr>
+      <w:r>
+        <w:rPr>
+          <w:lang w:val="pl-PL"/>
+        </w:rPr>
+        <w:t>After that we run this command:</w:t>
+      </w:r>
+    </w:p>
+    <w:p>
+      <w:pPr>
+        <w:pStyle w:val="ListParagraph"/>
+        <w:numPr>
+          <w:ilvl w:val="0"/>
+          <w:numId w:val="5"/>
+        </w:numPr>
+        <w:rPr>
+          <w:lang w:val="pl-PL"/>
+        </w:rPr>
+      </w:pPr>
+      <w:r>
+        <w:rPr>
+          <w:lang w:val="pl-PL"/>
+        </w:rPr>
+        <w:t>terraform apply</w:t>
+      </w:r>
+    </w:p>
+    <w:p>
+      <w:pPr>
+        <w:rPr>
+          <w:lang w:val="pl-PL"/>
+        </w:rPr>
+      </w:pPr>
+      <w:r>
+        <w:rPr>
+          <w:lang w:val="pl-PL"/>
+        </w:rPr>
+        <w:t>In order to execute the plan and create all the resources specified in all the .tf files in our repository.</w:t>
+      </w:r>
+    </w:p>
+    <w:p>
+      <w:pPr>
+        <w:pStyle w:val="Heading1"/>
+        <w:rPr>
+          <w:lang w:val="pl-PL"/>
+        </w:rPr>
+      </w:pPr>
+      <w:r>
+        <w:rPr>
+          <w:lang w:val="pl-PL"/>
+        </w:rPr>
         <w:t>Creating outputs</w:t>
       </w:r>
     </w:p>
@@ -468,1050 +624,16 @@
           <w:lang w:val="pl-PL"/>
         </w:rPr>
       </w:pPr>
-    </w:p>
-    <w:p>
-      <w:pPr>
-        <w:rPr>
-          <w:lang w:val="pl-PL"/>
-        </w:rPr>
-      </w:pPr>
-      <w:r>
-        <w:rPr>
-          <w:lang w:val="pl-PL"/>
-        </w:rPr>
-        <w:t>output "output_name" {</w:t>
-      </w:r>
-    </w:p>
-    <w:p>
-      <w:pPr>
-        <w:rPr>
-          <w:lang w:val="pl-PL"/>
-        </w:rPr>
-      </w:pPr>
-      <w:r>
-        <w:rPr>
-          <w:lang w:val="pl-PL"/>
-        </w:rPr>
-        <w:t xml:space="preserve">  value = ‘output_value’</w:t>
-      </w:r>
-    </w:p>
-    <w:p>
-      <w:pPr>
-        <w:rPr>
-          <w:lang w:val="pl-PL"/>
-        </w:rPr>
-      </w:pPr>
-      <w:r>
-        <w:rPr>
-          <w:lang w:val="pl-PL"/>
-        </w:rPr>
-        <w:t>}</w:t>
-      </w:r>
-    </w:p>
-    <w:p>
-      <w:pPr>
-        <w:rPr>
-          <w:lang w:val="pl-PL"/>
-        </w:rPr>
-      </w:pPr>
-    </w:p>
-    <w:p>
-      <w:pPr>
-        <w:rPr>
-          <w:lang w:val="pl-PL"/>
-        </w:rPr>
-      </w:pPr>
-      <w:r>
-        <w:rPr>
-          <w:lang w:val="pl-PL"/>
-        </w:rPr>
-        <w:t>Further sections of this document explains how we can use outputs.</w:t>
-      </w:r>
-    </w:p>
-    <w:p>
-      <w:pPr>
-        <w:rPr>
-          <w:lang w:val="pl-PL"/>
-        </w:rPr>
-      </w:pPr>
-    </w:p>
-    <w:p>
-      <w:pPr>
-        <w:pStyle w:val="Heading1"/>
-        <w:rPr>
-          <w:lang w:val="pl-PL"/>
-        </w:rPr>
-      </w:pPr>
-      <w:r>
-        <w:rPr>
-          <w:lang w:val="pl-PL"/>
-        </w:rPr>
-        <w:t>Using outputs in modules</w:t>
-      </w:r>
-    </w:p>
-    <w:p>
-      <w:pPr>
-        <w:rPr>
-          <w:lang w:val="pl-PL"/>
-        </w:rPr>
-      </w:pPr>
-      <w:r>
-        <w:rPr>
-          <w:lang w:val="pl-PL"/>
-        </w:rPr>
-        <w:t>In Terraform I can create modules. Every module is a directory containing multiple .tf files. For example we might have a structure like this:</w:t>
-      </w:r>
-    </w:p>
-    <w:p>
-      <w:pPr>
-        <w:rPr>
-          <w:lang w:val="pl-PL"/>
-        </w:rPr>
-      </w:pPr>
-      <w:r>
-        <w:rPr>
-          <w:lang w:val="pl-PL"/>
-        </w:rPr>
-        <w:br/>
-        <w:t>terraform-modules/</w:t>
-      </w:r>
-    </w:p>
-    <w:p>
-      <w:pPr>
-        <w:rPr>
-          <w:lang w:val="pl-PL"/>
-        </w:rPr>
-      </w:pPr>
-      <w:r>
-        <w:rPr>
-          <w:rFonts w:ascii="MS Gothic" w:eastAsia="MS Gothic" w:hAnsi="MS Gothic" w:cs="MS Gothic" w:hint="eastAsia"/>
-          <w:lang w:val="pl-PL"/>
-        </w:rPr>
-        <w:t>├</w:t>
-      </w:r>
-      <w:r>
-        <w:rPr>
-          <w:rFonts w:ascii="Aptos" w:hAnsi="Aptos" w:cs="Aptos"/>
-          <w:lang w:val="pl-PL"/>
-        </w:rPr>
-        <w:t>──</w:t>
-      </w:r>
-      <w:r>
-        <w:rPr>
-          <w:lang w:val="pl-PL"/>
-        </w:rPr>
-        <w:t xml:space="preserve"> main.tf                 # Parent module</w:t>
-      </w:r>
-    </w:p>
-    <w:p>
-      <w:pPr>
-        <w:rPr>
-          <w:lang w:val="pl-PL"/>
-        </w:rPr>
-      </w:pPr>
-      <w:r>
-        <w:rPr>
-          <w:rFonts w:ascii="MS Gothic" w:eastAsia="MS Gothic" w:hAnsi="MS Gothic" w:cs="MS Gothic" w:hint="eastAsia"/>
-          <w:lang w:val="pl-PL"/>
-        </w:rPr>
-        <w:t>├</w:t>
-      </w:r>
-      <w:r>
-        <w:rPr>
-          <w:rFonts w:ascii="Aptos" w:hAnsi="Aptos" w:cs="Aptos"/>
-          <w:lang w:val="pl-PL"/>
-        </w:rPr>
-        <w:t>──</w:t>
-      </w:r>
-      <w:r>
-        <w:rPr>
-          <w:lang w:val="pl-PL"/>
-        </w:rPr>
-        <w:t xml:space="preserve"> variables.tf</w:t>
-      </w:r>
-    </w:p>
-    <w:p>
-      <w:pPr>
-        <w:rPr>
-          <w:lang w:val="pl-PL"/>
-        </w:rPr>
-      </w:pPr>
-      <w:r>
-        <w:rPr>
-          <w:rFonts w:ascii="MS Gothic" w:eastAsia="MS Gothic" w:hAnsi="MS Gothic" w:cs="MS Gothic" w:hint="eastAsia"/>
-          <w:lang w:val="pl-PL"/>
-        </w:rPr>
-        <w:t>├</w:t>
-      </w:r>
-      <w:r>
-        <w:rPr>
-          <w:rFonts w:ascii="Aptos" w:hAnsi="Aptos" w:cs="Aptos"/>
-          <w:lang w:val="pl-PL"/>
-        </w:rPr>
-        <w:t>──</w:t>
-      </w:r>
-      <w:r>
-        <w:rPr>
-          <w:lang w:val="pl-PL"/>
-        </w:rPr>
-        <w:t xml:space="preserve"> outputs.tf</w:t>
-      </w:r>
-    </w:p>
-    <w:p>
-      <w:pPr>
-        <w:rPr>
-          <w:lang w:val="pl-PL"/>
-        </w:rPr>
-      </w:pPr>
-      <w:r>
-        <w:rPr>
-          <w:lang w:val="pl-PL"/>
-        </w:rPr>
-        <w:t>└── modules/</w:t>
-      </w:r>
-    </w:p>
-    <w:p>
-      <w:pPr>
-        <w:rPr>
-          <w:lang w:val="pl-PL"/>
-        </w:rPr>
-      </w:pPr>
-      <w:r>
-        <w:rPr>
-          <w:lang w:val="pl-PL"/>
-        </w:rPr>
-        <w:t xml:space="preserve">    └── s3_bucket/          # Child module</w:t>
-      </w:r>
-    </w:p>
-    <w:p>
-      <w:pPr>
-        <w:rPr>
-          <w:lang w:val="pl-PL"/>
-        </w:rPr>
-      </w:pPr>
-      <w:r>
-        <w:rPr>
-          <w:lang w:val="pl-PL"/>
-        </w:rPr>
-        <w:t xml:space="preserve">        </w:t>
-      </w:r>
-      <w:r>
-        <w:rPr>
-          <w:rFonts w:ascii="MS Gothic" w:eastAsia="MS Gothic" w:hAnsi="MS Gothic" w:cs="MS Gothic" w:hint="eastAsia"/>
-          <w:lang w:val="pl-PL"/>
-        </w:rPr>
-        <w:t>├</w:t>
-      </w:r>
-      <w:r>
-        <w:rPr>
-          <w:rFonts w:ascii="Aptos" w:hAnsi="Aptos" w:cs="Aptos"/>
-          <w:lang w:val="pl-PL"/>
-        </w:rPr>
-        <w:t>──</w:t>
-      </w:r>
-      <w:r>
-        <w:rPr>
-          <w:lang w:val="pl-PL"/>
-        </w:rPr>
-        <w:t xml:space="preserve"> main.tf</w:t>
-      </w:r>
-    </w:p>
-    <w:p>
-      <w:pPr>
-        <w:rPr>
-          <w:lang w:val="pl-PL"/>
-        </w:rPr>
-      </w:pPr>
-      <w:r>
-        <w:rPr>
-          <w:lang w:val="pl-PL"/>
-        </w:rPr>
-        <w:lastRenderedPageBreak/>
-        <w:t xml:space="preserve">        </w:t>
-      </w:r>
-      <w:r>
-        <w:rPr>
-          <w:rFonts w:ascii="MS Gothic" w:eastAsia="MS Gothic" w:hAnsi="MS Gothic" w:cs="MS Gothic" w:hint="eastAsia"/>
-          <w:lang w:val="pl-PL"/>
-        </w:rPr>
-        <w:t>├</w:t>
-      </w:r>
-      <w:r>
-        <w:rPr>
-          <w:rFonts w:ascii="Aptos" w:hAnsi="Aptos" w:cs="Aptos"/>
-          <w:lang w:val="pl-PL"/>
-        </w:rPr>
-        <w:t>──</w:t>
-      </w:r>
-      <w:r>
-        <w:rPr>
-          <w:lang w:val="pl-PL"/>
-        </w:rPr>
-        <w:t xml:space="preserve"> variables.tf</w:t>
-      </w:r>
-    </w:p>
-    <w:p>
-      <w:pPr>
-        <w:rPr>
-          <w:lang w:val="pl-PL"/>
-        </w:rPr>
-      </w:pPr>
-      <w:r>
-        <w:rPr>
-          <w:lang w:val="pl-PL"/>
-        </w:rPr>
-        <w:t xml:space="preserve">        └── outputs.tf</w:t>
-      </w:r>
-    </w:p>
-    <w:p>
-      <w:pPr>
-        <w:rPr>
-          <w:lang w:val="pl-PL"/>
-        </w:rPr>
-      </w:pPr>
-    </w:p>
-    <w:p>
-      <w:pPr>
-        <w:rPr>
-          <w:lang w:val="pl-PL"/>
-        </w:rPr>
-      </w:pPr>
-      <w:r>
-        <w:rPr>
-          <w:lang w:val="pl-PL"/>
-        </w:rPr>
-        <w:t xml:space="preserve">So here we are creating a child module called ‘s3_bucket’. </w:t>
-      </w:r>
-    </w:p>
-    <w:p>
-      <w:pPr>
-        <w:rPr>
-          <w:lang w:val="pl-PL"/>
-        </w:rPr>
-      </w:pPr>
-    </w:p>
-    <w:p>
-      <w:pPr>
-        <w:rPr>
-          <w:lang w:val="pl-PL"/>
-        </w:rPr>
-      </w:pPr>
-      <w:r>
-        <w:rPr>
-          <w:lang w:val="pl-PL"/>
-        </w:rPr>
-        <w:t>This module can create output values. They are defined in the modules/s3_bucket/outputs.tf file. This file can look for example like that:</w:t>
-      </w:r>
-    </w:p>
-    <w:p>
-      <w:pPr>
-        <w:rPr>
-          <w:lang w:val="pl-PL"/>
-        </w:rPr>
-      </w:pPr>
-    </w:p>
-    <w:p>
-      <w:pPr>
-        <w:rPr>
-          <w:lang w:val="pl-PL"/>
-        </w:rPr>
-      </w:pPr>
-      <w:r>
-        <w:rPr>
-          <w:lang w:val="pl-PL"/>
-        </w:rPr>
-        <w:t>modules/s3_bucket/outputs.tf :</w:t>
-      </w:r>
-    </w:p>
-    <w:p>
-      <w:pPr>
-        <w:rPr>
-          <w:lang w:val="pl-PL"/>
-        </w:rPr>
-      </w:pPr>
-    </w:p>
-    <w:p>
-      <w:pPr>
-        <w:rPr>
-          <w:lang w:val="pl-PL"/>
-        </w:rPr>
-      </w:pPr>
-      <w:r>
-        <w:rPr>
-          <w:lang w:val="pl-PL"/>
-        </w:rPr>
-        <w:t>output "bucket_arn" {</w:t>
-      </w:r>
-    </w:p>
-    <w:p>
-      <w:pPr>
-        <w:rPr>
-          <w:lang w:val="pl-PL"/>
-        </w:rPr>
-      </w:pPr>
-      <w:r>
-        <w:rPr>
-          <w:lang w:val="pl-PL"/>
-        </w:rPr>
-        <w:t xml:space="preserve">  value = aws_s3_bucket.this.arn</w:t>
-      </w:r>
-    </w:p>
-    <w:p>
-      <w:pPr>
-        <w:rPr>
-          <w:lang w:val="pl-PL"/>
-        </w:rPr>
-      </w:pPr>
-      <w:r>
-        <w:rPr>
-          <w:lang w:val="pl-PL"/>
-        </w:rPr>
-        <w:t>}</w:t>
-      </w:r>
-    </w:p>
-    <w:p>
-      <w:pPr>
-        <w:rPr>
-          <w:lang w:val="pl-PL"/>
-        </w:rPr>
-      </w:pPr>
-    </w:p>
-    <w:p>
-      <w:pPr>
-        <w:rPr>
-          <w:lang w:val="pl-PL"/>
-        </w:rPr>
-      </w:pPr>
-      <w:r>
-        <w:rPr>
-          <w:lang w:val="pl-PL"/>
-        </w:rPr>
-        <w:t>In order to access this module’s output in the parent module we need to define that module at first in the main.tf file in the parent module:</w:t>
-      </w:r>
-    </w:p>
-    <w:p>
-      <w:pPr>
-        <w:rPr>
-          <w:lang w:val="pl-PL"/>
-        </w:rPr>
-      </w:pPr>
-    </w:p>
-    <w:p>
-      <w:pPr>
-        <w:rPr>
-          <w:lang w:val="pl-PL"/>
-        </w:rPr>
-      </w:pPr>
-      <w:r>
-        <w:rPr>
-          <w:lang w:val="pl-PL"/>
-        </w:rPr>
-        <w:t>Main.tf file:</w:t>
-      </w:r>
-    </w:p>
-    <w:p>
-      <w:pPr>
-        <w:rPr>
-          <w:lang w:val="pl-PL"/>
-        </w:rPr>
-      </w:pPr>
-    </w:p>
-    <w:p>
-      <w:pPr>
-        <w:rPr>
-          <w:lang w:val="pl-PL"/>
-        </w:rPr>
-      </w:pPr>
-      <w:r>
-        <w:rPr>
-          <w:lang w:val="pl-PL"/>
-        </w:rPr>
-        <w:t>module "my_s3_bucket" {</w:t>
-      </w:r>
-    </w:p>
-    <w:p>
-      <w:pPr>
-        <w:rPr>
-          <w:lang w:val="pl-PL"/>
-        </w:rPr>
-      </w:pPr>
-      <w:r>
-        <w:rPr>
-          <w:lang w:val="pl-PL"/>
-        </w:rPr>
-        <w:t xml:space="preserve">  source      = "./modules/s3_bucket"</w:t>
-      </w:r>
-    </w:p>
-    <w:p>
-      <w:pPr>
-        <w:rPr>
-          <w:lang w:val="pl-PL"/>
-        </w:rPr>
-      </w:pPr>
-      <w:r>
-        <w:rPr>
-          <w:lang w:val="pl-PL"/>
-        </w:rPr>
-        <w:t xml:space="preserve">  bucket_name = "my-unique-bucket-name-1234"</w:t>
-      </w:r>
-    </w:p>
-    <w:p>
-      <w:pPr>
-        <w:rPr>
-          <w:lang w:val="pl-PL"/>
-        </w:rPr>
-      </w:pPr>
-      <w:r>
-        <w:rPr>
-          <w:lang w:val="pl-PL"/>
-        </w:rPr>
-        <w:t xml:space="preserve">  environment = "dev"</w:t>
-      </w:r>
-    </w:p>
-    <w:p>
-      <w:pPr>
-        <w:rPr>
-          <w:lang w:val="pl-PL"/>
-        </w:rPr>
-      </w:pPr>
-      <w:r>
-        <w:rPr>
-          <w:lang w:val="pl-PL"/>
-        </w:rPr>
-        <w:t>}</w:t>
-      </w:r>
-    </w:p>
-    <w:p>
-      <w:pPr>
-        <w:rPr>
-          <w:lang w:val="pl-PL"/>
-        </w:rPr>
-      </w:pPr>
-    </w:p>
-    <w:p>
-      <w:pPr>
-        <w:rPr>
-          <w:lang w:val="pl-PL"/>
-        </w:rPr>
-      </w:pPr>
-      <w:r>
-        <w:rPr>
-          <w:lang w:val="pl-PL"/>
-        </w:rPr>
-        <w:t>So here we are creating a module called ‘my_s3_bucket’.</w:t>
-      </w:r>
-    </w:p>
-    <w:p>
-      <w:pPr>
-        <w:rPr>
-          <w:lang w:val="pl-PL"/>
-        </w:rPr>
-      </w:pPr>
-    </w:p>
-    <w:p>
-      <w:pPr>
-        <w:rPr>
-          <w:lang w:val="pl-PL"/>
-        </w:rPr>
-      </w:pPr>
-      <w:r>
-        <w:rPr>
-          <w:lang w:val="pl-PL"/>
-        </w:rPr>
-        <w:t>Now in the parent module we can use output from the child module by using command:</w:t>
-      </w:r>
-    </w:p>
-    <w:p>
-      <w:pPr>
-        <w:rPr>
-          <w:lang w:val="pl-PL"/>
-        </w:rPr>
-      </w:pPr>
-    </w:p>
-    <w:p>
-      <w:pPr>
-        <w:rPr>
-          <w:lang w:val="pl-PL"/>
-        </w:rPr>
-      </w:pPr>
-      <w:r>
-        <w:rPr>
-          <w:lang w:val="pl-PL"/>
-        </w:rPr>
-        <w:t>module.my_s3_bucket.bucket_arn.</w:t>
-      </w:r>
-    </w:p>
-    <w:p>
-      <w:pPr>
-        <w:rPr>
-          <w:lang w:val="pl-PL"/>
-        </w:rPr>
-      </w:pPr>
-    </w:p>
-    <w:p>
-      <w:pPr>
-        <w:rPr>
-          <w:lang w:val="pl-PL"/>
-        </w:rPr>
-      </w:pPr>
-      <w:r>
-        <w:rPr>
-          <w:lang w:val="pl-PL"/>
-        </w:rPr>
-        <w:t>We can use that output from the child module for example in output of the parent module. In that case we can create the output of the parent module in the file called output.tf:</w:t>
-      </w:r>
-    </w:p>
-    <w:p>
-      <w:pPr>
-        <w:rPr>
-          <w:lang w:val="pl-PL"/>
-        </w:rPr>
-      </w:pPr>
-    </w:p>
-    <w:p>
-      <w:pPr>
-        <w:rPr>
-          <w:lang w:val="pl-PL"/>
-        </w:rPr>
-      </w:pPr>
-      <w:r>
-        <w:rPr>
-          <w:lang w:val="pl-PL"/>
-        </w:rPr>
-        <w:t>Output.tf file:</w:t>
-      </w:r>
-    </w:p>
-    <w:p>
-      <w:pPr>
-        <w:rPr>
-          <w:lang w:val="pl-PL"/>
-        </w:rPr>
-      </w:pPr>
-    </w:p>
-    <w:p>
-      <w:pPr>
-        <w:rPr>
-          <w:lang w:val="pl-PL"/>
-        </w:rPr>
-      </w:pPr>
-      <w:r>
-        <w:rPr>
-          <w:lang w:val="pl-PL"/>
-        </w:rPr>
-        <w:t>output "s3_bucket_arn" {</w:t>
-      </w:r>
-    </w:p>
-    <w:p>
-      <w:pPr>
-        <w:rPr>
-          <w:lang w:val="pl-PL"/>
-        </w:rPr>
-      </w:pPr>
-      <w:r>
-        <w:rPr>
-          <w:lang w:val="pl-PL"/>
-        </w:rPr>
-        <w:t xml:space="preserve">  value = module.my_s3_bucket.bucket_arn</w:t>
-      </w:r>
-    </w:p>
-    <w:p>
-      <w:pPr>
-        <w:rPr>
-          <w:lang w:val="pl-PL"/>
-        </w:rPr>
-      </w:pPr>
-      <w:r>
-        <w:rPr>
-          <w:lang w:val="pl-PL"/>
-        </w:rPr>
-        <w:t>}</w:t>
-      </w:r>
-    </w:p>
-    <w:p>
-      <w:pPr>
-        <w:pStyle w:val="Heading1"/>
-        <w:rPr>
-          <w:lang w:val="pl-PL"/>
-        </w:rPr>
-      </w:pPr>
-      <w:r>
-        <w:rPr>
-          <w:lang w:val="pl-PL"/>
-        </w:rPr>
-        <w:t>Accessing outputs in terminal</w:t>
-      </w:r>
-    </w:p>
-    <w:p>
-      <w:pPr>
-        <w:rPr>
-          <w:lang w:val="pl-PL"/>
-        </w:rPr>
-      </w:pPr>
-      <w:r>
-        <w:rPr>
-          <w:lang w:val="pl-PL"/>
-        </w:rPr>
-        <w:t>I can access terraform outputs in terminal. At first we create output in the output.tf file:</w:t>
-      </w:r>
-    </w:p>
-    <w:p>
-      <w:pPr>
-        <w:rPr>
-          <w:lang w:val="pl-PL"/>
-        </w:rPr>
-      </w:pPr>
-    </w:p>
-    <w:p>
-      <w:pPr>
-        <w:rPr>
-          <w:lang w:val="pl-PL"/>
-        </w:rPr>
-      </w:pPr>
-      <w:r>
-        <w:rPr>
-          <w:lang w:val="pl-PL"/>
-        </w:rPr>
-        <w:t>output "output_name" {</w:t>
-      </w:r>
-    </w:p>
-    <w:p>
-      <w:pPr>
-        <w:rPr>
-          <w:lang w:val="pl-PL"/>
-        </w:rPr>
-      </w:pPr>
-      <w:r>
-        <w:rPr>
-          <w:lang w:val="pl-PL"/>
-        </w:rPr>
-        <w:t xml:space="preserve">  value = ‘output_value’</w:t>
-      </w:r>
-    </w:p>
-    <w:p>
-      <w:pPr>
-        <w:rPr>
-          <w:lang w:val="pl-PL"/>
-        </w:rPr>
-      </w:pPr>
-      <w:r>
-        <w:rPr>
-          <w:lang w:val="pl-PL"/>
-        </w:rPr>
-        <w:t>}</w:t>
-      </w:r>
-    </w:p>
-    <w:p>
-      <w:pPr>
-        <w:rPr>
-          <w:lang w:val="pl-PL"/>
-        </w:rPr>
-      </w:pPr>
-    </w:p>
-    <w:p>
-      <w:pPr>
-        <w:rPr>
-          <w:lang w:val="pl-PL"/>
-        </w:rPr>
-      </w:pPr>
-      <w:r>
-        <w:rPr>
-          <w:lang w:val="pl-PL"/>
-        </w:rPr>
-        <w:t>And we can access it in terminal by using command:</w:t>
-      </w:r>
-    </w:p>
-    <w:p>
-      <w:pPr>
-        <w:rPr>
-          <w:lang w:val="pl-PL"/>
-        </w:rPr>
-      </w:pPr>
-    </w:p>
-    <w:p>
-      <w:pPr>
-        <w:rPr>
-          <w:lang w:val="pl-PL"/>
-        </w:rPr>
-      </w:pPr>
-      <w:r>
-        <w:rPr>
-          <w:lang w:val="pl-PL"/>
-        </w:rPr>
-        <w:t>Terraform output -raw output_name</w:t>
-      </w:r>
-    </w:p>
-    <w:p>
-      <w:pPr>
-        <w:rPr>
-          <w:lang w:val="pl-PL"/>
-        </w:rPr>
-      </w:pPr>
-    </w:p>
-    <w:p>
-      <w:pPr>
-        <w:pStyle w:val="Heading1"/>
-        <w:rPr>
-          <w:lang w:val="pl-PL"/>
-        </w:rPr>
-      </w:pPr>
-      <w:r>
-        <w:rPr>
-          <w:lang w:val="pl-PL"/>
-        </w:rPr>
-        <w:lastRenderedPageBreak/>
-        <w:t>Saving outputs in a file on local computer</w:t>
-      </w:r>
-    </w:p>
-    <w:p>
-      <w:pPr>
-        <w:rPr>
-          <w:lang w:val="pl-PL"/>
-        </w:rPr>
-      </w:pPr>
-      <w:r>
-        <w:rPr>
-          <w:lang w:val="pl-PL"/>
-        </w:rPr>
-        <w:t>In order to save an output in a file on local computer where we are runnin terraform commands we can use the following command:</w:t>
-      </w:r>
-    </w:p>
-    <w:p>
-      <w:pPr>
-        <w:rPr>
-          <w:lang w:val="pl-PL"/>
-        </w:rPr>
-      </w:pPr>
-    </w:p>
-    <w:p>
-      <w:pPr>
-        <w:rPr>
-          <w:lang w:val="pl-PL"/>
-        </w:rPr>
-      </w:pPr>
-      <w:r>
-        <w:rPr>
-          <w:lang w:val="pl-PL"/>
-        </w:rPr>
-        <w:t>#save all the outputs in the text file.</w:t>
-      </w:r>
-    </w:p>
-    <w:p>
-      <w:pPr>
-        <w:rPr>
-          <w:lang w:val="pl-PL"/>
-        </w:rPr>
-      </w:pPr>
-      <w:r>
-        <w:rPr>
-          <w:lang w:val="pl-PL"/>
-        </w:rPr>
-        <w:t>terraform output &gt; outputs.txt</w:t>
-      </w:r>
-    </w:p>
-    <w:p>
-      <w:pPr>
-        <w:rPr>
-          <w:lang w:val="pl-PL"/>
-        </w:rPr>
-      </w:pPr>
-    </w:p>
-    <w:p>
-      <w:pPr>
-        <w:rPr>
-          <w:lang w:val="pl-PL"/>
-        </w:rPr>
-      </w:pPr>
-      <w:r>
-        <w:rPr>
-          <w:lang w:val="pl-PL"/>
-        </w:rPr>
-        <w:t>Or to save in JSON:</w:t>
-      </w:r>
-    </w:p>
-    <w:p>
-      <w:pPr>
-        <w:rPr>
-          <w:lang w:val="pl-PL"/>
-        </w:rPr>
-      </w:pPr>
-    </w:p>
-    <w:p>
-      <w:pPr>
-        <w:rPr>
-          <w:lang w:val="pl-PL"/>
-        </w:rPr>
-      </w:pPr>
-      <w:r>
-        <w:rPr>
-          <w:lang w:val="pl-PL"/>
-        </w:rPr>
-        <w:t>terraform output -json &gt; outputs.json</w:t>
-      </w:r>
-    </w:p>
-    <w:p>
-      <w:pPr>
-        <w:rPr>
-          <w:lang w:val="pl-PL"/>
-        </w:rPr>
-      </w:pPr>
-    </w:p>
-    <w:p>
-      <w:pPr>
-        <w:rPr>
-          <w:lang w:val="pl-PL"/>
-        </w:rPr>
-      </w:pPr>
-      <w:r>
-        <w:rPr>
-          <w:lang w:val="pl-PL"/>
-        </w:rPr>
-        <w:t>Save only a specific output value:</w:t>
-      </w:r>
-    </w:p>
-    <w:p>
-      <w:pPr>
-        <w:rPr>
-          <w:lang w:val="pl-PL"/>
-        </w:rPr>
-      </w:pPr>
-    </w:p>
-    <w:p>
-      <w:pPr>
-        <w:rPr>
-          <w:lang w:val="pl-PL"/>
-        </w:rPr>
-      </w:pPr>
-      <w:r>
-        <w:rPr>
-          <w:lang w:val="pl-PL"/>
-        </w:rPr>
-        <w:t>terraform output -raw my_output_name &gt; my_output.txt</w:t>
-      </w:r>
-    </w:p>
-    <w:p>
-      <w:pPr>
-        <w:rPr>
-          <w:lang w:val="pl-PL"/>
-        </w:rPr>
-      </w:pPr>
-    </w:p>
-    <w:p>
-      <w:pPr>
-        <w:pStyle w:val="Heading1"/>
-        <w:rPr>
-          <w:lang w:val="pl-PL"/>
-        </w:rPr>
-      </w:pPr>
-      <w:r>
-        <w:rPr>
-          <w:lang w:val="pl-PL"/>
-        </w:rPr>
-        <w:t>Execute bash script on the VM created using Terraform</w:t>
-      </w:r>
-    </w:p>
-    <w:p>
-      <w:pPr>
-        <w:rPr>
-          <w:lang w:val="pl-PL"/>
-        </w:rPr>
-      </w:pPr>
-      <w:r>
-        <w:rPr>
-          <w:lang w:val="pl-PL"/>
-        </w:rPr>
-        <w:t>When we are creating a VM using Terraform we can also execute a bash script on that VM right after creating it also using Terraform.</w:t>
-      </w:r>
-    </w:p>
-    <w:p>
-      <w:pPr>
-        <w:rPr>
-          <w:lang w:val="pl-PL"/>
-        </w:rPr>
-      </w:pPr>
-    </w:p>
-    <w:p>
-      <w:pPr>
-        <w:rPr>
-          <w:lang w:val="pl-PL"/>
-        </w:rPr>
-      </w:pPr>
-      <w:r>
-        <w:rPr>
-          <w:lang w:val="pl-PL"/>
-        </w:rPr>
-        <w:t xml:space="preserve">We use for that the azurerm_virtual_machine_extension resource. </w:t>
-      </w:r>
-      <w:r>
-        <w:rPr>
-          <w:lang w:val="pl-PL"/>
-        </w:rPr>
-        <w:t xml:space="preserve">It uses a virtual machines extension to run a bash script. More info about how to run a bash script using the virtual machine extension here: </w:t>
-      </w:r>
-      <w:hyperlink r:id="rId9" w:history="1">
-        <w:r>
-          <w:rPr>
-            <w:rStyle w:val="Hyperlink"/>
-            <w:lang w:val="pl-PL"/>
-          </w:rPr>
-          <w:t>learn.microsoft.com</w:t>
-        </w:r>
-      </w:hyperlink>
-      <w:r>
-        <w:rPr>
-          <w:lang w:val="pl-PL"/>
-        </w:rPr>
-        <w:t>.</w:t>
-      </w:r>
-    </w:p>
-    <w:p>
-      <w:pPr>
-        <w:rPr>
-          <w:lang w:val="pl-PL"/>
-        </w:rPr>
-      </w:pPr>
-    </w:p>
-    <w:p>
-      <w:pPr>
-        <w:rPr>
-          <w:lang w:val="pl-PL"/>
-        </w:rPr>
-      </w:pPr>
-      <w:r>
-        <w:rPr>
-          <w:lang w:val="pl-PL"/>
-        </w:rPr>
-        <w:t xml:space="preserve">We can use the templatefile function in order to insert variables into a bash script and then run that script on a VM using the </w:t>
-      </w:r>
-      <w:r>
-        <w:rPr>
-          <w:lang w:val="pl-PL"/>
-        </w:rPr>
-        <w:t>azurerm_virtual_machine_extension</w:t>
-      </w:r>
-      <w:r>
-        <w:rPr>
-          <w:lang w:val="pl-PL"/>
-        </w:rPr>
-        <w:t xml:space="preserve"> resource:</w:t>
-      </w:r>
-    </w:p>
-    <w:p>
-      <w:pPr>
-        <w:rPr>
-          <w:lang w:val="pl-PL"/>
-        </w:rPr>
-      </w:pPr>
       <w:r>
         <w:rPr>
           <w:noProof/>
           <w:lang w:val="pl-PL"/>
         </w:rPr>
-        <w:lastRenderedPageBreak/>
         <w:drawing>
-          <wp:inline distT="0" distB="0" distL="0" distR="0" wp14:anchorId="6906EC10" wp14:editId="445D92D2">
-            <wp:extent cx="4059936" cy="2001340"/>
-            <wp:effectExtent l="0" t="0" r="0" b="0"/>
-            <wp:docPr id="323110050" name="Picture 1" descr="A screenshot of a computer program&#10;&#10;AI-generated content may be incorrect."/>
+          <wp:inline distT="0" distB="0" distL="0" distR="0" wp14:anchorId="6A593753" wp14:editId="1D1E7C15">
+            <wp:extent cx="2257740" cy="781159"/>
+            <wp:effectExtent l="0" t="0" r="9525" b="0"/>
+            <wp:docPr id="1554733107" name="Picture 1" descr="A black screen with white text&#10;&#10;AI-generated content may be incorrect."/>
             <wp:cNvGraphicFramePr>
               <a:graphicFrameLocks xmlns:a="http://schemas.openxmlformats.org/drawingml/2006/main" noChangeAspect="1"/>
             </wp:cNvGraphicFramePr>
@@ -1519,7 +641,335 @@
               <a:graphicData uri="http://schemas.openxmlformats.org/drawingml/2006/picture">
                 <pic:pic xmlns:pic="http://schemas.openxmlformats.org/drawingml/2006/picture">
                   <pic:nvPicPr>
-                    <pic:cNvPr id="323110050" name="Picture 1" descr="A screenshot of a computer program&#10;&#10;AI-generated content may be incorrect."/>
+                    <pic:cNvPr id="1554733107" name="Picture 1" descr="A black screen with white text&#10;&#10;AI-generated content may be incorrect."/>
+                    <pic:cNvPicPr/>
+                  </pic:nvPicPr>
+                  <pic:blipFill>
+                    <a:blip r:embed="rId9"/>
+                    <a:stretch>
+                      <a:fillRect/>
+                    </a:stretch>
+                  </pic:blipFill>
+                  <pic:spPr>
+                    <a:xfrm>
+                      <a:off x="0" y="0"/>
+                      <a:ext cx="2257740" cy="781159"/>
+                    </a:xfrm>
+                    <a:prstGeom prst="rect">
+                      <a:avLst/>
+                    </a:prstGeom>
+                  </pic:spPr>
+                </pic:pic>
+              </a:graphicData>
+            </a:graphic>
+          </wp:inline>
+        </w:drawing>
+      </w:r>
+    </w:p>
+    <w:p>
+      <w:pPr>
+        <w:rPr>
+          <w:lang w:val="pl-PL"/>
+        </w:rPr>
+      </w:pPr>
+      <w:r>
+        <w:rPr>
+          <w:lang w:val="pl-PL"/>
+        </w:rPr>
+        <w:t>Further sections of this document explains how we can use outputs.</w:t>
+      </w:r>
+    </w:p>
+    <w:p>
+      <w:pPr>
+        <w:pStyle w:val="Heading1"/>
+        <w:rPr>
+          <w:lang w:val="pl-PL"/>
+        </w:rPr>
+      </w:pPr>
+      <w:r>
+        <w:rPr>
+          <w:lang w:val="pl-PL"/>
+        </w:rPr>
+        <w:lastRenderedPageBreak/>
+        <w:t>Using outputs in modules</w:t>
+      </w:r>
+    </w:p>
+    <w:p>
+      <w:pPr>
+        <w:rPr>
+          <w:lang w:val="pl-PL"/>
+        </w:rPr>
+      </w:pPr>
+      <w:r>
+        <w:rPr>
+          <w:lang w:val="pl-PL"/>
+        </w:rPr>
+        <w:t>In Terraform I can create modules. Every module is a directory containing multiple .tf files. For example we might have a structure like this:</w:t>
+      </w:r>
+    </w:p>
+    <w:p>
+      <w:pPr>
+        <w:rPr>
+          <w:lang w:val="pl-PL"/>
+        </w:rPr>
+      </w:pPr>
+      <w:r>
+        <w:rPr>
+          <w:lang w:val="pl-PL"/>
+        </w:rPr>
+        <w:br/>
+        <w:t>terraform-modules/</w:t>
+      </w:r>
+    </w:p>
+    <w:p>
+      <w:pPr>
+        <w:rPr>
+          <w:lang w:val="pl-PL"/>
+        </w:rPr>
+      </w:pPr>
+      <w:r>
+        <w:rPr>
+          <w:rFonts w:ascii="MS Gothic" w:eastAsia="MS Gothic" w:hAnsi="MS Gothic" w:cs="MS Gothic" w:hint="eastAsia"/>
+          <w:lang w:val="pl-PL"/>
+        </w:rPr>
+        <w:t>├</w:t>
+      </w:r>
+      <w:r>
+        <w:rPr>
+          <w:rFonts w:ascii="Aptos" w:hAnsi="Aptos" w:cs="Aptos"/>
+          <w:lang w:val="pl-PL"/>
+        </w:rPr>
+        <w:t>──</w:t>
+      </w:r>
+      <w:r>
+        <w:rPr>
+          <w:lang w:val="pl-PL"/>
+        </w:rPr>
+        <w:t xml:space="preserve"> main.tf                 # Parent module</w:t>
+      </w:r>
+    </w:p>
+    <w:p>
+      <w:pPr>
+        <w:rPr>
+          <w:lang w:val="pl-PL"/>
+        </w:rPr>
+      </w:pPr>
+      <w:r>
+        <w:rPr>
+          <w:rFonts w:ascii="MS Gothic" w:eastAsia="MS Gothic" w:hAnsi="MS Gothic" w:cs="MS Gothic" w:hint="eastAsia"/>
+          <w:lang w:val="pl-PL"/>
+        </w:rPr>
+        <w:t>├</w:t>
+      </w:r>
+      <w:r>
+        <w:rPr>
+          <w:rFonts w:ascii="Aptos" w:hAnsi="Aptos" w:cs="Aptos"/>
+          <w:lang w:val="pl-PL"/>
+        </w:rPr>
+        <w:t>──</w:t>
+      </w:r>
+      <w:r>
+        <w:rPr>
+          <w:lang w:val="pl-PL"/>
+        </w:rPr>
+        <w:t xml:space="preserve"> variables.tf</w:t>
+      </w:r>
+    </w:p>
+    <w:p>
+      <w:pPr>
+        <w:rPr>
+          <w:lang w:val="pl-PL"/>
+        </w:rPr>
+      </w:pPr>
+      <w:r>
+        <w:rPr>
+          <w:rFonts w:ascii="MS Gothic" w:eastAsia="MS Gothic" w:hAnsi="MS Gothic" w:cs="MS Gothic" w:hint="eastAsia"/>
+          <w:lang w:val="pl-PL"/>
+        </w:rPr>
+        <w:t>├</w:t>
+      </w:r>
+      <w:r>
+        <w:rPr>
+          <w:rFonts w:ascii="Aptos" w:hAnsi="Aptos" w:cs="Aptos"/>
+          <w:lang w:val="pl-PL"/>
+        </w:rPr>
+        <w:t>──</w:t>
+      </w:r>
+      <w:r>
+        <w:rPr>
+          <w:lang w:val="pl-PL"/>
+        </w:rPr>
+        <w:t xml:space="preserve"> outputs.tf</w:t>
+      </w:r>
+    </w:p>
+    <w:p>
+      <w:pPr>
+        <w:rPr>
+          <w:lang w:val="pl-PL"/>
+        </w:rPr>
+      </w:pPr>
+      <w:r>
+        <w:rPr>
+          <w:lang w:val="pl-PL"/>
+        </w:rPr>
+        <w:t>└── modules/</w:t>
+      </w:r>
+    </w:p>
+    <w:p>
+      <w:pPr>
+        <w:rPr>
+          <w:lang w:val="pl-PL"/>
+        </w:rPr>
+      </w:pPr>
+      <w:r>
+        <w:rPr>
+          <w:lang w:val="pl-PL"/>
+        </w:rPr>
+        <w:t xml:space="preserve">    └── s3_bucket/          # Child module</w:t>
+      </w:r>
+    </w:p>
+    <w:p>
+      <w:pPr>
+        <w:rPr>
+          <w:lang w:val="pl-PL"/>
+        </w:rPr>
+      </w:pPr>
+      <w:r>
+        <w:rPr>
+          <w:lang w:val="pl-PL"/>
+        </w:rPr>
+        <w:t xml:space="preserve">        </w:t>
+      </w:r>
+      <w:r>
+        <w:rPr>
+          <w:rFonts w:ascii="MS Gothic" w:eastAsia="MS Gothic" w:hAnsi="MS Gothic" w:cs="MS Gothic" w:hint="eastAsia"/>
+          <w:lang w:val="pl-PL"/>
+        </w:rPr>
+        <w:t>├</w:t>
+      </w:r>
+      <w:r>
+        <w:rPr>
+          <w:rFonts w:ascii="Aptos" w:hAnsi="Aptos" w:cs="Aptos"/>
+          <w:lang w:val="pl-PL"/>
+        </w:rPr>
+        <w:t>──</w:t>
+      </w:r>
+      <w:r>
+        <w:rPr>
+          <w:lang w:val="pl-PL"/>
+        </w:rPr>
+        <w:t xml:space="preserve"> main.tf</w:t>
+      </w:r>
+    </w:p>
+    <w:p>
+      <w:pPr>
+        <w:rPr>
+          <w:lang w:val="pl-PL"/>
+        </w:rPr>
+      </w:pPr>
+      <w:r>
+        <w:rPr>
+          <w:lang w:val="pl-PL"/>
+        </w:rPr>
+        <w:t xml:space="preserve">        </w:t>
+      </w:r>
+      <w:r>
+        <w:rPr>
+          <w:rFonts w:ascii="MS Gothic" w:eastAsia="MS Gothic" w:hAnsi="MS Gothic" w:cs="MS Gothic" w:hint="eastAsia"/>
+          <w:lang w:val="pl-PL"/>
+        </w:rPr>
+        <w:t>├</w:t>
+      </w:r>
+      <w:r>
+        <w:rPr>
+          <w:rFonts w:ascii="Aptos" w:hAnsi="Aptos" w:cs="Aptos"/>
+          <w:lang w:val="pl-PL"/>
+        </w:rPr>
+        <w:t>──</w:t>
+      </w:r>
+      <w:r>
+        <w:rPr>
+          <w:lang w:val="pl-PL"/>
+        </w:rPr>
+        <w:t xml:space="preserve"> variables.tf</w:t>
+      </w:r>
+    </w:p>
+    <w:p>
+      <w:pPr>
+        <w:rPr>
+          <w:lang w:val="pl-PL"/>
+        </w:rPr>
+      </w:pPr>
+      <w:r>
+        <w:rPr>
+          <w:lang w:val="pl-PL"/>
+        </w:rPr>
+        <w:t xml:space="preserve">        └── outputs.tf</w:t>
+      </w:r>
+    </w:p>
+    <w:p>
+      <w:pPr>
+        <w:rPr>
+          <w:lang w:val="pl-PL"/>
+        </w:rPr>
+      </w:pPr>
+      <w:r>
+        <w:rPr>
+          <w:lang w:val="pl-PL"/>
+        </w:rPr>
+        <w:t xml:space="preserve">So here we are creating a child module called ‘s3_bucket’. </w:t>
+      </w:r>
+    </w:p>
+    <w:p>
+      <w:pPr>
+        <w:rPr>
+          <w:lang w:val="pl-PL"/>
+        </w:rPr>
+      </w:pPr>
+      <w:r>
+        <w:rPr>
+          <w:lang w:val="pl-PL"/>
+        </w:rPr>
+        <w:t>This module can create output values. They are defined in the modules/s3_bucket/outputs.tf file. This file can look for example like that:</w:t>
+      </w:r>
+    </w:p>
+    <w:p>
+      <w:pPr>
+        <w:rPr>
+          <w:lang w:val="pl-PL"/>
+        </w:rPr>
+      </w:pPr>
+      <w:r>
+        <w:rPr>
+          <w:lang w:val="pl-PL"/>
+        </w:rPr>
+        <w:t>modules/s3_bucket/outputs.tf :</w:t>
+      </w:r>
+    </w:p>
+    <w:p>
+      <w:pPr>
+        <w:rPr>
+          <w:lang w:val="pl-PL"/>
+        </w:rPr>
+      </w:pPr>
+      <w:r>
+        <w:rPr>
+          <w:noProof/>
+          <w:lang w:val="pl-PL"/>
+        </w:rPr>
+        <w:drawing>
+          <wp:inline distT="0" distB="0" distL="0" distR="0" wp14:anchorId="68CCDA41" wp14:editId="7AEA7D43">
+            <wp:extent cx="2524477" cy="562053"/>
+            <wp:effectExtent l="0" t="0" r="9525" b="9525"/>
+            <wp:docPr id="1140713128" name="Picture 1" descr="A black screen with white text&#10;&#10;AI-generated content may be incorrect."/>
+            <wp:cNvGraphicFramePr>
+              <a:graphicFrameLocks xmlns:a="http://schemas.openxmlformats.org/drawingml/2006/main" noChangeAspect="1"/>
+            </wp:cNvGraphicFramePr>
+            <a:graphic xmlns:a="http://schemas.openxmlformats.org/drawingml/2006/main">
+              <a:graphicData uri="http://schemas.openxmlformats.org/drawingml/2006/picture">
+                <pic:pic xmlns:pic="http://schemas.openxmlformats.org/drawingml/2006/picture">
+                  <pic:nvPicPr>
+                    <pic:cNvPr id="1140713128" name="Picture 1" descr="A black screen with white text&#10;&#10;AI-generated content may be incorrect."/>
                     <pic:cNvPicPr/>
                   </pic:nvPicPr>
                   <pic:blipFill>
@@ -1531,7 +981,7 @@
                   <pic:spPr>
                     <a:xfrm>
                       <a:off x="0" y="0"/>
-                      <a:ext cx="4068342" cy="2005484"/>
+                      <a:ext cx="2524477" cy="562053"/>
                     </a:xfrm>
                     <a:prstGeom prst="rect">
                       <a:avLst/>
@@ -1546,33 +996,203 @@
     </w:p>
     <w:p>
       <w:pPr>
-        <w:pStyle w:val="Heading2"/>
-        <w:rPr>
-          <w:lang w:val="pl-PL"/>
-        </w:rPr>
-      </w:pPr>
-      <w:r>
-        <w:rPr>
-          <w:lang w:val="pl-PL"/>
-        </w:rPr>
-        <w:t>Debugging</w:t>
-      </w:r>
-    </w:p>
-    <w:p>
-      <w:r>
-        <w:t xml:space="preserve">Logs from executing a bash script on VM can be found on that VM in the /var/lib/waagent/custom-script/download/0 folder. There are the 'stdout' and 'stderr' files with logs. More info about that here: </w:t>
-      </w:r>
-      <w:hyperlink r:id="rId11" w:history="1">
-        <w:r>
-          <w:rPr>
-            <w:rStyle w:val="Hyperlink"/>
-          </w:rPr>
-          <w:t>learn.microsoft.com</w:t>
-        </w:r>
-      </w:hyperlink>
-      <w:r>
-        <w:t>.</w:t>
-      </w:r>
+        <w:rPr>
+          <w:lang w:val="pl-PL"/>
+        </w:rPr>
+      </w:pPr>
+      <w:r>
+        <w:rPr>
+          <w:lang w:val="pl-PL"/>
+        </w:rPr>
+        <w:t>In order to access this module’s output in the parent module we need to define that module at first in the main.tf file in the parent module:</w:t>
+      </w:r>
+    </w:p>
+    <w:p>
+      <w:pPr>
+        <w:rPr>
+          <w:lang w:val="pl-PL"/>
+        </w:rPr>
+      </w:pPr>
+      <w:r>
+        <w:rPr>
+          <w:lang w:val="pl-PL"/>
+        </w:rPr>
+        <w:t>Main.tf file:</w:t>
+      </w:r>
+    </w:p>
+    <w:p>
+      <w:pPr>
+        <w:rPr>
+          <w:lang w:val="pl-PL"/>
+        </w:rPr>
+      </w:pPr>
+      <w:r>
+        <w:rPr>
+          <w:noProof/>
+          <w:lang w:val="pl-PL"/>
+        </w:rPr>
+        <w:drawing>
+          <wp:inline distT="0" distB="0" distL="0" distR="0" wp14:anchorId="37B311A1" wp14:editId="12147B57">
+            <wp:extent cx="3372321" cy="962159"/>
+            <wp:effectExtent l="0" t="0" r="0" b="9525"/>
+            <wp:docPr id="469513672" name="Picture 1" descr="A screen shot of a computer code&#10;&#10;AI-generated content may be incorrect."/>
+            <wp:cNvGraphicFramePr>
+              <a:graphicFrameLocks xmlns:a="http://schemas.openxmlformats.org/drawingml/2006/main" noChangeAspect="1"/>
+            </wp:cNvGraphicFramePr>
+            <a:graphic xmlns:a="http://schemas.openxmlformats.org/drawingml/2006/main">
+              <a:graphicData uri="http://schemas.openxmlformats.org/drawingml/2006/picture">
+                <pic:pic xmlns:pic="http://schemas.openxmlformats.org/drawingml/2006/picture">
+                  <pic:nvPicPr>
+                    <pic:cNvPr id="469513672" name="Picture 1" descr="A screen shot of a computer code&#10;&#10;AI-generated content may be incorrect."/>
+                    <pic:cNvPicPr/>
+                  </pic:nvPicPr>
+                  <pic:blipFill>
+                    <a:blip r:embed="rId11"/>
+                    <a:stretch>
+                      <a:fillRect/>
+                    </a:stretch>
+                  </pic:blipFill>
+                  <pic:spPr>
+                    <a:xfrm>
+                      <a:off x="0" y="0"/>
+                      <a:ext cx="3372321" cy="962159"/>
+                    </a:xfrm>
+                    <a:prstGeom prst="rect">
+                      <a:avLst/>
+                    </a:prstGeom>
+                  </pic:spPr>
+                </pic:pic>
+              </a:graphicData>
+            </a:graphic>
+          </wp:inline>
+        </w:drawing>
+      </w:r>
+    </w:p>
+    <w:p>
+      <w:pPr>
+        <w:rPr>
+          <w:lang w:val="pl-PL"/>
+        </w:rPr>
+      </w:pPr>
+      <w:r>
+        <w:rPr>
+          <w:lang w:val="pl-PL"/>
+        </w:rPr>
+        <w:t>So here we are creating a module called ‘my_s3_bucket’.</w:t>
+      </w:r>
+    </w:p>
+    <w:p>
+      <w:pPr>
+        <w:rPr>
+          <w:lang w:val="pl-PL"/>
+        </w:rPr>
+      </w:pPr>
+      <w:r>
+        <w:rPr>
+          <w:lang w:val="pl-PL"/>
+        </w:rPr>
+        <w:lastRenderedPageBreak/>
+        <w:t>Now in the parent module we can use output from the child module by using command:</w:t>
+      </w:r>
+    </w:p>
+    <w:p>
+      <w:pPr>
+        <w:pStyle w:val="ListParagraph"/>
+        <w:numPr>
+          <w:ilvl w:val="0"/>
+          <w:numId w:val="5"/>
+        </w:numPr>
+        <w:rPr>
+          <w:lang w:val="pl-PL"/>
+        </w:rPr>
+      </w:pPr>
+      <w:r>
+        <w:rPr>
+          <w:lang w:val="pl-PL"/>
+        </w:rPr>
+        <w:t>module.my_s3_bucket.bucket_arn.</w:t>
+      </w:r>
+    </w:p>
+    <w:p>
+      <w:pPr>
+        <w:rPr>
+          <w:lang w:val="pl-PL"/>
+        </w:rPr>
+      </w:pPr>
+      <w:r>
+        <w:rPr>
+          <w:lang w:val="pl-PL"/>
+        </w:rPr>
+        <w:t>We can use that output from the child module for example in output of the parent module. In that case we can create the output of the parent module in the file called output.tf:</w:t>
+      </w:r>
+    </w:p>
+    <w:p>
+      <w:pPr>
+        <w:rPr>
+          <w:lang w:val="pl-PL"/>
+        </w:rPr>
+      </w:pPr>
+      <w:r>
+        <w:rPr>
+          <w:lang w:val="pl-PL"/>
+        </w:rPr>
+        <w:t>Output.tf file:</w:t>
+      </w:r>
+    </w:p>
+    <w:p>
+      <w:pPr>
+        <w:rPr>
+          <w:lang w:val="pl-PL"/>
+        </w:rPr>
+      </w:pPr>
+      <w:r>
+        <w:rPr>
+          <w:noProof/>
+          <w:lang w:val="pl-PL"/>
+        </w:rPr>
+        <w:drawing>
+          <wp:inline distT="0" distB="0" distL="0" distR="0" wp14:anchorId="17C9AF0C" wp14:editId="39B33A9B">
+            <wp:extent cx="3077004" cy="600159"/>
+            <wp:effectExtent l="0" t="0" r="0" b="9525"/>
+            <wp:docPr id="1096379866" name="Picture 1" descr="A screenshot of a computer&#10;&#10;AI-generated content may be incorrect."/>
+            <wp:cNvGraphicFramePr>
+              <a:graphicFrameLocks xmlns:a="http://schemas.openxmlformats.org/drawingml/2006/main" noChangeAspect="1"/>
+            </wp:cNvGraphicFramePr>
+            <a:graphic xmlns:a="http://schemas.openxmlformats.org/drawingml/2006/main">
+              <a:graphicData uri="http://schemas.openxmlformats.org/drawingml/2006/picture">
+                <pic:pic xmlns:pic="http://schemas.openxmlformats.org/drawingml/2006/picture">
+                  <pic:nvPicPr>
+                    <pic:cNvPr id="1096379866" name="Picture 1" descr="A screenshot of a computer&#10;&#10;AI-generated content may be incorrect."/>
+                    <pic:cNvPicPr/>
+                  </pic:nvPicPr>
+                  <pic:blipFill>
+                    <a:blip r:embed="rId12"/>
+                    <a:stretch>
+                      <a:fillRect/>
+                    </a:stretch>
+                  </pic:blipFill>
+                  <pic:spPr>
+                    <a:xfrm>
+                      <a:off x="0" y="0"/>
+                      <a:ext cx="3077004" cy="600159"/>
+                    </a:xfrm>
+                    <a:prstGeom prst="rect">
+                      <a:avLst/>
+                    </a:prstGeom>
+                  </pic:spPr>
+                </pic:pic>
+              </a:graphicData>
+            </a:graphic>
+          </wp:inline>
+        </w:drawing>
+      </w:r>
+    </w:p>
+    <w:p>
+      <w:pPr>
+        <w:rPr>
+          <w:lang w:val="pl-PL"/>
+        </w:rPr>
+      </w:pPr>
     </w:p>
     <w:p>
       <w:pPr>
@@ -2086,7 +1706,7 @@
   <w:abstractNum w:abstractNumId="1" w15:restartNumberingAfterBreak="0">
     <w:nsid w:val="1EFA1537"/>
     <w:multiLevelType w:val="hybridMultilevel"/>
-    <w:tmpl w:val="DC041C3A"/>
+    <w:tmpl w:val="1EA2730C"/>
     <w:lvl w:ilvl="0" w:tplc="04090001">
       <w:start w:val="1"/>
       <w:numFmt w:val="bullet"/>

--- a/terraform/terraform notes.docx
+++ b/terraform/terraform notes.docx
@@ -1254,157 +1254,12 @@
         <w:pStyle w:val="Heading1"/>
       </w:pPr>
       <w:r>
-        <w:lastRenderedPageBreak/>
         <w:t>Modules</w:t>
       </w:r>
     </w:p>
     <w:p>
-      <w:pPr>
-        <w:pStyle w:val="Heading2"/>
-      </w:pPr>
-      <w:r>
-        <w:t>Public modules on Terraform website</w:t>
-      </w:r>
-    </w:p>
-    <w:p>
-      <w:r>
-        <w:t>There are available modules on the terraform website. They are prepared for creating specific resources. They can be used as an example how to create resources.</w:t>
-      </w:r>
-    </w:p>
-    <w:p>
-      <w:pPr>
-        <w:pStyle w:val="Heading2"/>
-        <w:rPr>
-          <w:lang w:val="pl-PL"/>
-        </w:rPr>
-      </w:pPr>
-      <w:r>
-        <w:rPr>
-          <w:lang w:val="pl-PL"/>
-        </w:rPr>
-        <w:t>Providers in modules</w:t>
-      </w:r>
-    </w:p>
-    <w:p>
-      <w:pPr>
-        <w:rPr>
-          <w:lang w:val="pl-PL"/>
-        </w:rPr>
-      </w:pPr>
-      <w:r>
-        <w:rPr>
-          <w:lang w:val="pl-PL"/>
-        </w:rPr>
-        <w:t xml:space="preserve">Sometimes </w:t>
-      </w:r>
-      <w:r>
-        <w:rPr>
-          <w:lang w:val="pl-PL"/>
-        </w:rPr>
-        <w:t>in the module we need to specify providers even though we have those providers defined in the root module.</w:t>
-      </w:r>
-    </w:p>
-    <w:p>
-      <w:pPr>
-        <w:pStyle w:val="Heading1"/>
-      </w:pPr>
-      <w:r>
-        <w:t>Terraform console</w:t>
-      </w:r>
-    </w:p>
-    <w:p>
-      <w:r>
-        <w:t>We can use the ‘terraform console’ command which will create a consol</w:t>
-      </w:r>
-      <w:r>
-        <w:t>e</w:t>
-      </w:r>
-      <w:r>
-        <w:t xml:space="preserve"> where we can test terraform commands, like different terraform functions.</w:t>
-      </w:r>
-    </w:p>
-    <w:p>
-      <w:pPr>
-        <w:pStyle w:val="Heading1"/>
-      </w:pPr>
-      <w:r>
-        <w:t>Drift</w:t>
-      </w:r>
-    </w:p>
-    <w:p>
-      <w:r>
-        <w:t>Drift is a situation when resources in cloud are different then those defined in Terraform configuration files. That when some resources have been created manually or by a different tool than Terraform. There are some tools in Terraform helping with that.</w:t>
-      </w:r>
-    </w:p>
-    <w:p>
-      <w:pPr>
-        <w:pStyle w:val="Heading1"/>
-      </w:pPr>
-      <w:r>
-        <w:t>Testing</w:t>
-      </w:r>
-    </w:p>
-    <w:p>
-      <w:r>
-        <w:t xml:space="preserve">There </w:t>
-      </w:r>
-      <w:r>
-        <w:t>are</w:t>
-      </w:r>
-      <w:r>
-        <w:t xml:space="preserve"> tool</w:t>
-      </w:r>
-      <w:r>
-        <w:t>s helping with testing if our code is correct. Not only if that code will work without errors but if it is gonna work as excpected</w:t>
-      </w:r>
-      <w:r>
-        <w:t xml:space="preserve"> and we are not violating any </w:t>
-      </w:r>
-      <w:r>
-        <w:t xml:space="preserve">common </w:t>
-      </w:r>
-      <w:r>
-        <w:t>rules.</w:t>
-      </w:r>
-    </w:p>
-    <w:p>
-      <w:pPr>
-        <w:pStyle w:val="Heading2"/>
-      </w:pPr>
-      <w:r>
-        <w:t>TFLint</w:t>
-      </w:r>
-    </w:p>
-    <w:p>
-      <w:r>
-        <w:t>The TFLint is a tool for testing if Terraform code is correct. It knows what are the available values for different arguments and can detect errors, for example if we use the ‘banana’ as argument for VM size it will know it is not acceptable value.</w:t>
-      </w:r>
-    </w:p>
-    <w:p>
-      <w:pPr>
-        <w:pStyle w:val="Heading2"/>
-      </w:pPr>
-      <w:r>
-        <w:t>Checkov</w:t>
-      </w:r>
-    </w:p>
-    <w:p>
-      <w:r>
-        <w:t>The checkov is a tool for checking if we are exposing confidential data in our code</w:t>
-      </w:r>
-      <w:r>
-        <w:t xml:space="preserve"> or if we are following the recommended best practices for our code, like do we have all the recommended settings.</w:t>
-      </w:r>
-    </w:p>
-    <w:p>
-      <w:r>
-        <w:lastRenderedPageBreak/>
-        <w:t>It also allows us to define our own rules (policies) which should be followed when writing a code and it can automatically validate them.</w:t>
-      </w:r>
-    </w:p>
-    <w:p>
-      <w:r>
-        <w:t>Another similar tools:</w:t>
+      <w:r>
+        <w:t>Modules allow us to reuse code in multiple projects. There are different kinds of modules which differ in from where we are taking a code:</w:t>
       </w:r>
     </w:p>
     <w:p>
@@ -1416,7 +1271,20 @@
         </w:numPr>
       </w:pPr>
       <w:r>
-        <w:t>Terrascan</w:t>
+        <w:lastRenderedPageBreak/>
+        <w:t>Local modules</w:t>
+      </w:r>
+    </w:p>
+    <w:p>
+      <w:pPr>
+        <w:pStyle w:val="ListParagraph"/>
+        <w:numPr>
+          <w:ilvl w:val="1"/>
+          <w:numId w:val="5"/>
+        </w:numPr>
+      </w:pPr>
+      <w:r>
+        <w:t>Source: A directory on a local filesystem</w:t>
       </w:r>
     </w:p>
     <w:p>
@@ -1428,7 +1296,19 @@
         </w:numPr>
       </w:pPr>
       <w:r>
-        <w:t>Trivy</w:t>
+        <w:t>Git based modules</w:t>
+      </w:r>
+    </w:p>
+    <w:p>
+      <w:pPr>
+        <w:pStyle w:val="ListParagraph"/>
+        <w:numPr>
+          <w:ilvl w:val="1"/>
+          <w:numId w:val="5"/>
+        </w:numPr>
+      </w:pPr>
+      <w:r>
+        <w:t>Source: A git repository</w:t>
       </w:r>
     </w:p>
     <w:p>
@@ -1440,7 +1320,19 @@
         </w:numPr>
       </w:pPr>
       <w:r>
-        <w:t>Sentinel</w:t>
+        <w:t>Terraform registry modules</w:t>
+      </w:r>
+    </w:p>
+    <w:p>
+      <w:pPr>
+        <w:pStyle w:val="ListParagraph"/>
+        <w:numPr>
+          <w:ilvl w:val="1"/>
+          <w:numId w:val="5"/>
+        </w:numPr>
+      </w:pPr>
+      <w:r>
+        <w:t>Source: Terraform registry, public or private</w:t>
       </w:r>
     </w:p>
     <w:p>
@@ -1452,7 +1344,584 @@
         </w:numPr>
       </w:pPr>
       <w:r>
-        <w:t>Snyk</w:t>
+        <w:t>Private registry modules</w:t>
+      </w:r>
+    </w:p>
+    <w:p>
+      <w:pPr>
+        <w:pStyle w:val="ListParagraph"/>
+        <w:numPr>
+          <w:ilvl w:val="1"/>
+          <w:numId w:val="5"/>
+        </w:numPr>
+      </w:pPr>
+      <w:r>
+        <w:t>Source: A private Terraform module registry (e.g., inside Terraform Cloud or Terraform Enterprise).</w:t>
+      </w:r>
+    </w:p>
+    <w:p>
+      <w:r>
+        <w:t xml:space="preserve">Each module has defined its own variables and outputs. </w:t>
+      </w:r>
+    </w:p>
+    <w:p>
+      <w:r>
+        <w:t>When creating a module, we need to provide all the necessary variables.</w:t>
+      </w:r>
+    </w:p>
+    <w:p>
+      <w:r>
+        <w:t>After creating a module, we can access its outputs.</w:t>
+      </w:r>
+    </w:p>
+    <w:p>
+      <w:r>
+        <w:t>For example, we can have local modules like that:</w:t>
+      </w:r>
+    </w:p>
+    <w:p>
+      <w:r>
+        <w:drawing>
+          <wp:inline distT="0" distB="0" distL="0" distR="0" wp14:anchorId="3DAF3645" wp14:editId="05C1DABF">
+            <wp:extent cx="1311194" cy="1901952"/>
+            <wp:effectExtent l="0" t="0" r="3810" b="3175"/>
+            <wp:docPr id="900867918" name="Picture 1" descr="A screenshot of a computer&#10;&#10;AI-generated content may be incorrect."/>
+            <wp:cNvGraphicFramePr>
+              <a:graphicFrameLocks xmlns:a="http://schemas.openxmlformats.org/drawingml/2006/main" noChangeAspect="1"/>
+            </wp:cNvGraphicFramePr>
+            <a:graphic xmlns:a="http://schemas.openxmlformats.org/drawingml/2006/main">
+              <a:graphicData uri="http://schemas.openxmlformats.org/drawingml/2006/picture">
+                <pic:pic xmlns:pic="http://schemas.openxmlformats.org/drawingml/2006/picture">
+                  <pic:nvPicPr>
+                    <pic:cNvPr id="900867918" name="Picture 1" descr="A screenshot of a computer&#10;&#10;AI-generated content may be incorrect."/>
+                    <pic:cNvPicPr/>
+                  </pic:nvPicPr>
+                  <pic:blipFill>
+                    <a:blip r:embed="rId13"/>
+                    <a:stretch>
+                      <a:fillRect/>
+                    </a:stretch>
+                  </pic:blipFill>
+                  <pic:spPr>
+                    <a:xfrm>
+                      <a:off x="0" y="0"/>
+                      <a:ext cx="1318797" cy="1912981"/>
+                    </a:xfrm>
+                    <a:prstGeom prst="rect">
+                      <a:avLst/>
+                    </a:prstGeom>
+                  </pic:spPr>
+                </pic:pic>
+              </a:graphicData>
+            </a:graphic>
+          </wp:inline>
+        </w:drawing>
+      </w:r>
+    </w:p>
+    <w:p>
+      <w:r>
+        <w:t>Here we have a separate module for creating different Azure resources, linux VM, networks, resource group, storage account and generating SSH keys.</w:t>
+      </w:r>
+    </w:p>
+    <w:p>
+      <w:r>
+        <w:t>Those modules can be then used in scripts in a repo</w:t>
+      </w:r>
+      <w:r>
+        <w:t xml:space="preserve"> like this</w:t>
+      </w:r>
+      <w:r>
+        <w:t>:</w:t>
+      </w:r>
+    </w:p>
+    <w:p>
+      <w:r>
+        <w:lastRenderedPageBreak/>
+        <w:drawing>
+          <wp:inline distT="0" distB="0" distL="0" distR="0" wp14:anchorId="4029D01A" wp14:editId="6AF4FE0E">
+            <wp:extent cx="5943600" cy="2013585"/>
+            <wp:effectExtent l="0" t="0" r="0" b="5715"/>
+            <wp:docPr id="600143781" name="Picture 1" descr="A screenshot of a computer program&#10;&#10;AI-generated content may be incorrect."/>
+            <wp:cNvGraphicFramePr>
+              <a:graphicFrameLocks xmlns:a="http://schemas.openxmlformats.org/drawingml/2006/main" noChangeAspect="1"/>
+            </wp:cNvGraphicFramePr>
+            <a:graphic xmlns:a="http://schemas.openxmlformats.org/drawingml/2006/main">
+              <a:graphicData uri="http://schemas.openxmlformats.org/drawingml/2006/picture">
+                <pic:pic xmlns:pic="http://schemas.openxmlformats.org/drawingml/2006/picture">
+                  <pic:nvPicPr>
+                    <pic:cNvPr id="600143781" name="Picture 1" descr="A screenshot of a computer program&#10;&#10;AI-generated content may be incorrect."/>
+                    <pic:cNvPicPr/>
+                  </pic:nvPicPr>
+                  <pic:blipFill>
+                    <a:blip r:embed="rId14"/>
+                    <a:stretch>
+                      <a:fillRect/>
+                    </a:stretch>
+                  </pic:blipFill>
+                  <pic:spPr>
+                    <a:xfrm>
+                      <a:off x="0" y="0"/>
+                      <a:ext cx="5943600" cy="2013585"/>
+                    </a:xfrm>
+                    <a:prstGeom prst="rect">
+                      <a:avLst/>
+                    </a:prstGeom>
+                  </pic:spPr>
+                </pic:pic>
+              </a:graphicData>
+            </a:graphic>
+          </wp:inline>
+        </w:drawing>
+      </w:r>
+    </w:p>
+    <w:p>
+      <w:pPr>
+        <w:pStyle w:val="Heading2"/>
+      </w:pPr>
+      <w:r>
+        <w:t>Local modules</w:t>
+      </w:r>
+    </w:p>
+    <w:p>
+      <w:r>
+        <w:t>Local modules are saved in a directories on our local filesystem.</w:t>
+      </w:r>
+    </w:p>
+    <w:p>
+      <w:r>
+        <w:t>When creating a local module, as a source argument we are providing a path to a local directory containing this module.</w:t>
+      </w:r>
+    </w:p>
+    <w:p>
+      <w:r>
+        <w:t>For example if we have a repo like this:</w:t>
+      </w:r>
+    </w:p>
+    <w:p>
+      <w:r>
+        <w:drawing>
+          <wp:inline distT="0" distB="0" distL="0" distR="0" wp14:anchorId="37EA0AD9" wp14:editId="5D96EE32">
+            <wp:extent cx="1543265" cy="1086002"/>
+            <wp:effectExtent l="0" t="0" r="0" b="0"/>
+            <wp:docPr id="713906983" name="Picture 1" descr="A screenshot of a computer program&#10;&#10;AI-generated content may be incorrect."/>
+            <wp:cNvGraphicFramePr>
+              <a:graphicFrameLocks xmlns:a="http://schemas.openxmlformats.org/drawingml/2006/main" noChangeAspect="1"/>
+            </wp:cNvGraphicFramePr>
+            <a:graphic xmlns:a="http://schemas.openxmlformats.org/drawingml/2006/main">
+              <a:graphicData uri="http://schemas.openxmlformats.org/drawingml/2006/picture">
+                <pic:pic xmlns:pic="http://schemas.openxmlformats.org/drawingml/2006/picture">
+                  <pic:nvPicPr>
+                    <pic:cNvPr id="713906983" name="Picture 1" descr="A screenshot of a computer program&#10;&#10;AI-generated content may be incorrect."/>
+                    <pic:cNvPicPr/>
+                  </pic:nvPicPr>
+                  <pic:blipFill>
+                    <a:blip r:embed="rId15"/>
+                    <a:stretch>
+                      <a:fillRect/>
+                    </a:stretch>
+                  </pic:blipFill>
+                  <pic:spPr>
+                    <a:xfrm>
+                      <a:off x="0" y="0"/>
+                      <a:ext cx="1543265" cy="1086002"/>
+                    </a:xfrm>
+                    <a:prstGeom prst="rect">
+                      <a:avLst/>
+                    </a:prstGeom>
+                  </pic:spPr>
+                </pic:pic>
+              </a:graphicData>
+            </a:graphic>
+          </wp:inline>
+        </w:drawing>
+      </w:r>
+    </w:p>
+    <w:p>
+      <w:r>
+        <w:t>Then we specify a source for a module</w:t>
+      </w:r>
+      <w:r>
+        <w:t xml:space="preserve"> in the main.tf file</w:t>
+      </w:r>
+      <w:r>
+        <w:t xml:space="preserve"> like this:</w:t>
+      </w:r>
+    </w:p>
+    <w:p>
+      <w:r>
+        <w:drawing>
+          <wp:inline distT="0" distB="0" distL="0" distR="0" wp14:anchorId="3550C43F" wp14:editId="1BEB0C04">
+            <wp:extent cx="1916582" cy="565048"/>
+            <wp:effectExtent l="0" t="0" r="7620" b="6985"/>
+            <wp:docPr id="1811425807" name="Picture 1" descr="A computer screen with white text&#10;&#10;AI-generated content may be incorrect."/>
+            <wp:cNvGraphicFramePr>
+              <a:graphicFrameLocks xmlns:a="http://schemas.openxmlformats.org/drawingml/2006/main" noChangeAspect="1"/>
+            </wp:cNvGraphicFramePr>
+            <a:graphic xmlns:a="http://schemas.openxmlformats.org/drawingml/2006/main">
+              <a:graphicData uri="http://schemas.openxmlformats.org/drawingml/2006/picture">
+                <pic:pic xmlns:pic="http://schemas.openxmlformats.org/drawingml/2006/picture">
+                  <pic:nvPicPr>
+                    <pic:cNvPr id="1811425807" name="Picture 1" descr="A computer screen with white text&#10;&#10;AI-generated content may be incorrect."/>
+                    <pic:cNvPicPr/>
+                  </pic:nvPicPr>
+                  <pic:blipFill>
+                    <a:blip r:embed="rId16"/>
+                    <a:stretch>
+                      <a:fillRect/>
+                    </a:stretch>
+                  </pic:blipFill>
+                  <pic:spPr>
+                    <a:xfrm>
+                      <a:off x="0" y="0"/>
+                      <a:ext cx="1932580" cy="569764"/>
+                    </a:xfrm>
+                    <a:prstGeom prst="rect">
+                      <a:avLst/>
+                    </a:prstGeom>
+                  </pic:spPr>
+                </pic:pic>
+              </a:graphicData>
+            </a:graphic>
+          </wp:inline>
+        </w:drawing>
+      </w:r>
+    </w:p>
+    <w:p>
+      <w:pPr>
+        <w:pStyle w:val="Heading2"/>
+      </w:pPr>
+      <w:r>
+        <w:t>Git based modules</w:t>
+      </w:r>
+    </w:p>
+    <w:p>
+      <w:r>
+        <w:t>We can have a Terraform module saved in a Git repository and access it directly in another repository:</w:t>
+      </w:r>
+    </w:p>
+    <w:p>
+      <w:r>
+        <w:drawing>
+          <wp:inline distT="0" distB="0" distL="0" distR="0" wp14:anchorId="4B4B7953" wp14:editId="681531FA">
+            <wp:extent cx="4440326" cy="565783"/>
+            <wp:effectExtent l="0" t="0" r="0" b="6350"/>
+            <wp:docPr id="1159010614" name="Picture 1" descr="A black background with white text&#10;&#10;AI-generated content may be incorrect."/>
+            <wp:cNvGraphicFramePr>
+              <a:graphicFrameLocks xmlns:a="http://schemas.openxmlformats.org/drawingml/2006/main" noChangeAspect="1"/>
+            </wp:cNvGraphicFramePr>
+            <a:graphic xmlns:a="http://schemas.openxmlformats.org/drawingml/2006/main">
+              <a:graphicData uri="http://schemas.openxmlformats.org/drawingml/2006/picture">
+                <pic:pic xmlns:pic="http://schemas.openxmlformats.org/drawingml/2006/picture">
+                  <pic:nvPicPr>
+                    <pic:cNvPr id="1159010614" name="Picture 1" descr="A black background with white text&#10;&#10;AI-generated content may be incorrect."/>
+                    <pic:cNvPicPr/>
+                  </pic:nvPicPr>
+                  <pic:blipFill>
+                    <a:blip r:embed="rId17"/>
+                    <a:stretch>
+                      <a:fillRect/>
+                    </a:stretch>
+                  </pic:blipFill>
+                  <pic:spPr>
+                    <a:xfrm>
+                      <a:off x="0" y="0"/>
+                      <a:ext cx="4551619" cy="579964"/>
+                    </a:xfrm>
+                    <a:prstGeom prst="rect">
+                      <a:avLst/>
+                    </a:prstGeom>
+                  </pic:spPr>
+                </pic:pic>
+              </a:graphicData>
+            </a:graphic>
+          </wp:inline>
+        </w:drawing>
+      </w:r>
+    </w:p>
+    <w:p>
+      <w:pPr>
+        <w:pStyle w:val="Heading2"/>
+      </w:pPr>
+      <w:r>
+        <w:t>Terraform registry modules</w:t>
+      </w:r>
+    </w:p>
+    <w:p>
+      <w:r>
+        <w:t xml:space="preserve">There are available modules on the </w:t>
+      </w:r>
+      <w:r>
+        <w:t>T</w:t>
+      </w:r>
+      <w:r>
+        <w:t xml:space="preserve">erraform </w:t>
+      </w:r>
+      <w:r>
+        <w:t xml:space="preserve">Registry </w:t>
+      </w:r>
+      <w:r>
+        <w:t>website</w:t>
+      </w:r>
+      <w:r>
+        <w:t xml:space="preserve"> </w:t>
+      </w:r>
+      <w:hyperlink r:id="rId18" w:history="1">
+        <w:r>
+          <w:rPr>
+            <w:rStyle w:val="Hyperlink"/>
+          </w:rPr>
+          <w:t>registry.terraform.io</w:t>
+        </w:r>
+      </w:hyperlink>
+      <w:r>
+        <w:t xml:space="preserve">. </w:t>
+      </w:r>
+    </w:p>
+    <w:p>
+      <w:r>
+        <w:lastRenderedPageBreak/>
+        <w:t>We create a module from a Terraform Registry like this:</w:t>
+      </w:r>
+    </w:p>
+    <w:p>
+      <w:r>
+        <w:drawing>
+          <wp:inline distT="0" distB="0" distL="0" distR="0" wp14:anchorId="4C4F2A75" wp14:editId="5FE381EA">
+            <wp:extent cx="2231136" cy="660835"/>
+            <wp:effectExtent l="0" t="0" r="0" b="6350"/>
+            <wp:docPr id="589622426" name="Picture 1" descr="A black screen with white text&#10;&#10;AI-generated content may be incorrect."/>
+            <wp:cNvGraphicFramePr>
+              <a:graphicFrameLocks xmlns:a="http://schemas.openxmlformats.org/drawingml/2006/main" noChangeAspect="1"/>
+            </wp:cNvGraphicFramePr>
+            <a:graphic xmlns:a="http://schemas.openxmlformats.org/drawingml/2006/main">
+              <a:graphicData uri="http://schemas.openxmlformats.org/drawingml/2006/picture">
+                <pic:pic xmlns:pic="http://schemas.openxmlformats.org/drawingml/2006/picture">
+                  <pic:nvPicPr>
+                    <pic:cNvPr id="589622426" name="Picture 1" descr="A black screen with white text&#10;&#10;AI-generated content may be incorrect."/>
+                    <pic:cNvPicPr/>
+                  </pic:nvPicPr>
+                  <pic:blipFill>
+                    <a:blip r:embed="rId19"/>
+                    <a:stretch>
+                      <a:fillRect/>
+                    </a:stretch>
+                  </pic:blipFill>
+                  <pic:spPr>
+                    <a:xfrm>
+                      <a:off x="0" y="0"/>
+                      <a:ext cx="2262941" cy="670255"/>
+                    </a:xfrm>
+                    <a:prstGeom prst="rect">
+                      <a:avLst/>
+                    </a:prstGeom>
+                  </pic:spPr>
+                </pic:pic>
+              </a:graphicData>
+            </a:graphic>
+          </wp:inline>
+        </w:drawing>
+      </w:r>
+    </w:p>
+    <w:p>
+      <w:pPr>
+        <w:pStyle w:val="Heading2"/>
+      </w:pPr>
+      <w:r>
+        <w:t>Private registry modules</w:t>
+      </w:r>
+    </w:p>
+    <w:p>
+      <w:r>
+        <w:t>We can create a</w:t>
+      </w:r>
+      <w:r>
+        <w:t xml:space="preserve"> private Terraform module registry </w:t>
+      </w:r>
+      <w:r>
+        <w:t xml:space="preserve">for example </w:t>
+      </w:r>
+      <w:r>
+        <w:t>inside Terraform Cloud or Terraform Enterprise.</w:t>
+      </w:r>
+    </w:p>
+    <w:p>
+      <w:r>
+        <w:t>We create a module from a private registry like this:</w:t>
+      </w:r>
+    </w:p>
+    <w:p>
+      <w:r>
+        <w:drawing>
+          <wp:inline distT="0" distB="0" distL="0" distR="0" wp14:anchorId="716E620B" wp14:editId="161EAE26">
+            <wp:extent cx="2655418" cy="600861"/>
+            <wp:effectExtent l="0" t="0" r="0" b="8890"/>
+            <wp:docPr id="1135454581" name="Picture 1" descr="A black screen with white text&#10;&#10;AI-generated content may be incorrect."/>
+            <wp:cNvGraphicFramePr>
+              <a:graphicFrameLocks xmlns:a="http://schemas.openxmlformats.org/drawingml/2006/main" noChangeAspect="1"/>
+            </wp:cNvGraphicFramePr>
+            <a:graphic xmlns:a="http://schemas.openxmlformats.org/drawingml/2006/main">
+              <a:graphicData uri="http://schemas.openxmlformats.org/drawingml/2006/picture">
+                <pic:pic xmlns:pic="http://schemas.openxmlformats.org/drawingml/2006/picture">
+                  <pic:nvPicPr>
+                    <pic:cNvPr id="1135454581" name="Picture 1" descr="A black screen with white text&#10;&#10;AI-generated content may be incorrect."/>
+                    <pic:cNvPicPr/>
+                  </pic:nvPicPr>
+                  <pic:blipFill>
+                    <a:blip r:embed="rId20"/>
+                    <a:stretch>
+                      <a:fillRect/>
+                    </a:stretch>
+                  </pic:blipFill>
+                  <pic:spPr>
+                    <a:xfrm>
+                      <a:off x="0" y="0"/>
+                      <a:ext cx="2682157" cy="606912"/>
+                    </a:xfrm>
+                    <a:prstGeom prst="rect">
+                      <a:avLst/>
+                    </a:prstGeom>
+                  </pic:spPr>
+                </pic:pic>
+              </a:graphicData>
+            </a:graphic>
+          </wp:inline>
+        </w:drawing>
+      </w:r>
+    </w:p>
+    <w:p>
+      <w:pPr>
+        <w:pStyle w:val="Heading2"/>
+        <w:rPr>
+          <w:lang w:val="pl-PL"/>
+        </w:rPr>
+      </w:pPr>
+      <w:r>
+        <w:rPr>
+          <w:lang w:val="pl-PL"/>
+        </w:rPr>
+        <w:t>Providers in modules</w:t>
+      </w:r>
+    </w:p>
+    <w:p>
+      <w:pPr>
+        <w:rPr>
+          <w:lang w:val="pl-PL"/>
+        </w:rPr>
+      </w:pPr>
+      <w:r>
+        <w:rPr>
+          <w:lang w:val="pl-PL"/>
+        </w:rPr>
+        <w:t xml:space="preserve">Sometimes </w:t>
+      </w:r>
+      <w:r>
+        <w:rPr>
+          <w:lang w:val="pl-PL"/>
+        </w:rPr>
+        <w:t>in the module we need to specify providers even though we have those providers defined in the root module.</w:t>
+      </w:r>
+    </w:p>
+    <w:p>
+      <w:pPr>
+        <w:pStyle w:val="Heading1"/>
+      </w:pPr>
+      <w:r>
+        <w:t>Terraform console</w:t>
+      </w:r>
+    </w:p>
+    <w:p>
+      <w:r>
+        <w:t>We can use the ‘terraform console’ command which will create a consol</w:t>
+      </w:r>
+      <w:r>
+        <w:t>e</w:t>
+      </w:r>
+      <w:r>
+        <w:t xml:space="preserve"> where we can test terraform commands, like different terraform functions.</w:t>
+      </w:r>
+    </w:p>
+    <w:p>
+      <w:pPr>
+        <w:pStyle w:val="Heading1"/>
+      </w:pPr>
+      <w:r>
+        <w:t>Drift</w:t>
+      </w:r>
+    </w:p>
+    <w:p>
+      <w:r>
+        <w:t>Drift is a situation when resources in cloud are different then those defined in Terraform configuration files. That when some resources have been created manually or by a different tool than Terraform. There are some tools in Terraform helping with that.</w:t>
+      </w:r>
+    </w:p>
+    <w:p>
+      <w:pPr>
+        <w:pStyle w:val="Heading1"/>
+      </w:pPr>
+      <w:r>
+        <w:t>Testing</w:t>
+      </w:r>
+    </w:p>
+    <w:p>
+      <w:r>
+        <w:t xml:space="preserve">There </w:t>
+      </w:r>
+      <w:r>
+        <w:t>are</w:t>
+      </w:r>
+      <w:r>
+        <w:t xml:space="preserve"> tool</w:t>
+      </w:r>
+      <w:r>
+        <w:t>s helping with testing if our code is correct. Not only if that code will work without errors but if it is gonna work as excpected</w:t>
+      </w:r>
+      <w:r>
+        <w:t xml:space="preserve"> and we are not violating any </w:t>
+      </w:r>
+      <w:r>
+        <w:t xml:space="preserve">common </w:t>
+      </w:r>
+      <w:r>
+        <w:t>rules.</w:t>
+      </w:r>
+    </w:p>
+    <w:p>
+      <w:pPr>
+        <w:pStyle w:val="Heading2"/>
+      </w:pPr>
+      <w:r>
+        <w:lastRenderedPageBreak/>
+        <w:t>TFLint</w:t>
+      </w:r>
+    </w:p>
+    <w:p>
+      <w:r>
+        <w:t>The TFLint is a tool for testing if Terraform code is correct. It knows what are the available values for different arguments and can detect errors, for example if we use the ‘banana’ as argument for VM size it will know it is not acceptable value.</w:t>
+      </w:r>
+    </w:p>
+    <w:p>
+      <w:pPr>
+        <w:pStyle w:val="Heading2"/>
+      </w:pPr>
+      <w:r>
+        <w:t>Checkov</w:t>
+      </w:r>
+    </w:p>
+    <w:p>
+      <w:r>
+        <w:t>The checkov is a tool for checking if we are exposing confidential data in our code</w:t>
+      </w:r>
+      <w:r>
+        <w:t xml:space="preserve"> or if we are following the recommended best practices for our code, like do we have all the recommended settings.</w:t>
+      </w:r>
+    </w:p>
+    <w:p>
+      <w:r>
+        <w:t>It also allows us to define our own rules (policies) which should be followed when writing a code and it can automatically validate them.</w:t>
+      </w:r>
+    </w:p>
+    <w:p>
+      <w:r>
+        <w:t>Another similar tools:</w:t>
       </w:r>
     </w:p>
     <w:p>
@@ -1464,7 +1933,7 @@
         </w:numPr>
       </w:pPr>
       <w:r>
-        <w:t>Mondoo</w:t>
+        <w:t>Terrascan</w:t>
       </w:r>
     </w:p>
     <w:p>
@@ -1476,6 +1945,54 @@
         </w:numPr>
       </w:pPr>
       <w:r>
+        <w:t>Trivy</w:t>
+      </w:r>
+    </w:p>
+    <w:p>
+      <w:pPr>
+        <w:pStyle w:val="ListParagraph"/>
+        <w:numPr>
+          <w:ilvl w:val="0"/>
+          <w:numId w:val="5"/>
+        </w:numPr>
+      </w:pPr>
+      <w:r>
+        <w:t>Sentinel</w:t>
+      </w:r>
+    </w:p>
+    <w:p>
+      <w:pPr>
+        <w:pStyle w:val="ListParagraph"/>
+        <w:numPr>
+          <w:ilvl w:val="0"/>
+          <w:numId w:val="5"/>
+        </w:numPr>
+      </w:pPr>
+      <w:r>
+        <w:t>Snyk</w:t>
+      </w:r>
+    </w:p>
+    <w:p>
+      <w:pPr>
+        <w:pStyle w:val="ListParagraph"/>
+        <w:numPr>
+          <w:ilvl w:val="0"/>
+          <w:numId w:val="5"/>
+        </w:numPr>
+      </w:pPr>
+      <w:r>
+        <w:t>Mondoo</w:t>
+      </w:r>
+    </w:p>
+    <w:p>
+      <w:pPr>
+        <w:pStyle w:val="ListParagraph"/>
+        <w:numPr>
+          <w:ilvl w:val="0"/>
+          <w:numId w:val="5"/>
+        </w:numPr>
+      </w:pPr>
+      <w:r>
         <w:t>Terratest</w:t>
       </w:r>
     </w:p>
@@ -1544,6 +2061,7 @@
         <w:pStyle w:val="Heading3"/>
       </w:pPr>
       <w:r>
+        <w:lastRenderedPageBreak/>
         <w:t>Variables validation</w:t>
       </w:r>
     </w:p>
@@ -1706,7 +2224,7 @@
   <w:abstractNum w:abstractNumId="1" w15:restartNumberingAfterBreak="0">
     <w:nsid w:val="1EFA1537"/>
     <w:multiLevelType w:val="hybridMultilevel"/>
-    <w:tmpl w:val="1EA2730C"/>
+    <w:tmpl w:val="FB26A084"/>
     <w:lvl w:ilvl="0" w:tplc="04090001">
       <w:start w:val="1"/>
       <w:numFmt w:val="bullet"/>
@@ -1719,7 +2237,7 @@
         <w:rFonts w:ascii="Symbol" w:hAnsi="Symbol" w:hint="default"/>
       </w:rPr>
     </w:lvl>
-    <w:lvl w:ilvl="1" w:tplc="04090003" w:tentative="1">
+    <w:lvl w:ilvl="1" w:tplc="04090003">
       <w:start w:val="1"/>
       <w:numFmt w:val="bullet"/>
       <w:lvlText w:val="o"/>
@@ -2993,7 +3511,6 @@
   <w:style w:type="character" w:default="1" w:styleId="DefaultParagraphFont">
     <w:name w:val="Default Paragraph Font"/>
     <w:uiPriority w:val="1"/>
-    <w:semiHidden/>
     <w:unhideWhenUsed/>
   </w:style>
   <w:style w:type="table" w:default="1" w:styleId="TableNormal">
